--- a/WebContent/docx/非小细胞肺癌-报告模板-广附一（简化版）.docx
+++ b/WebContent/docx/非小细胞肺癌-报告模板-广附一（简化版）.docx
@@ -2096,7 +2096,6 @@
                       </w14:textFill>
                     </w:rPr>
                   </w:pPr>
-                  <w:bookmarkStart w:id="0" w:name="_GoBack" w:colFirst="0" w:colLast="5"/>
                   <w:r>
                     <w:rPr>
                       <w:rFonts w:hint="eastAsia" w:cs="微软雅黑"/>
@@ -3779,6 +3778,11 @@
                 </w:tcPr>
                 <w:p>
                   <w:pPr>
+                    <w:keepNext w:val="0"/>
+                    <w:keepLines w:val="0"/>
+                    <w:suppressLineNumbers w:val="0"/>
+                    <w:spacing w:before="0" w:beforeAutospacing="0" w:after="0" w:afterAutospacing="0"/>
+                    <w:ind w:left="0" w:right="0"/>
                     <w:jc w:val="center"/>
                     <w:rPr>
                       <w:rFonts w:hint="eastAsia" w:cs="微软雅黑"/>
@@ -3787,7 +3791,7 @@
                       <w:kern w:val="0"/>
                       <w:sz w:val="21"/>
                       <w:szCs w:val="21"/>
-                      <w:lang w:eastAsia="zh-CN"/>
+                      <w:lang w:val="en-US" w:eastAsia="zh-CN"/>
                       <w14:textFill>
                         <w14:solidFill>
                           <w14:schemeClr w14:val="tx1">
@@ -3816,147 +3820,195 @@
                         </w14:solidFill>
                       </w14:textFill>
                     </w:rPr>
-                    <w:t xml:space="preserve">{% if </w:t>
-                  </w:r>
-                  <w:r>
-                    <w:rPr>
-                      <w:rFonts w:hint="eastAsia" w:cs="微软雅黑"/>
-                      <w:bCs/>
-                      <w:color w:val="262626" w:themeColor="text1" w:themeTint="D9"/>
-                      <w:kern w:val="0"/>
-                      <w:sz w:val="21"/>
-                      <w:szCs w:val="21"/>
-                      <w:lang w:eastAsia="zh-CN"/>
-                      <w14:textFill>
-                        <w14:solidFill>
-                          <w14:schemeClr w14:val="tx1">
-                            <w14:lumMod w14:val="85000"/>
-                            <w14:lumOff w14:val="15000"/>
-                          </w14:schemeClr>
-                        </w14:solidFill>
-                      </w14:textFill>
-                    </w:rPr>
-                    <w:t>gfy_ori_variant</w:t>
-                  </w:r>
-                  <w:r>
-                    <w:rPr>
-                      <w:rFonts w:hint="eastAsia" w:cs="微软雅黑"/>
-                      <w:bCs/>
-                      <w:color w:val="262626" w:themeColor="text1" w:themeTint="D9"/>
-                      <w:kern w:val="0"/>
-                      <w:sz w:val="21"/>
-                      <w:szCs w:val="21"/>
-                      <w:lang w:val="en-US" w:eastAsia="zh-CN"/>
-                      <w14:textFill>
-                        <w14:solidFill>
-                          <w14:schemeClr w14:val="tx1">
-                            <w14:lumMod w14:val="85000"/>
-                            <w14:lumOff w14:val="15000"/>
-                          </w14:schemeClr>
-                        </w14:solidFill>
-                      </w14:textFill>
-                    </w:rPr>
-                    <w:t>.gfy</w:t>
-                  </w:r>
-                  <w:r>
-                    <w:rPr>
-                      <w:rFonts w:hint="eastAsia" w:cs="微软雅黑"/>
-                      <w:bCs/>
-                      <w:color w:val="262626" w:themeColor="text1" w:themeTint="D9"/>
-                      <w:kern w:val="0"/>
-                      <w:sz w:val="21"/>
-                      <w:szCs w:val="21"/>
-                      <w:lang w:eastAsia="zh-CN"/>
-                      <w14:textFill>
-                        <w14:solidFill>
-                          <w14:schemeClr w14:val="tx1">
-                            <w14:lumMod w14:val="85000"/>
-                            <w14:lumOff w14:val="15000"/>
-                          </w14:schemeClr>
-                        </w14:solidFill>
-                      </w14:textFill>
-                    </w:rPr>
-                    <w:t>MET</w:t>
-                  </w:r>
-                  <w:r>
-                    <w:rPr>
-                      <w:rFonts w:hint="eastAsia" w:cs="微软雅黑"/>
-                      <w:bCs/>
-                      <w:color w:val="262626" w:themeColor="text1" w:themeTint="D9"/>
-                      <w:kern w:val="0"/>
-                      <w:sz w:val="21"/>
-                      <w:szCs w:val="21"/>
-                      <w:lang w:val="en-US" w:eastAsia="zh-CN"/>
-                      <w14:textFill>
-                        <w14:solidFill>
-                          <w14:schemeClr w14:val="tx1">
-                            <w14:lumMod w14:val="85000"/>
-                            <w14:lumOff w14:val="15000"/>
-                          </w14:schemeClr>
-                        </w14:solidFill>
-                      </w14:textFill>
-                    </w:rPr>
-                    <w:t xml:space="preserve"> %}</w:t>
-                  </w:r>
-                  <w:r>
-                    <w:rPr>
-                      <w:rFonts w:hint="eastAsia" w:cs="微软雅黑"/>
-                      <w:bCs/>
-                      <w:color w:val="262626" w:themeColor="text1" w:themeTint="D9"/>
-                      <w:kern w:val="0"/>
-                      <w:sz w:val="21"/>
-                      <w:szCs w:val="21"/>
-                      <w:lang w:eastAsia="zh-CN"/>
-                      <w14:textFill>
-                        <w14:solidFill>
-                          <w14:schemeClr w14:val="tx1">
-                            <w14:lumMod w14:val="85000"/>
-                            <w14:lumOff w14:val="15000"/>
-                          </w14:schemeClr>
-                        </w14:solidFill>
-                      </w14:textFill>
-                    </w:rPr>
-                    <w:t>{%for i in gfy_ori_variant</w:t>
-                  </w:r>
-                  <w:r>
-                    <w:rPr>
-                      <w:rFonts w:hint="eastAsia" w:cs="微软雅黑"/>
-                      <w:bCs/>
-                      <w:color w:val="262626" w:themeColor="text1" w:themeTint="D9"/>
-                      <w:kern w:val="0"/>
-                      <w:sz w:val="21"/>
-                      <w:szCs w:val="21"/>
-                      <w:lang w:val="en-US" w:eastAsia="zh-CN"/>
-                      <w14:textFill>
-                        <w14:solidFill>
-                          <w14:schemeClr w14:val="tx1">
-                            <w14:lumMod w14:val="85000"/>
-                            <w14:lumOff w14:val="15000"/>
-                          </w14:schemeClr>
-                        </w14:solidFill>
-                      </w14:textFill>
-                    </w:rPr>
-                    <w:t>.gfy</w:t>
-                  </w:r>
-                  <w:r>
-                    <w:rPr>
-                      <w:rFonts w:hint="eastAsia" w:cs="微软雅黑"/>
-                      <w:bCs/>
-                      <w:color w:val="262626" w:themeColor="text1" w:themeTint="D9"/>
-                      <w:kern w:val="0"/>
-                      <w:sz w:val="21"/>
-                      <w:szCs w:val="21"/>
-                      <w:lang w:eastAsia="zh-CN"/>
-                      <w14:textFill>
-                        <w14:solidFill>
-                          <w14:schemeClr w14:val="tx1">
-                            <w14:lumMod w14:val="85000"/>
-                            <w14:lumOff w14:val="15000"/>
-                          </w14:schemeClr>
-                        </w14:solidFill>
-                      </w14:textFill>
-                    </w:rPr>
-                    <w:t>MET %}{%if loop.last%}{{ i }}{%else%}{{ i }}</w:t>
+                    <w:t xml:space="preserve">{% if gfy_ori_variant.gfyMET %}{% for i in gfy_ori_variant.gfyMET %}{% if loop.last %}{% if i == "MET-MET Fusion M13:M15" %}外显子14跳跃突变 </w:t>
+                  </w:r>
+                </w:p>
+                <w:p>
+                  <w:pPr>
+                    <w:keepNext w:val="0"/>
+                    <w:keepLines w:val="0"/>
+                    <w:suppressLineNumbers w:val="0"/>
+                    <w:spacing w:before="0" w:beforeAutospacing="0" w:after="0" w:afterAutospacing="0"/>
+                    <w:ind w:left="0" w:right="0"/>
+                    <w:jc w:val="center"/>
+                    <w:rPr>
+                      <w:rFonts w:hint="eastAsia" w:cs="微软雅黑"/>
+                      <w:bCs/>
+                      <w:color w:val="262626" w:themeColor="text1" w:themeTint="D9"/>
+                      <w:kern w:val="0"/>
+                      <w:sz w:val="21"/>
+                      <w:szCs w:val="21"/>
+                      <w:lang w:val="en-US" w:eastAsia="zh-CN"/>
+                      <w14:textFill>
+                        <w14:solidFill>
+                          <w14:schemeClr w14:val="tx1">
+                            <w14:lumMod w14:val="85000"/>
+                            <w14:lumOff w14:val="15000"/>
+                          </w14:schemeClr>
+                        </w14:solidFill>
+                      </w14:textFill>
+                    </w:rPr>
+                  </w:pPr>
+                  <w:r>
+                    <w:rPr>
+                      <w:rFonts w:hint="eastAsia" w:cs="微软雅黑"/>
+                      <w:bCs/>
+                      <w:color w:val="262626" w:themeColor="text1" w:themeTint="D9"/>
+                      <w:kern w:val="0"/>
+                      <w:sz w:val="21"/>
+                      <w:szCs w:val="21"/>
+                      <w:lang w:val="en-US" w:eastAsia="zh-CN"/>
+                      <w14:textFill>
+                        <w14:solidFill>
+                          <w14:schemeClr w14:val="tx1">
+                            <w14:lumMod w14:val="85000"/>
+                            <w14:lumOff w14:val="15000"/>
+                          </w14:schemeClr>
+                        </w14:solidFill>
+                      </w14:textFill>
+                    </w:rPr>
+                    <w:t xml:space="preserve">({{ i }}){% else %}{{ i }}{% endif %}{% else %}{% if i == "MET-MET Fusion M13:M15" %}外显子14跳跃突变 </w:t>
+                  </w:r>
+                </w:p>
+                <w:p>
+                  <w:pPr>
+                    <w:keepNext w:val="0"/>
+                    <w:keepLines w:val="0"/>
+                    <w:suppressLineNumbers w:val="0"/>
+                    <w:spacing w:before="0" w:beforeAutospacing="0" w:after="0" w:afterAutospacing="0"/>
+                    <w:ind w:left="0" w:right="0"/>
+                    <w:jc w:val="center"/>
+                    <w:rPr>
+                      <w:rFonts w:hint="eastAsia" w:cs="微软雅黑"/>
+                      <w:bCs/>
+                      <w:color w:val="262626" w:themeColor="text1" w:themeTint="D9"/>
+                      <w:kern w:val="0"/>
+                      <w:sz w:val="21"/>
+                      <w:szCs w:val="21"/>
+                      <w:lang w:val="en-US" w:eastAsia="zh-CN"/>
+                      <w14:textFill>
+                        <w14:solidFill>
+                          <w14:schemeClr w14:val="tx1">
+                            <w14:lumMod w14:val="85000"/>
+                            <w14:lumOff w14:val="15000"/>
+                          </w14:schemeClr>
+                        </w14:solidFill>
+                      </w14:textFill>
+                    </w:rPr>
+                  </w:pPr>
+                  <w:r>
+                    <w:rPr>
+                      <w:rFonts w:hint="eastAsia" w:cs="微软雅黑"/>
+                      <w:bCs/>
+                      <w:color w:val="262626" w:themeColor="text1" w:themeTint="D9"/>
+                      <w:kern w:val="0"/>
+                      <w:sz w:val="21"/>
+                      <w:szCs w:val="21"/>
+                      <w:lang w:val="en-US" w:eastAsia="zh-CN"/>
+                      <w14:textFill>
+                        <w14:solidFill>
+                          <w14:schemeClr w14:val="tx1">
+                            <w14:lumMod w14:val="85000"/>
+                            <w14:lumOff w14:val="15000"/>
+                          </w14:schemeClr>
+                        </w14:solidFill>
+                      </w14:textFill>
+                    </w:rPr>
+                    <w:t>({{ i }})</w:t>
+                  </w:r>
+                </w:p>
+                <w:p>
+                  <w:pPr>
+                    <w:keepNext w:val="0"/>
+                    <w:keepLines w:val="0"/>
+                    <w:suppressLineNumbers w:val="0"/>
+                    <w:spacing w:before="0" w:beforeAutospacing="0" w:after="0" w:afterAutospacing="0"/>
+                    <w:ind w:left="0" w:right="0"/>
+                    <w:jc w:val="center"/>
+                    <w:rPr>
+                      <w:rFonts w:hint="eastAsia" w:cs="微软雅黑"/>
+                      <w:bCs/>
+                      <w:color w:val="262626" w:themeColor="text1" w:themeTint="D9"/>
+                      <w:kern w:val="0"/>
+                      <w:sz w:val="21"/>
+                      <w:szCs w:val="21"/>
+                      <w:lang w:val="en-US" w:eastAsia="zh-CN"/>
+                      <w14:textFill>
+                        <w14:solidFill>
+                          <w14:schemeClr w14:val="tx1">
+                            <w14:lumMod w14:val="85000"/>
+                            <w14:lumOff w14:val="15000"/>
+                          </w14:schemeClr>
+                        </w14:solidFill>
+                      </w14:textFill>
+                    </w:rPr>
+                  </w:pPr>
+                  <w:r>
+                    <w:rPr>
+                      <w:rFonts w:hint="eastAsia" w:cs="微软雅黑"/>
+                      <w:bCs/>
+                      <w:color w:val="262626" w:themeColor="text1" w:themeTint="D9"/>
+                      <w:kern w:val="0"/>
+                      <w:sz w:val="21"/>
+                      <w:szCs w:val="21"/>
+                      <w:lang w:val="en-US" w:eastAsia="zh-CN"/>
+                      <w14:textFill>
+                        <w14:solidFill>
+                          <w14:schemeClr w14:val="tx1">
+                            <w14:lumMod w14:val="85000"/>
+                            <w14:lumOff w14:val="15000"/>
+                          </w14:schemeClr>
+                        </w14:solidFill>
+                      </w14:textFill>
+                    </w:rPr>
+                    <w:t>{% else %}{{ i }}</w:t>
+                  </w:r>
+                </w:p>
+                <w:p>
+                  <w:pPr>
+                    <w:keepNext w:val="0"/>
+                    <w:keepLines w:val="0"/>
+                    <w:suppressLineNumbers w:val="0"/>
+                    <w:spacing w:before="0" w:beforeAutospacing="0" w:after="0" w:afterAutospacing="0"/>
+                    <w:ind w:left="0" w:right="0"/>
+                    <w:jc w:val="center"/>
+                    <w:rPr>
+                      <w:rFonts w:hint="eastAsia" w:cs="微软雅黑"/>
+                      <w:bCs/>
+                      <w:color w:val="262626" w:themeColor="text1" w:themeTint="D9"/>
+                      <w:kern w:val="0"/>
+                      <w:sz w:val="21"/>
+                      <w:szCs w:val="21"/>
+                      <w:lang w:val="en-US" w:eastAsia="zh-CN"/>
+                      <w14:textFill>
+                        <w14:solidFill>
+                          <w14:schemeClr w14:val="tx1">
+                            <w14:lumMod w14:val="85000"/>
+                            <w14:lumOff w14:val="15000"/>
+                          </w14:schemeClr>
+                        </w14:solidFill>
+                      </w14:textFill>
+                    </w:rPr>
+                  </w:pPr>
+                  <w:r>
+                    <w:rPr>
+                      <w:rFonts w:hint="eastAsia" w:cs="微软雅黑"/>
+                      <w:bCs/>
+                      <w:color w:val="262626" w:themeColor="text1" w:themeTint="D9"/>
+                      <w:kern w:val="0"/>
+                      <w:sz w:val="21"/>
+                      <w:szCs w:val="21"/>
+                      <w:lang w:val="en-US" w:eastAsia="zh-CN"/>
+                      <w14:textFill>
+                        <w14:solidFill>
+                          <w14:schemeClr w14:val="tx1">
+                            <w14:lumMod w14:val="85000"/>
+                            <w14:lumOff w14:val="15000"/>
+                          </w14:schemeClr>
+                        </w14:solidFill>
+                      </w14:textFill>
+                    </w:rPr>
+                    <w:t>{% endif %}{% endif %}{% endfor %}{% else %}  -</w:t>
                   </w:r>
                 </w:p>
                 <w:p>
@@ -3988,37 +4040,17 @@
                       <w:kern w:val="0"/>
                       <w:sz w:val="21"/>
                       <w:szCs w:val="21"/>
-                      <w:lang w:eastAsia="zh-CN"/>
-                      <w14:textFill>
-                        <w14:solidFill>
-                          <w14:schemeClr w14:val="tx1">
-                            <w14:lumMod w14:val="85000"/>
-                            <w14:lumOff w14:val="15000"/>
-                          </w14:schemeClr>
-                        </w14:solidFill>
-                      </w14:textFill>
-                    </w:rPr>
-                    <w:t>{%endif%}{% endfor %}</w:t>
-                  </w:r>
-                  <w:r>
-                    <w:rPr>
-                      <w:rFonts w:hint="eastAsia" w:cs="微软雅黑"/>
-                      <w:bCs/>
-                      <w:color w:val="262626" w:themeColor="text1" w:themeTint="D9"/>
-                      <w:kern w:val="0"/>
-                      <w:sz w:val="21"/>
-                      <w:szCs w:val="21"/>
-                      <w:lang w:val="en-US" w:eastAsia="zh-CN"/>
-                      <w14:textFill>
-                        <w14:solidFill>
-                          <w14:schemeClr w14:val="tx1">
-                            <w14:lumMod w14:val="85000"/>
-                            <w14:lumOff w14:val="15000"/>
-                          </w14:schemeClr>
-                        </w14:solidFill>
-                      </w14:textFill>
-                    </w:rPr>
-                    <w:t>{% else %}-{% endif %}</w:t>
+                      <w:lang w:val="en-US" w:eastAsia="zh-CN"/>
+                      <w14:textFill>
+                        <w14:solidFill>
+                          <w14:schemeClr w14:val="tx1">
+                            <w14:lumMod w14:val="85000"/>
+                            <w14:lumOff w14:val="15000"/>
+                          </w14:schemeClr>
+                        </w14:solidFill>
+                      </w14:textFill>
+                    </w:rPr>
+                    <w:t>{% endif %}</w:t>
                   </w:r>
                 </w:p>
               </w:tc>
@@ -4033,6 +4065,11 @@
                 </w:tcPr>
                 <w:p>
                   <w:pPr>
+                    <w:keepNext w:val="0"/>
+                    <w:keepLines w:val="0"/>
+                    <w:suppressLineNumbers w:val="0"/>
+                    <w:spacing w:before="0" w:beforeAutospacing="0" w:after="0" w:afterAutospacing="0"/>
+                    <w:ind w:left="0" w:right="0"/>
                     <w:jc w:val="center"/>
                     <w:rPr>
                       <w:rFonts w:hint="eastAsia" w:cs="微软雅黑"/>
@@ -4210,7 +4247,47 @@
                         </w14:solidFill>
                       </w14:textFill>
                     </w:rPr>
-                    <w:t>MET %}{%if loop.last%}{{ i }}{%else%}{{ i }}</w:t>
+                    <w:t>MET %}{%if loop.last%}</w:t>
+                  </w:r>
+                  <w:r>
+                    <w:rPr>
+                      <w:rFonts w:hint="eastAsia" w:cs="微软雅黑"/>
+                      <w:bCs/>
+                      <w:color w:val="262626" w:themeColor="text1" w:themeTint="D9"/>
+                      <w:kern w:val="0"/>
+                      <w:sz w:val="21"/>
+                      <w:szCs w:val="21"/>
+                      <w:lang w:val="en-US" w:eastAsia="zh-CN"/>
+                      <w14:textFill>
+                        <w14:solidFill>
+                          <w14:schemeClr w14:val="tx1">
+                            <w14:lumMod w14:val="85000"/>
+                            <w14:lumOff w14:val="15000"/>
+                          </w14:schemeClr>
+                        </w14:solidFill>
+                      </w14:textFill>
+                    </w:rPr>
+                    <w:t>{%if i == "融合"%}Fusion{% else %}{{i}}{%endif %}</w:t>
+                  </w:r>
+                  <w:r>
+                    <w:rPr>
+                      <w:rFonts w:hint="eastAsia" w:cs="微软雅黑"/>
+                      <w:bCs/>
+                      <w:color w:val="262626" w:themeColor="text1" w:themeTint="D9"/>
+                      <w:kern w:val="0"/>
+                      <w:sz w:val="21"/>
+                      <w:szCs w:val="21"/>
+                      <w:lang w:eastAsia="zh-CN"/>
+                      <w14:textFill>
+                        <w14:solidFill>
+                          <w14:schemeClr w14:val="tx1">
+                            <w14:lumMod w14:val="85000"/>
+                            <w14:lumOff w14:val="15000"/>
+                          </w14:schemeClr>
+                        </w14:solidFill>
+                      </w14:textFill>
+                    </w:rPr>
+                    <w:t>{%else%}{{ i }}</w:t>
                   </w:r>
                 </w:p>
                 <w:p>
@@ -25587,7 +25664,6 @@
                 </w:p>
               </w:tc>
             </w:tr>
-            <w:bookmarkEnd w:id="0"/>
           </w:tbl>
           <w:p>
             <w:pPr>
@@ -27694,6 +27770,87 @@
           <w:p>
             <w:pPr>
               <w:keepNext/>
+              <w:keepLines w:val="0"/>
+              <w:suppressLineNumbers w:val="0"/>
+              <w:spacing w:before="26" w:beforeAutospacing="0" w:after="0" w:afterAutospacing="0"/>
+              <w:ind w:left="0" w:right="0"/>
+              <w:jc w:val="center"/>
+              <w:rPr>
+                <w:rFonts w:hint="eastAsia" w:cs="微软雅黑"/>
+                <w:bCs/>
+                <w:sz w:val="20"/>
+                <w:szCs w:val="20"/>
+                <w:lang w:val="en-US" w:eastAsia="zh-CN"/>
+              </w:rPr>
+            </w:pPr>
+            <w:r>
+              <w:rPr>
+                <w:rFonts w:hint="eastAsia" w:cs="微软雅黑"/>
+                <w:bCs/>
+                <w:sz w:val="20"/>
+                <w:szCs w:val="20"/>
+                <w:lang w:val="en-US" w:eastAsia="zh-CN"/>
+              </w:rPr>
+              <w:t>{% if tdd.ori_variant == "MET-MET Fusion M13:M15" %}</w:t>
+            </w:r>
+          </w:p>
+          <w:p>
+            <w:pPr>
+              <w:keepNext/>
+              <w:keepLines w:val="0"/>
+              <w:suppressLineNumbers w:val="0"/>
+              <w:spacing w:before="26" w:beforeAutospacing="0" w:after="0" w:afterAutospacing="0"/>
+              <w:ind w:left="0" w:right="0" w:firstLine="400"/>
+              <w:jc w:val="center"/>
+              <w:rPr>
+                <w:rFonts w:hint="eastAsia" w:cs="微软雅黑"/>
+                <w:bCs/>
+                <w:sz w:val="20"/>
+                <w:szCs w:val="20"/>
+                <w:lang w:val="en-US" w:eastAsia="zh-CN"/>
+              </w:rPr>
+            </w:pPr>
+            <w:r>
+              <w:rPr>
+                <w:rFonts w:hint="eastAsia" w:cs="微软雅黑"/>
+                <w:bCs/>
+                <w:sz w:val="20"/>
+                <w:szCs w:val="20"/>
+                <w:lang w:val="en-US" w:eastAsia="zh-CN"/>
+              </w:rPr>
+              <w:t>外显子14跳跃突变</w:t>
+            </w:r>
+          </w:p>
+          <w:p>
+            <w:pPr>
+              <w:keepNext/>
+              <w:keepLines w:val="0"/>
+              <w:suppressLineNumbers w:val="0"/>
+              <w:spacing w:before="26" w:beforeAutospacing="0" w:after="0" w:afterAutospacing="0"/>
+              <w:ind w:left="0" w:right="0" w:firstLine="400"/>
+              <w:jc w:val="center"/>
+              <w:rPr>
+                <w:rFonts w:hint="eastAsia" w:cs="微软雅黑"/>
+                <w:bCs/>
+                <w:sz w:val="20"/>
+                <w:szCs w:val="20"/>
+                <w:lang w:val="en-US" w:eastAsia="zh-CN"/>
+              </w:rPr>
+            </w:pPr>
+            <w:r>
+              <w:rPr>
+                <w:rFonts w:hint="eastAsia" w:cs="微软雅黑"/>
+                <w:bCs/>
+                <w:sz w:val="20"/>
+                <w:szCs w:val="20"/>
+                <w:lang w:val="en-US" w:eastAsia="zh-CN"/>
+              </w:rPr>
+              <w:t>({{ tdd.ori_variant }})</w:t>
+            </w:r>
+          </w:p>
+          <w:p>
+            <w:pPr>
+              <w:keepNext/>
               <w:spacing w:before="26"/>
               <w:jc w:val="center"/>
               <w:rPr>
@@ -27705,20 +27862,12 @@
             <w:r>
               <w:rPr>
                 <w:rFonts w:hint="eastAsia" w:cs="微软雅黑"/>
-                <w:color w:val="262626" w:themeColor="text1" w:themeTint="D9"/>
-                <w:position w:val="4"/>
+                <w:bCs/>
+                <w:sz w:val="20"/>
                 <w:szCs w:val="20"/>
-                <w:lang w:eastAsia="zh-CN"/>
-                <w14:textFill>
-                  <w14:solidFill>
-                    <w14:schemeClr w14:val="tx1">
-                      <w14:lumMod w14:val="85000"/>
-                      <w14:lumOff w14:val="15000"/>
-                    </w14:schemeClr>
-                  </w14:solidFill>
-                </w14:textFill>
+                <w:lang w:val="en-US" w:eastAsia="zh-CN"/>
               </w:rPr>
-              <w:t>{{ tdd.ori_variant }}</w:t>
+              <w:t>{% else %}{{ tdd.ori_variant }}{% endif %}</w:t>
             </w:r>
           </w:p>
         </w:tc>
@@ -27847,6 +27996,7 @@
                 <w:rFonts w:hint="eastAsia" w:cs="微软雅黑"/>
                 <w:color w:val="262626" w:themeColor="text1" w:themeTint="D9"/>
                 <w:position w:val="4"/>
+                <w:sz w:val="20"/>
                 <w:szCs w:val="20"/>
                 <w:lang w:eastAsia="zh-CN"/>
                 <w14:textFill>
@@ -27858,8 +28008,124 @@
                   </w14:solidFill>
                 </w14:textFill>
               </w:rPr>
-              <w:t>{{ tdd.mutFreq }}</w:t>
+              <w:t>{{ "</w:t>
             </w:r>
+            <w:r>
+              <w:rPr>
+                <w:rFonts w:hint="eastAsia" w:cs="微软雅黑"/>
+                <w:color w:val="262626" w:themeColor="text1" w:themeTint="D9"/>
+                <w:position w:val="4"/>
+                <w:sz w:val="20"/>
+                <w:szCs w:val="20"/>
+                <w:lang w:val="en-US" w:eastAsia="zh-CN"/>
+                <w14:textFill>
+                  <w14:solidFill>
+                    <w14:schemeClr w14:val="tx1">
+                      <w14:lumMod w14:val="85000"/>
+                      <w14:lumOff w14:val="15000"/>
+                    </w14:schemeClr>
+                  </w14:solidFill>
+                </w14:textFill>
+              </w:rPr>
+              <w:t>Fusion</w:t>
+            </w:r>
+            <w:r>
+              <w:rPr>
+                <w:rFonts w:hint="eastAsia" w:cs="微软雅黑"/>
+                <w:color w:val="262626" w:themeColor="text1" w:themeTint="D9"/>
+                <w:position w:val="4"/>
+                <w:sz w:val="20"/>
+                <w:szCs w:val="20"/>
+                <w:lang w:eastAsia="zh-CN"/>
+                <w14:textFill>
+                  <w14:solidFill>
+                    <w14:schemeClr w14:val="tx1">
+                      <w14:lumMod w14:val="85000"/>
+                      <w14:lumOff w14:val="15000"/>
+                    </w14:schemeClr>
+                  </w14:solidFill>
+                </w14:textFill>
+              </w:rPr>
+              <w:t xml:space="preserve">" if </w:t>
+            </w:r>
+            <w:r>
+              <w:rPr>
+                <w:rFonts w:hint="eastAsia" w:cs="微软雅黑"/>
+                <w:color w:val="262626" w:themeColor="text1" w:themeTint="D9"/>
+                <w:position w:val="4"/>
+                <w:sz w:val="20"/>
+                <w:szCs w:val="20"/>
+                <w:lang w:val="en-US" w:eastAsia="zh-CN"/>
+                <w14:textFill>
+                  <w14:solidFill>
+                    <w14:schemeClr w14:val="tx1">
+                      <w14:lumMod w14:val="85000"/>
+                      <w14:lumOff w14:val="15000"/>
+                    </w14:schemeClr>
+                  </w14:solidFill>
+                </w14:textFill>
+              </w:rPr>
+              <w:t>tdd.</w:t>
+            </w:r>
+            <w:r>
+              <w:rPr>
+                <w:rFonts w:hint="eastAsia" w:cs="微软雅黑"/>
+                <w:color w:val="262626" w:themeColor="text1" w:themeTint="D9"/>
+                <w:position w:val="4"/>
+                <w:sz w:val="20"/>
+                <w:szCs w:val="20"/>
+                <w:lang w:eastAsia="zh-CN"/>
+                <w14:textFill>
+                  <w14:solidFill>
+                    <w14:schemeClr w14:val="tx1">
+                      <w14:lumMod w14:val="85000"/>
+                      <w14:lumOff w14:val="15000"/>
+                    </w14:schemeClr>
+                  </w14:solidFill>
+                </w14:textFill>
+              </w:rPr>
+              <w:t xml:space="preserve">ori_variant == "MET-MET Fusion M13:M15" else </w:t>
+            </w:r>
+            <w:r>
+              <w:rPr>
+                <w:rFonts w:hint="eastAsia" w:cs="微软雅黑"/>
+                <w:color w:val="262626" w:themeColor="text1" w:themeTint="D9"/>
+                <w:position w:val="4"/>
+                <w:sz w:val="20"/>
+                <w:szCs w:val="20"/>
+                <w:lang w:val="en-US" w:eastAsia="zh-CN"/>
+                <w14:textFill>
+                  <w14:solidFill>
+                    <w14:schemeClr w14:val="tx1">
+                      <w14:lumMod w14:val="85000"/>
+                      <w14:lumOff w14:val="15000"/>
+                    </w14:schemeClr>
+                  </w14:solidFill>
+                </w14:textFill>
+              </w:rPr>
+              <w:t>tdd.</w:t>
+            </w:r>
+            <w:r>
+              <w:rPr>
+                <w:rFonts w:hint="eastAsia" w:cs="微软雅黑"/>
+                <w:color w:val="262626" w:themeColor="text1" w:themeTint="D9"/>
+                <w:position w:val="4"/>
+                <w:sz w:val="20"/>
+                <w:szCs w:val="20"/>
+                <w:lang w:eastAsia="zh-CN"/>
+                <w14:textFill>
+                  <w14:solidFill>
+                    <w14:schemeClr w14:val="tx1">
+                      <w14:lumMod w14:val="85000"/>
+                      <w14:lumOff w14:val="15000"/>
+                    </w14:schemeClr>
+                  </w14:solidFill>
+                </w14:textFill>
+              </w:rPr>
+              <w:t>mutFreq }}</w:t>
+            </w:r>
+            <w:bookmarkStart w:id="0" w:name="_GoBack"/>
+            <w:bookmarkEnd w:id="0"/>
           </w:p>
         </w:tc>
       </w:tr>

--- a/WebContent/docx/非小细胞肺癌-报告模板-广附一（简化版）.docx
+++ b/WebContent/docx/非小细胞肺癌-报告模板-广附一（简化版）.docx
@@ -3867,7 +3867,7 @@
                         </w14:solidFill>
                       </w14:textFill>
                     </w:rPr>
-                    <w:t xml:space="preserve">({{ i }}){% else %}{{ i }}{% endif %}{% else %}{% if i == "MET-MET Fusion M13:M15" %}外显子14跳跃突变 </w:t>
+                    <w:t xml:space="preserve">{% else %}{{i}}{% endif %}{% else %}{% if i == "MET-MET Fusion M13:M15" %}外显子14跳跃突变 </w:t>
                   </w:r>
                 </w:p>
                 <w:p>
@@ -3914,101 +3914,7 @@
                         </w14:solidFill>
                       </w14:textFill>
                     </w:rPr>
-                    <w:t>({{ i }})</w:t>
-                  </w:r>
-                </w:p>
-                <w:p>
-                  <w:pPr>
-                    <w:keepNext w:val="0"/>
-                    <w:keepLines w:val="0"/>
-                    <w:suppressLineNumbers w:val="0"/>
-                    <w:spacing w:before="0" w:beforeAutospacing="0" w:after="0" w:afterAutospacing="0"/>
-                    <w:ind w:left="0" w:right="0"/>
-                    <w:jc w:val="center"/>
-                    <w:rPr>
-                      <w:rFonts w:hint="eastAsia" w:cs="微软雅黑"/>
-                      <w:bCs/>
-                      <w:color w:val="262626" w:themeColor="text1" w:themeTint="D9"/>
-                      <w:kern w:val="0"/>
-                      <w:sz w:val="21"/>
-                      <w:szCs w:val="21"/>
-                      <w:lang w:val="en-US" w:eastAsia="zh-CN"/>
-                      <w14:textFill>
-                        <w14:solidFill>
-                          <w14:schemeClr w14:val="tx1">
-                            <w14:lumMod w14:val="85000"/>
-                            <w14:lumOff w14:val="15000"/>
-                          </w14:schemeClr>
-                        </w14:solidFill>
-                      </w14:textFill>
-                    </w:rPr>
-                  </w:pPr>
-                  <w:r>
-                    <w:rPr>
-                      <w:rFonts w:hint="eastAsia" w:cs="微软雅黑"/>
-                      <w:bCs/>
-                      <w:color w:val="262626" w:themeColor="text1" w:themeTint="D9"/>
-                      <w:kern w:val="0"/>
-                      <w:sz w:val="21"/>
-                      <w:szCs w:val="21"/>
-                      <w:lang w:val="en-US" w:eastAsia="zh-CN"/>
-                      <w14:textFill>
-                        <w14:solidFill>
-                          <w14:schemeClr w14:val="tx1">
-                            <w14:lumMod w14:val="85000"/>
-                            <w14:lumOff w14:val="15000"/>
-                          </w14:schemeClr>
-                        </w14:solidFill>
-                      </w14:textFill>
-                    </w:rPr>
                     <w:t>{% else %}{{ i }}</w:t>
-                  </w:r>
-                </w:p>
-                <w:p>
-                  <w:pPr>
-                    <w:keepNext w:val="0"/>
-                    <w:keepLines w:val="0"/>
-                    <w:suppressLineNumbers w:val="0"/>
-                    <w:spacing w:before="0" w:beforeAutospacing="0" w:after="0" w:afterAutospacing="0"/>
-                    <w:ind w:left="0" w:right="0"/>
-                    <w:jc w:val="center"/>
-                    <w:rPr>
-                      <w:rFonts w:hint="eastAsia" w:cs="微软雅黑"/>
-                      <w:bCs/>
-                      <w:color w:val="262626" w:themeColor="text1" w:themeTint="D9"/>
-                      <w:kern w:val="0"/>
-                      <w:sz w:val="21"/>
-                      <w:szCs w:val="21"/>
-                      <w:lang w:val="en-US" w:eastAsia="zh-CN"/>
-                      <w14:textFill>
-                        <w14:solidFill>
-                          <w14:schemeClr w14:val="tx1">
-                            <w14:lumMod w14:val="85000"/>
-                            <w14:lumOff w14:val="15000"/>
-                          </w14:schemeClr>
-                        </w14:solidFill>
-                      </w14:textFill>
-                    </w:rPr>
-                  </w:pPr>
-                  <w:r>
-                    <w:rPr>
-                      <w:rFonts w:hint="eastAsia" w:cs="微软雅黑"/>
-                      <w:bCs/>
-                      <w:color w:val="262626" w:themeColor="text1" w:themeTint="D9"/>
-                      <w:kern w:val="0"/>
-                      <w:sz w:val="21"/>
-                      <w:szCs w:val="21"/>
-                      <w:lang w:val="en-US" w:eastAsia="zh-CN"/>
-                      <w14:textFill>
-                        <w14:solidFill>
-                          <w14:schemeClr w14:val="tx1">
-                            <w14:lumMod w14:val="85000"/>
-                            <w14:lumOff w14:val="15000"/>
-                          </w14:schemeClr>
-                        </w14:solidFill>
-                      </w14:textFill>
-                    </w:rPr>
-                    <w:t>{% endif %}{% endif %}{% endfor %}{% else %}  -</w:t>
                   </w:r>
                 </w:p>
                 <w:p>
@@ -4050,7 +3956,7 @@
                         </w14:solidFill>
                       </w14:textFill>
                     </w:rPr>
-                    <w:t>{% endif %}</w:t>
+                    <w:t>{% endif %}{% endif %}{% endfor %}{% else %}-{% endif %}</w:t>
                   </w:r>
                 </w:p>
               </w:tc>
@@ -4267,27 +4173,47 @@
                         </w14:solidFill>
                       </w14:textFill>
                     </w:rPr>
-                    <w:t>{%if i == "融合"%}Fusion{% else %}{{i}}{%endif %}</w:t>
-                  </w:r>
-                  <w:r>
-                    <w:rPr>
-                      <w:rFonts w:hint="eastAsia" w:cs="微软雅黑"/>
-                      <w:bCs/>
-                      <w:color w:val="262626" w:themeColor="text1" w:themeTint="D9"/>
-                      <w:kern w:val="0"/>
-                      <w:sz w:val="21"/>
-                      <w:szCs w:val="21"/>
-                      <w:lang w:eastAsia="zh-CN"/>
-                      <w14:textFill>
-                        <w14:solidFill>
-                          <w14:schemeClr w14:val="tx1">
-                            <w14:lumMod w14:val="85000"/>
-                            <w14:lumOff w14:val="15000"/>
-                          </w14:schemeClr>
-                        </w14:solidFill>
-                      </w14:textFill>
-                    </w:rPr>
-                    <w:t>{%else%}{{ i }}</w:t>
+                    <w:t>{%if i == "融合"%}-{% else %}{{i}}{%endif %}</w:t>
+                  </w:r>
+                  <w:r>
+                    <w:rPr>
+                      <w:rFonts w:hint="eastAsia" w:cs="微软雅黑"/>
+                      <w:bCs/>
+                      <w:color w:val="262626" w:themeColor="text1" w:themeTint="D9"/>
+                      <w:kern w:val="0"/>
+                      <w:sz w:val="21"/>
+                      <w:szCs w:val="21"/>
+                      <w:lang w:eastAsia="zh-CN"/>
+                      <w14:textFill>
+                        <w14:solidFill>
+                          <w14:schemeClr w14:val="tx1">
+                            <w14:lumMod w14:val="85000"/>
+                            <w14:lumOff w14:val="15000"/>
+                          </w14:schemeClr>
+                        </w14:solidFill>
+                      </w14:textFill>
+                    </w:rPr>
+                    <w:t>{%else%}</w:t>
+                  </w:r>
+                  <w:r>
+                    <w:rPr>
+                      <w:rFonts w:hint="eastAsia" w:cs="微软雅黑"/>
+                      <w:bCs/>
+                      <w:color w:val="262626" w:themeColor="text1" w:themeTint="D9"/>
+                      <w:kern w:val="0"/>
+                      <w:sz w:val="21"/>
+                      <w:szCs w:val="21"/>
+                      <w:lang w:val="en-US" w:eastAsia="zh-CN"/>
+                      <w14:textFill>
+                        <w14:solidFill>
+                          <w14:schemeClr w14:val="tx1">
+                            <w14:lumMod w14:val="85000"/>
+                            <w14:lumOff w14:val="15000"/>
+                          </w14:schemeClr>
+                        </w14:solidFill>
+                      </w14:textFill>
+                    </w:rPr>
+                    <w:t>{%if i == "融合"%}-{% else %}{{i}}{%endif %}</w:t>
                   </w:r>
                 </w:p>
                 <w:p>
@@ -15788,6 +15714,28 @@
                     </w:rPr>
                     <w:t>CTNNB</w:t>
                   </w:r>
+                  <w:r>
+                    <w:rPr>
+                      <w:rFonts w:hint="eastAsia" w:cs="微软雅黑"/>
+                      <w:bCs/>
+                      <w:color w:val="262626" w:themeColor="text1" w:themeTint="D9"/>
+                      <w:kern w:val="0"/>
+                      <w:sz w:val="21"/>
+                      <w:szCs w:val="21"/>
+                      <w:lang w:val="en-US" w:eastAsia="zh-CN"/>
+                      <w14:textFill>
+                        <w14:solidFill>
+                          <w14:schemeClr w14:val="tx1">
+                            <w14:lumMod w14:val="85000"/>
+                            <w14:lumOff w14:val="15000"/>
+                          </w14:schemeClr>
+                        </w14:solidFill>
+                      </w14:textFill>
+                    </w:rPr>
+                    <w:t>1</w:t>
+                  </w:r>
+                  <w:bookmarkStart w:id="0" w:name="_GoBack"/>
+                  <w:bookmarkEnd w:id="0"/>
                   <w:r>
                     <w:rPr>
                       <w:rFonts w:hint="eastAsia" w:cs="微软雅黑"/>
@@ -27404,11 +27352,19 @@
           <w:rFonts w:hint="eastAsia" w:cs="微软雅黑"/>
           <w:b/>
           <w:bCs/>
-          <w:color w:val="92D050"/>
+          <w:color w:val="262626" w:themeColor="text1" w:themeTint="D9"/>
           <w:spacing w:val="6"/>
           <w:sz w:val="21"/>
           <w:szCs w:val="21"/>
           <w:lang w:val="en-US" w:eastAsia="zh-CN"/>
+          <w14:textFill>
+            <w14:solidFill>
+              <w14:schemeClr w14:val="tx1">
+                <w14:lumMod w14:val="85000"/>
+                <w14:lumOff w14:val="15000"/>
+              </w14:schemeClr>
+            </w14:solidFill>
+          </w14:textFill>
         </w:rPr>
       </w:pPr>
       <w:r>
@@ -27442,7 +27398,7 @@
           <w:szCs w:val="21"/>
           <w:lang w:val="en-US" w:eastAsia="zh-CN"/>
         </w:rPr>
-        <w:t xml:space="preserve">{% if </w:t>
+        <w:t>{% if b</w:t>
       </w:r>
       <w:r>
         <w:rPr>
@@ -27455,7 +27411,33 @@
           <w:szCs w:val="21"/>
           <w:lang w:eastAsia="zh-CN"/>
         </w:rPr>
-        <w:t>BodyDrugNoComplexStr</w:t>
+        <w:t>odyDrugNoComplex</w:t>
+      </w:r>
+      <w:r>
+        <w:rPr>
+          <w:rFonts w:hint="eastAsia" w:cs="微软雅黑"/>
+          <w:b/>
+          <w:bCs/>
+          <w:color w:val="92D050"/>
+          <w:spacing w:val="6"/>
+          <w:sz w:val="21"/>
+          <w:szCs w:val="21"/>
+          <w:lang w:val="en-US" w:eastAsia="zh-CN"/>
+        </w:rPr>
+        <w:t>GFY</w:t>
+      </w:r>
+      <w:r>
+        <w:rPr>
+          <w:rFonts w:hint="eastAsia" w:cs="微软雅黑"/>
+          <w:b/>
+          <w:bCs/>
+          <w:color w:val="92D050"/>
+          <w:spacing w:val="6"/>
+          <w:sz w:val="21"/>
+          <w:szCs w:val="21"/>
+          <w:lang w:eastAsia="zh-CN"/>
+        </w:rPr>
+        <w:t>Str</w:t>
       </w:r>
       <w:r>
         <w:rPr>
@@ -27501,7 +27483,6 @@
     </w:p>
     <w:p>
       <w:pPr>
-        <w:spacing w:line="360" w:lineRule="auto"/>
         <w:ind w:firstLine="420" w:firstLineChars="0"/>
         <w:rPr>
           <w:rFonts w:cs="微软雅黑"/>
@@ -27574,7 +27555,91 @@
             </w14:solidFill>
           </w14:textFill>
         </w:rPr>
-        <w:t>{% for tdd in BodyDrugNoComplexStr</w:t>
+        <w:t xml:space="preserve">{% for tdd in </w:t>
+      </w:r>
+      <w:r>
+        <w:rPr>
+          <w:rFonts w:hint="eastAsia" w:cs="微软雅黑"/>
+          <w:b/>
+          <w:bCs/>
+          <w:color w:val="262626" w:themeColor="text1" w:themeTint="D9"/>
+          <w:spacing w:val="6"/>
+          <w:sz w:val="21"/>
+          <w:szCs w:val="21"/>
+          <w:lang w:val="en-US" w:eastAsia="zh-CN"/>
+          <w14:textFill>
+            <w14:solidFill>
+              <w14:schemeClr w14:val="tx1">
+                <w14:lumMod w14:val="85000"/>
+                <w14:lumOff w14:val="15000"/>
+              </w14:schemeClr>
+            </w14:solidFill>
+          </w14:textFill>
+        </w:rPr>
+        <w:t>b</w:t>
+      </w:r>
+      <w:r>
+        <w:rPr>
+          <w:rFonts w:hint="eastAsia" w:cs="微软雅黑"/>
+          <w:b/>
+          <w:bCs/>
+          <w:color w:val="262626" w:themeColor="text1" w:themeTint="D9"/>
+          <w:spacing w:val="6"/>
+          <w:sz w:val="21"/>
+          <w:szCs w:val="21"/>
+          <w:lang w:eastAsia="zh-CN"/>
+          <w14:textFill>
+            <w14:solidFill>
+              <w14:schemeClr w14:val="tx1">
+                <w14:lumMod w14:val="85000"/>
+                <w14:lumOff w14:val="15000"/>
+              </w14:schemeClr>
+            </w14:solidFill>
+          </w14:textFill>
+        </w:rPr>
+        <w:t>odyDrugNoComplex</w:t>
+      </w:r>
+      <w:r>
+        <w:rPr>
+          <w:rFonts w:hint="eastAsia" w:cs="微软雅黑"/>
+          <w:b/>
+          <w:bCs/>
+          <w:color w:val="262626" w:themeColor="text1" w:themeTint="D9"/>
+          <w:spacing w:val="6"/>
+          <w:sz w:val="21"/>
+          <w:szCs w:val="21"/>
+          <w:lang w:val="en-US" w:eastAsia="zh-CN"/>
+          <w14:textFill>
+            <w14:solidFill>
+              <w14:schemeClr w14:val="tx1">
+                <w14:lumMod w14:val="85000"/>
+                <w14:lumOff w14:val="15000"/>
+              </w14:schemeClr>
+            </w14:solidFill>
+          </w14:textFill>
+        </w:rPr>
+        <w:t>GFY</w:t>
+      </w:r>
+      <w:r>
+        <w:rPr>
+          <w:rFonts w:hint="eastAsia" w:cs="微软雅黑"/>
+          <w:b/>
+          <w:bCs/>
+          <w:color w:val="262626" w:themeColor="text1" w:themeTint="D9"/>
+          <w:spacing w:val="6"/>
+          <w:sz w:val="21"/>
+          <w:szCs w:val="21"/>
+          <w:lang w:eastAsia="zh-CN"/>
+          <w14:textFill>
+            <w14:solidFill>
+              <w14:schemeClr w14:val="tx1">
+                <w14:lumMod w14:val="85000"/>
+                <w14:lumOff w14:val="15000"/>
+              </w14:schemeClr>
+            </w14:solidFill>
+          </w14:textFill>
+        </w:rPr>
+        <w:t>Str</w:t>
       </w:r>
       <w:r>
         <w:rPr>
@@ -27668,8 +27733,10 @@
     <w:tbl>
       <w:tblPr>
         <w:tblStyle w:val="14"/>
+        <w:tblpPr w:leftFromText="180" w:rightFromText="180" w:vertAnchor="text" w:tblpXSpec="center" w:tblpY="1"/>
+        <w:tblOverlap w:val="never"/>
         <w:tblW w:w="9599" w:type="dxa"/>
-        <w:jc w:val="center"/>
+        <w:tblInd w:w="0" w:type="dxa"/>
         <w:tblBorders>
           <w:top w:val="single" w:color="45A3A7" w:sz="18" w:space="0"/>
           <w:left w:val="none" w:color="auto" w:sz="0" w:space="0"/>
@@ -27709,7 +27776,6 @@
         </w:tblPrEx>
         <w:trPr>
           <w:trHeight w:val="431" w:hRule="atLeast"/>
-          <w:jc w:val="center"/>
         </w:trPr>
         <w:tc>
           <w:tcPr>
@@ -27726,12 +27792,16 @@
           <w:p>
             <w:pPr>
               <w:keepNext/>
-              <w:spacing w:before="26"/>
+              <w:keepLines w:val="0"/>
+              <w:suppressLineNumbers w:val="0"/>
+              <w:spacing w:before="26" w:beforeAutospacing="0" w:after="0" w:afterAutospacing="0"/>
+              <w:ind w:left="0" w:right="0"/>
               <w:jc w:val="center"/>
               <w:rPr>
-                <w:rFonts w:cs="微软雅黑"/>
+                <w:rFonts w:hint="default" w:cs="微软雅黑"/>
                 <w:b/>
                 <w:color w:val="FFFFFF" w:themeColor="background1"/>
+                <w:sz w:val="20"/>
                 <w:szCs w:val="20"/>
                 <w14:textFill>
                   <w14:solidFill>
@@ -27745,6 +27815,7 @@
                 <w:rFonts w:hint="eastAsia" w:cs="微软雅黑"/>
                 <w:b/>
                 <w:color w:val="FFFFFF" w:themeColor="background1"/>
+                <w:sz w:val="20"/>
                 <w:szCs w:val="20"/>
                 <w14:textFill>
                   <w14:solidFill>
@@ -27776,7 +27847,7 @@
               <w:ind w:left="0" w:right="0"/>
               <w:jc w:val="center"/>
               <w:rPr>
-                <w:rFonts w:hint="eastAsia" w:cs="微软雅黑"/>
+                <w:rFonts w:hint="default" w:cs="微软雅黑"/>
                 <w:bCs/>
                 <w:sz w:val="20"/>
                 <w:szCs w:val="20"/>
@@ -27791,7 +27862,7 @@
                 <w:szCs w:val="20"/>
                 <w:lang w:val="en-US" w:eastAsia="zh-CN"/>
               </w:rPr>
-              <w:t>{% if tdd.ori_variant == "MET-MET Fusion M13:M15" %}</w:t>
+              <w:t>{% if tdd.ori_variant == "MET-MET Fusion M13:M15" %}{%for v in tdd.ori_variant3%}{{v}}</w:t>
             </w:r>
           </w:p>
           <w:p>
@@ -27800,10 +27871,10 @@
               <w:keepLines w:val="0"/>
               <w:suppressLineNumbers w:val="0"/>
               <w:spacing w:before="26" w:beforeAutospacing="0" w:after="0" w:afterAutospacing="0"/>
-              <w:ind w:left="0" w:right="0" w:firstLine="400"/>
+              <w:ind w:left="0" w:right="0"/>
               <w:jc w:val="center"/>
               <w:rPr>
-                <w:rFonts w:hint="eastAsia" w:cs="微软雅黑"/>
+                <w:rFonts w:hint="default" w:eastAsia="微软雅黑" w:cs="微软雅黑"/>
                 <w:bCs/>
                 <w:sz w:val="20"/>
                 <w:szCs w:val="20"/>
@@ -27818,56 +27889,7 @@
                 <w:szCs w:val="20"/>
                 <w:lang w:val="en-US" w:eastAsia="zh-CN"/>
               </w:rPr>
-              <w:t>外显子14跳跃突变</w:t>
-            </w:r>
-          </w:p>
-          <w:p>
-            <w:pPr>
-              <w:keepNext/>
-              <w:keepLines w:val="0"/>
-              <w:suppressLineNumbers w:val="0"/>
-              <w:spacing w:before="26" w:beforeAutospacing="0" w:after="0" w:afterAutospacing="0"/>
-              <w:ind w:left="0" w:right="0" w:firstLine="400"/>
-              <w:jc w:val="center"/>
-              <w:rPr>
-                <w:rFonts w:hint="eastAsia" w:cs="微软雅黑"/>
-                <w:bCs/>
-                <w:sz w:val="20"/>
-                <w:szCs w:val="20"/>
-                <w:lang w:val="en-US" w:eastAsia="zh-CN"/>
-              </w:rPr>
-            </w:pPr>
-            <w:r>
-              <w:rPr>
-                <w:rFonts w:hint="eastAsia" w:cs="微软雅黑"/>
-                <w:bCs/>
-                <w:sz w:val="20"/>
-                <w:szCs w:val="20"/>
-                <w:lang w:val="en-US" w:eastAsia="zh-CN"/>
-              </w:rPr>
-              <w:t>({{ tdd.ori_variant }})</w:t>
-            </w:r>
-          </w:p>
-          <w:p>
-            <w:pPr>
-              <w:keepNext/>
-              <w:spacing w:before="26"/>
-              <w:jc w:val="center"/>
-              <w:rPr>
-                <w:rFonts w:cs="微软雅黑"/>
-                <w:bCs/>
-                <w:szCs w:val="20"/>
-              </w:rPr>
-            </w:pPr>
-            <w:r>
-              <w:rPr>
-                <w:rFonts w:hint="eastAsia" w:cs="微软雅黑"/>
-                <w:bCs/>
-                <w:sz w:val="20"/>
-                <w:szCs w:val="20"/>
-                <w:lang w:val="en-US" w:eastAsia="zh-CN"/>
-              </w:rPr>
-              <w:t>{% else %}{{ tdd.ori_variant }}{% endif %}</w:t>
+              <w:t>{% endfor %}{% else %}{{ tdd.ori_variant }}{% endif %}</w:t>
             </w:r>
           </w:p>
         </w:tc>
@@ -27891,7 +27913,6 @@
         </w:tblPrEx>
         <w:trPr>
           <w:trHeight w:val="431" w:hRule="atLeast"/>
-          <w:jc w:val="center"/>
         </w:trPr>
         <w:tc>
           <w:tcPr>
@@ -27908,12 +27929,16 @@
           <w:p>
             <w:pPr>
               <w:keepNext/>
-              <w:spacing w:before="26"/>
+              <w:keepLines w:val="0"/>
+              <w:suppressLineNumbers w:val="0"/>
+              <w:spacing w:before="26" w:beforeAutospacing="0" w:after="0" w:afterAutospacing="0"/>
+              <w:ind w:left="0" w:right="0"/>
               <w:jc w:val="center"/>
               <w:rPr>
-                <w:rFonts w:cs="微软雅黑"/>
+                <w:rFonts w:hint="default" w:cs="微软雅黑"/>
                 <w:b/>
                 <w:color w:val="FFFFFF" w:themeColor="background1"/>
+                <w:sz w:val="20"/>
                 <w:szCs w:val="20"/>
                 <w14:textFill>
                   <w14:solidFill>
@@ -27927,6 +27952,7 @@
                 <w:rFonts w:hint="eastAsia" w:cs="微软雅黑"/>
                 <w:b/>
                 <w:color w:val="FFFFFF" w:themeColor="background1"/>
+                <w:sz w:val="20"/>
                 <w:szCs w:val="20"/>
                 <w:lang w:eastAsia="zh-CN"/>
                 <w14:textFill>
@@ -27942,6 +27968,7 @@
                 <w:rFonts w:hint="eastAsia" w:cs="微软雅黑"/>
                 <w:b/>
                 <w:color w:val="FFFFFF" w:themeColor="background1"/>
+                <w:sz w:val="20"/>
                 <w:szCs w:val="20"/>
                 <w:lang w:val="en-US" w:eastAsia="zh-CN"/>
                 <w14:textFill>
@@ -27957,6 +27984,7 @@
                 <w:rFonts w:hint="eastAsia" w:cs="微软雅黑"/>
                 <w:b/>
                 <w:color w:val="FFFFFF" w:themeColor="background1"/>
+                <w:sz w:val="20"/>
                 <w:szCs w:val="20"/>
                 <w:lang w:eastAsia="zh-CN"/>
                 <w14:textFill>
@@ -27983,149 +28011,55 @@
           <w:p>
             <w:pPr>
               <w:keepNext/>
-              <w:spacing w:before="26"/>
+              <w:keepLines w:val="0"/>
+              <w:suppressLineNumbers w:val="0"/>
+              <w:spacing w:before="26" w:beforeAutospacing="0" w:after="0" w:afterAutospacing="0"/>
+              <w:ind w:left="0" w:right="0"/>
               <w:jc w:val="center"/>
               <w:rPr>
-                <w:rFonts w:cs="微软雅黑"/>
+                <w:rFonts w:hint="default" w:cs="微软雅黑"/>
                 <w:bCs/>
+                <w:sz w:val="20"/>
+                <w:szCs w:val="20"/>
+                <w:lang w:val="en-US" w:eastAsia="zh-CN"/>
+              </w:rPr>
+            </w:pPr>
+            <w:r>
+              <w:rPr>
+                <w:rFonts w:hint="eastAsia" w:cs="微软雅黑"/>
+                <w:bCs/>
+                <w:sz w:val="20"/>
+                <w:szCs w:val="20"/>
+                <w:lang w:val="en-US" w:eastAsia="zh-CN"/>
+              </w:rPr>
+              <w:t>{% if tdd.ori_variant == "MET-MET Fusion M13:M15" %}{%for v in tdd.mutFreq3%}{{v}}</w:t>
+            </w:r>
+          </w:p>
+          <w:p>
+            <w:pPr>
+              <w:keepNext/>
+              <w:keepLines w:val="0"/>
+              <w:suppressLineNumbers w:val="0"/>
+              <w:spacing w:before="26" w:beforeAutospacing="0" w:after="0" w:afterAutospacing="0"/>
+              <w:ind w:left="0" w:right="0"/>
+              <w:jc w:val="center"/>
+              <w:rPr>
+                <w:rFonts w:hint="default" w:cs="微软雅黑"/>
+                <w:bCs/>
+                <w:sz w:val="20"/>
                 <w:szCs w:val="20"/>
               </w:rPr>
             </w:pPr>
             <w:r>
               <w:rPr>
                 <w:rFonts w:hint="eastAsia" w:cs="微软雅黑"/>
-                <w:color w:val="262626" w:themeColor="text1" w:themeTint="D9"/>
-                <w:position w:val="4"/>
-                <w:sz w:val="20"/>
-                <w:szCs w:val="20"/>
-                <w:lang w:eastAsia="zh-CN"/>
-                <w14:textFill>
-                  <w14:solidFill>
-                    <w14:schemeClr w14:val="tx1">
-                      <w14:lumMod w14:val="85000"/>
-                      <w14:lumOff w14:val="15000"/>
-                    </w14:schemeClr>
-                  </w14:solidFill>
-                </w14:textFill>
-              </w:rPr>
-              <w:t>{{ "</w:t>
-            </w:r>
-            <w:r>
-              <w:rPr>
-                <w:rFonts w:hint="eastAsia" w:cs="微软雅黑"/>
-                <w:color w:val="262626" w:themeColor="text1" w:themeTint="D9"/>
-                <w:position w:val="4"/>
+                <w:bCs/>
                 <w:sz w:val="20"/>
                 <w:szCs w:val="20"/>
                 <w:lang w:val="en-US" w:eastAsia="zh-CN"/>
-                <w14:textFill>
-                  <w14:solidFill>
-                    <w14:schemeClr w14:val="tx1">
-                      <w14:lumMod w14:val="85000"/>
-                      <w14:lumOff w14:val="15000"/>
-                    </w14:schemeClr>
-                  </w14:solidFill>
-                </w14:textFill>
               </w:rPr>
-              <w:t>Fusion</w:t>
+              <w:t>{% endfor %}{% else %}{{ tdd.mutFreq }}{% endif %}</w:t>
             </w:r>
-            <w:r>
-              <w:rPr>
-                <w:rFonts w:hint="eastAsia" w:cs="微软雅黑"/>
-                <w:color w:val="262626" w:themeColor="text1" w:themeTint="D9"/>
-                <w:position w:val="4"/>
-                <w:sz w:val="20"/>
-                <w:szCs w:val="20"/>
-                <w:lang w:eastAsia="zh-CN"/>
-                <w14:textFill>
-                  <w14:solidFill>
-                    <w14:schemeClr w14:val="tx1">
-                      <w14:lumMod w14:val="85000"/>
-                      <w14:lumOff w14:val="15000"/>
-                    </w14:schemeClr>
-                  </w14:solidFill>
-                </w14:textFill>
-              </w:rPr>
-              <w:t xml:space="preserve">" if </w:t>
-            </w:r>
-            <w:r>
-              <w:rPr>
-                <w:rFonts w:hint="eastAsia" w:cs="微软雅黑"/>
-                <w:color w:val="262626" w:themeColor="text1" w:themeTint="D9"/>
-                <w:position w:val="4"/>
-                <w:sz w:val="20"/>
-                <w:szCs w:val="20"/>
-                <w:lang w:val="en-US" w:eastAsia="zh-CN"/>
-                <w14:textFill>
-                  <w14:solidFill>
-                    <w14:schemeClr w14:val="tx1">
-                      <w14:lumMod w14:val="85000"/>
-                      <w14:lumOff w14:val="15000"/>
-                    </w14:schemeClr>
-                  </w14:solidFill>
-                </w14:textFill>
-              </w:rPr>
-              <w:t>tdd.</w:t>
-            </w:r>
-            <w:r>
-              <w:rPr>
-                <w:rFonts w:hint="eastAsia" w:cs="微软雅黑"/>
-                <w:color w:val="262626" w:themeColor="text1" w:themeTint="D9"/>
-                <w:position w:val="4"/>
-                <w:sz w:val="20"/>
-                <w:szCs w:val="20"/>
-                <w:lang w:eastAsia="zh-CN"/>
-                <w14:textFill>
-                  <w14:solidFill>
-                    <w14:schemeClr w14:val="tx1">
-                      <w14:lumMod w14:val="85000"/>
-                      <w14:lumOff w14:val="15000"/>
-                    </w14:schemeClr>
-                  </w14:solidFill>
-                </w14:textFill>
-              </w:rPr>
-              <w:t xml:space="preserve">ori_variant == "MET-MET Fusion M13:M15" else </w:t>
-            </w:r>
-            <w:r>
-              <w:rPr>
-                <w:rFonts w:hint="eastAsia" w:cs="微软雅黑"/>
-                <w:color w:val="262626" w:themeColor="text1" w:themeTint="D9"/>
-                <w:position w:val="4"/>
-                <w:sz w:val="20"/>
-                <w:szCs w:val="20"/>
-                <w:lang w:val="en-US" w:eastAsia="zh-CN"/>
-                <w14:textFill>
-                  <w14:solidFill>
-                    <w14:schemeClr w14:val="tx1">
-                      <w14:lumMod w14:val="85000"/>
-                      <w14:lumOff w14:val="15000"/>
-                    </w14:schemeClr>
-                  </w14:solidFill>
-                </w14:textFill>
-              </w:rPr>
-              <w:t>tdd.</w:t>
-            </w:r>
-            <w:r>
-              <w:rPr>
-                <w:rFonts w:hint="eastAsia" w:cs="微软雅黑"/>
-                <w:color w:val="262626" w:themeColor="text1" w:themeTint="D9"/>
-                <w:position w:val="4"/>
-                <w:sz w:val="20"/>
-                <w:szCs w:val="20"/>
-                <w:lang w:eastAsia="zh-CN"/>
-                <w14:textFill>
-                  <w14:solidFill>
-                    <w14:schemeClr w14:val="tx1">
-                      <w14:lumMod w14:val="85000"/>
-                      <w14:lumOff w14:val="15000"/>
-                    </w14:schemeClr>
-                  </w14:solidFill>
-                </w14:textFill>
-              </w:rPr>
-              <w:t>mutFreq }}</w:t>
-            </w:r>
-            <w:bookmarkStart w:id="0" w:name="_GoBack"/>
-            <w:bookmarkEnd w:id="0"/>
           </w:p>
         </w:tc>
       </w:tr>
@@ -28148,7 +28082,6 @@
         </w:tblPrEx>
         <w:trPr>
           <w:trHeight w:val="479" w:hRule="atLeast"/>
-          <w:jc w:val="center"/>
         </w:trPr>
         <w:tc>
           <w:tcPr>
@@ -28165,12 +28098,16 @@
           <w:p>
             <w:pPr>
               <w:keepNext/>
-              <w:spacing w:before="26"/>
+              <w:keepLines w:val="0"/>
+              <w:suppressLineNumbers w:val="0"/>
+              <w:spacing w:before="26" w:beforeAutospacing="0" w:after="0" w:afterAutospacing="0"/>
+              <w:ind w:left="0" w:right="0"/>
               <w:jc w:val="center"/>
               <w:rPr>
-                <w:rFonts w:cs="微软雅黑"/>
+                <w:rFonts w:hint="default" w:cs="微软雅黑"/>
                 <w:b/>
                 <w:color w:val="FFFFFF" w:themeColor="background1"/>
+                <w:sz w:val="20"/>
                 <w:szCs w:val="20"/>
                 <w14:textFill>
                   <w14:solidFill>
@@ -28184,6 +28121,7 @@
                 <w:rFonts w:hint="eastAsia" w:cs="微软雅黑"/>
                 <w:b/>
                 <w:color w:val="FFFFFF" w:themeColor="background1"/>
+                <w:sz w:val="20"/>
                 <w:szCs w:val="20"/>
                 <w14:textFill>
                   <w14:solidFill>
@@ -28209,12 +28147,16 @@
           <w:p>
             <w:pPr>
               <w:keepNext/>
-              <w:spacing w:before="26"/>
+              <w:keepLines w:val="0"/>
+              <w:suppressLineNumbers w:val="0"/>
+              <w:spacing w:before="26" w:beforeAutospacing="0" w:after="0" w:afterAutospacing="0"/>
+              <w:ind w:left="0" w:right="0"/>
               <w:jc w:val="center"/>
               <w:rPr>
                 <w:rFonts w:hint="eastAsia" w:cs="微软雅黑"/>
                 <w:color w:val="262626" w:themeColor="text1" w:themeTint="D9"/>
                 <w:position w:val="4"/>
+                <w:sz w:val="20"/>
                 <w:szCs w:val="20"/>
                 <w:lang w:eastAsia="zh-CN"/>
                 <w14:textFill>
@@ -28232,6 +28174,7 @@
                 <w:rFonts w:hint="eastAsia" w:cs="微软雅黑"/>
                 <w:color w:val="262626" w:themeColor="text1" w:themeTint="D9"/>
                 <w:position w:val="4"/>
+                <w:sz w:val="20"/>
                 <w:szCs w:val="20"/>
                 <w:lang w:eastAsia="zh-CN"/>
                 <w14:textFill>
@@ -28249,12 +28192,16 @@
           <w:p>
             <w:pPr>
               <w:keepNext/>
-              <w:spacing w:before="26"/>
+              <w:keepLines w:val="0"/>
+              <w:suppressLineNumbers w:val="0"/>
+              <w:spacing w:before="26" w:beforeAutospacing="0" w:after="0" w:afterAutospacing="0"/>
+              <w:ind w:left="0" w:right="0"/>
               <w:jc w:val="center"/>
               <w:rPr>
                 <w:rFonts w:hint="eastAsia" w:cs="微软雅黑"/>
                 <w:color w:val="262626" w:themeColor="text1" w:themeTint="D9"/>
                 <w:position w:val="4"/>
+                <w:sz w:val="20"/>
                 <w:szCs w:val="20"/>
                 <w:lang w:eastAsia="zh-CN"/>
                 <w14:textFill>
@@ -28272,6 +28219,7 @@
                 <w:rFonts w:hint="eastAsia" w:cs="微软雅黑"/>
                 <w:color w:val="262626" w:themeColor="text1" w:themeTint="D9"/>
                 <w:position w:val="4"/>
+                <w:sz w:val="20"/>
                 <w:szCs w:val="20"/>
                 <w:lang w:eastAsia="zh-CN"/>
                 <w14:textFill>
@@ -28290,6 +28238,7 @@
                 <w:rFonts w:hint="eastAsia" w:cs="微软雅黑"/>
                 <w:color w:val="262626" w:themeColor="text1" w:themeTint="D9"/>
                 <w:position w:val="4"/>
+                <w:sz w:val="20"/>
                 <w:szCs w:val="20"/>
                 <w:lang w:val="en-US" w:eastAsia="zh-CN"/>
                 <w14:textFill>
@@ -28308,6 +28257,7 @@
                 <w:rFonts w:hint="eastAsia" w:cs="微软雅黑"/>
                 <w:color w:val="262626" w:themeColor="text1" w:themeTint="D9"/>
                 <w:position w:val="4"/>
+                <w:sz w:val="20"/>
                 <w:szCs w:val="20"/>
                 <w:lang w:eastAsia="zh-CN"/>
                 <w14:textFill>
@@ -28326,6 +28276,7 @@
                 <w:rFonts w:hint="eastAsia" w:cs="微软雅黑"/>
                 <w:color w:val="262626" w:themeColor="text1" w:themeTint="D9"/>
                 <w:position w:val="4"/>
+                <w:sz w:val="20"/>
                 <w:szCs w:val="20"/>
                 <w:lang w:val="en-US" w:eastAsia="zh-CN"/>
                 <w14:textFill>
@@ -28344,6 +28295,7 @@
                 <w:rFonts w:hint="eastAsia" w:cs="微软雅黑"/>
                 <w:color w:val="262626" w:themeColor="text1" w:themeTint="D9"/>
                 <w:position w:val="4"/>
+                <w:sz w:val="20"/>
                 <w:szCs w:val="20"/>
                 <w:lang w:eastAsia="zh-CN"/>
                 <w14:textFill>
@@ -28361,12 +28313,16 @@
           <w:p>
             <w:pPr>
               <w:keepNext/>
-              <w:spacing w:before="26"/>
+              <w:keepLines w:val="0"/>
+              <w:suppressLineNumbers w:val="0"/>
+              <w:spacing w:before="26" w:beforeAutospacing="0" w:after="0" w:afterAutospacing="0"/>
+              <w:ind w:left="0" w:right="0"/>
               <w:jc w:val="center"/>
               <w:rPr>
                 <w:rFonts w:hint="eastAsia" w:cs="微软雅黑"/>
                 <w:color w:val="262626" w:themeColor="text1" w:themeTint="D9"/>
                 <w:position w:val="4"/>
+                <w:sz w:val="20"/>
                 <w:szCs w:val="20"/>
                 <w:lang w:eastAsia="zh-CN"/>
                 <w14:textFill>
@@ -28384,6 +28340,7 @@
                 <w:rFonts w:hint="eastAsia" w:cs="微软雅黑"/>
                 <w:color w:val="262626" w:themeColor="text1" w:themeTint="D9"/>
                 <w:position w:val="4"/>
+                <w:sz w:val="20"/>
                 <w:szCs w:val="20"/>
                 <w:lang w:eastAsia="zh-CN"/>
                 <w14:textFill>
@@ -28402,6 +28359,7 @@
                 <w:rFonts w:hint="default" w:cs="微软雅黑"/>
                 <w:color w:val="262626" w:themeColor="text1" w:themeTint="D9"/>
                 <w:position w:val="4"/>
+                <w:sz w:val="20"/>
                 <w:szCs w:val="20"/>
                 <w:lang w:val="en-US" w:eastAsia="zh-CN"/>
                 <w14:textFill>
@@ -28420,6 +28378,7 @@
                 <w:rFonts w:hint="eastAsia" w:cs="微软雅黑"/>
                 <w:color w:val="262626" w:themeColor="text1" w:themeTint="D9"/>
                 <w:position w:val="4"/>
+                <w:sz w:val="20"/>
                 <w:szCs w:val="20"/>
                 <w:lang w:eastAsia="zh-CN"/>
                 <w14:textFill>
@@ -28438,6 +28397,7 @@
                 <w:rFonts w:hint="eastAsia" w:cs="微软雅黑"/>
                 <w:color w:val="262626" w:themeColor="text1" w:themeTint="D9"/>
                 <w:position w:val="4"/>
+                <w:sz w:val="20"/>
                 <w:szCs w:val="20"/>
                 <w:lang w:val="en-US" w:eastAsia="zh-CN"/>
                 <w14:textFill>
@@ -28456,6 +28416,7 @@
                 <w:rFonts w:hint="eastAsia" w:cs="微软雅黑"/>
                 <w:color w:val="262626" w:themeColor="text1" w:themeTint="D9"/>
                 <w:position w:val="4"/>
+                <w:sz w:val="20"/>
                 <w:szCs w:val="20"/>
                 <w:lang w:eastAsia="zh-CN"/>
                 <w14:textFill>
@@ -28474,6 +28435,7 @@
                 <w:rFonts w:hint="eastAsia" w:cs="微软雅黑"/>
                 <w:color w:val="262626" w:themeColor="text1" w:themeTint="D9"/>
                 <w:position w:val="4"/>
+                <w:sz w:val="20"/>
                 <w:szCs w:val="20"/>
                 <w:lang w:val="en-US" w:eastAsia="zh-CN"/>
                 <w14:textFill>
@@ -28492,6 +28454,7 @@
                 <w:rFonts w:hint="eastAsia" w:cs="微软雅黑"/>
                 <w:color w:val="262626" w:themeColor="text1" w:themeTint="D9"/>
                 <w:position w:val="4"/>
+                <w:sz w:val="20"/>
                 <w:szCs w:val="20"/>
                 <w:lang w:eastAsia="zh-CN"/>
                 <w14:textFill>
@@ -28509,12 +28472,16 @@
           <w:p>
             <w:pPr>
               <w:keepNext/>
-              <w:spacing w:before="26"/>
+              <w:keepLines w:val="0"/>
+              <w:suppressLineNumbers w:val="0"/>
+              <w:spacing w:before="26" w:beforeAutospacing="0" w:after="0" w:afterAutospacing="0"/>
+              <w:ind w:left="0" w:right="0"/>
               <w:jc w:val="center"/>
               <w:rPr>
                 <w:rFonts w:hint="eastAsia" w:cs="微软雅黑"/>
                 <w:color w:val="262626" w:themeColor="text1" w:themeTint="D9"/>
                 <w:position w:val="4"/>
+                <w:sz w:val="20"/>
                 <w:szCs w:val="20"/>
                 <w:lang w:eastAsia="zh-CN"/>
                 <w14:textFill>
@@ -28532,6 +28499,7 @@
                 <w:rFonts w:hint="eastAsia" w:cs="微软雅黑"/>
                 <w:color w:val="262626" w:themeColor="text1" w:themeTint="D9"/>
                 <w:position w:val="4"/>
+                <w:sz w:val="20"/>
                 <w:szCs w:val="20"/>
                 <w:lang w:eastAsia="zh-CN"/>
                 <w14:textFill>
@@ -28543,7 +28511,45 @@
                   </w14:solidFill>
                 </w14:textFill>
               </w:rPr>
-              <w:t>{%endif%}{%endif%}{% endfor %}{% endif%}</w:t>
+              <w:t>{%endif%</w:t>
+            </w:r>
+            <w:r>
+              <w:rPr>
+                <w:rFonts w:hint="eastAsia" w:cs="微软雅黑"/>
+                <w:color w:val="262626" w:themeColor="text1" w:themeTint="D9"/>
+                <w:position w:val="4"/>
+                <w:sz w:val="20"/>
+                <w:szCs w:val="20"/>
+                <w:lang w:val="en-US" w:eastAsia="zh-CN"/>
+                <w14:textFill>
+                  <w14:solidFill>
+                    <w14:schemeClr w14:val="tx1">
+                      <w14:lumMod w14:val="85000"/>
+                      <w14:lumOff w14:val="15000"/>
+                    </w14:schemeClr>
+                  </w14:solidFill>
+                </w14:textFill>
+              </w:rPr>
+              <w:t>}</w:t>
+            </w:r>
+            <w:r>
+              <w:rPr>
+                <w:rFonts w:hint="eastAsia" w:cs="微软雅黑"/>
+                <w:color w:val="262626" w:themeColor="text1" w:themeTint="D9"/>
+                <w:position w:val="4"/>
+                <w:sz w:val="20"/>
+                <w:szCs w:val="20"/>
+                <w:lang w:eastAsia="zh-CN"/>
+                <w14:textFill>
+                  <w14:solidFill>
+                    <w14:schemeClr w14:val="tx1">
+                      <w14:lumMod w14:val="85000"/>
+                      <w14:lumOff w14:val="15000"/>
+                    </w14:schemeClr>
+                  </w14:solidFill>
+                </w14:textFill>
+              </w:rPr>
+              <w:t>{%endif%}{% endfor %}{% endif%}</w:t>
             </w:r>
           </w:p>
         </w:tc>
@@ -28567,7 +28573,6 @@
         </w:tblPrEx>
         <w:trPr>
           <w:trHeight w:val="431" w:hRule="atLeast"/>
-          <w:jc w:val="center"/>
         </w:trPr>
         <w:tc>
           <w:tcPr>
@@ -28584,12 +28589,16 @@
           <w:p>
             <w:pPr>
               <w:keepNext/>
-              <w:spacing w:before="26"/>
+              <w:keepLines w:val="0"/>
+              <w:suppressLineNumbers w:val="0"/>
+              <w:spacing w:before="26" w:beforeAutospacing="0" w:after="0" w:afterAutospacing="0"/>
+              <w:ind w:left="0" w:right="0"/>
               <w:jc w:val="center"/>
               <w:rPr>
-                <w:rFonts w:cs="微软雅黑"/>
+                <w:rFonts w:hint="default" w:cs="微软雅黑"/>
                 <w:b/>
                 <w:color w:val="FFFFFF" w:themeColor="background1"/>
+                <w:sz w:val="20"/>
                 <w:szCs w:val="20"/>
                 <w14:textFill>
                   <w14:solidFill>
@@ -28603,6 +28612,7 @@
                 <w:rFonts w:hint="eastAsia" w:cs="微软雅黑"/>
                 <w:b/>
                 <w:color w:val="FFFFFF" w:themeColor="background1"/>
+                <w:sz w:val="20"/>
                 <w:szCs w:val="20"/>
                 <w14:textFill>
                   <w14:solidFill>
@@ -28628,12 +28638,16 @@
           <w:p>
             <w:pPr>
               <w:keepNext/>
-              <w:spacing w:before="26"/>
+              <w:keepLines w:val="0"/>
+              <w:suppressLineNumbers w:val="0"/>
+              <w:spacing w:before="26" w:beforeAutospacing="0" w:after="0" w:afterAutospacing="0"/>
+              <w:ind w:left="0" w:right="0"/>
               <w:jc w:val="center"/>
               <w:rPr>
                 <w:rFonts w:hint="eastAsia" w:cs="微软雅黑"/>
                 <w:color w:val="262626" w:themeColor="text1" w:themeTint="D9"/>
                 <w:position w:val="4"/>
+                <w:sz w:val="20"/>
                 <w:szCs w:val="20"/>
                 <w:lang w:eastAsia="zh-CN"/>
                 <w14:textFill>
@@ -28651,6 +28665,7 @@
                 <w:rFonts w:hint="eastAsia" w:cs="微软雅黑"/>
                 <w:color w:val="262626" w:themeColor="text1" w:themeTint="D9"/>
                 <w:position w:val="4"/>
+                <w:sz w:val="20"/>
                 <w:szCs w:val="20"/>
                 <w:lang w:eastAsia="zh-CN"/>
                 <w14:textFill>
@@ -28669,6 +28684,7 @@
                 <w:rFonts w:hint="eastAsia" w:cs="微软雅黑"/>
                 <w:color w:val="262626" w:themeColor="text1" w:themeTint="D9"/>
                 <w:position w:val="4"/>
+                <w:sz w:val="20"/>
                 <w:szCs w:val="20"/>
                 <w:lang w:val="en-US" w:eastAsia="zh-CN"/>
                 <w14:textFill>
@@ -28687,6 +28703,7 @@
                 <w:rFonts w:hint="eastAsia" w:cs="微软雅黑"/>
                 <w:color w:val="262626" w:themeColor="text1" w:themeTint="D9"/>
                 <w:position w:val="4"/>
+                <w:sz w:val="20"/>
                 <w:szCs w:val="20"/>
                 <w:lang w:eastAsia="zh-CN"/>
                 <w14:textFill>
@@ -28704,12 +28721,16 @@
           <w:p>
             <w:pPr>
               <w:keepNext/>
-              <w:spacing w:before="26"/>
+              <w:keepLines w:val="0"/>
+              <w:suppressLineNumbers w:val="0"/>
+              <w:spacing w:before="26" w:beforeAutospacing="0" w:after="0" w:afterAutospacing="0"/>
+              <w:ind w:left="0" w:right="0"/>
               <w:jc w:val="center"/>
               <w:rPr>
                 <w:rFonts w:hint="eastAsia" w:cs="微软雅黑"/>
                 <w:color w:val="262626" w:themeColor="text1" w:themeTint="D9"/>
                 <w:position w:val="4"/>
+                <w:sz w:val="20"/>
                 <w:szCs w:val="20"/>
                 <w:lang w:eastAsia="zh-CN"/>
                 <w14:textFill>
@@ -28727,6 +28748,7 @@
                 <w:rFonts w:hint="eastAsia" w:cs="微软雅黑"/>
                 <w:color w:val="262626" w:themeColor="text1" w:themeTint="D9"/>
                 <w:position w:val="4"/>
+                <w:sz w:val="20"/>
                 <w:szCs w:val="20"/>
                 <w:lang w:eastAsia="zh-CN"/>
                 <w14:textFill>
@@ -28745,6 +28767,7 @@
                 <w:rFonts w:hint="eastAsia" w:cs="微软雅黑"/>
                 <w:color w:val="262626" w:themeColor="text1" w:themeTint="D9"/>
                 <w:position w:val="4"/>
+                <w:sz w:val="20"/>
                 <w:szCs w:val="20"/>
                 <w:lang w:val="en-US" w:eastAsia="zh-CN"/>
                 <w14:textFill>
@@ -28763,6 +28786,7 @@
                 <w:rFonts w:hint="eastAsia" w:cs="微软雅黑"/>
                 <w:color w:val="262626" w:themeColor="text1" w:themeTint="D9"/>
                 <w:position w:val="4"/>
+                <w:sz w:val="20"/>
                 <w:szCs w:val="20"/>
                 <w:lang w:eastAsia="zh-CN"/>
                 <w14:textFill>
@@ -28781,6 +28805,7 @@
                 <w:rFonts w:hint="eastAsia" w:cs="微软雅黑"/>
                 <w:color w:val="262626" w:themeColor="text1" w:themeTint="D9"/>
                 <w:position w:val="4"/>
+                <w:sz w:val="20"/>
                 <w:szCs w:val="20"/>
                 <w:lang w:val="en-US" w:eastAsia="zh-CN"/>
                 <w14:textFill>
@@ -28799,6 +28824,7 @@
                 <w:rFonts w:hint="eastAsia" w:cs="微软雅黑"/>
                 <w:color w:val="262626" w:themeColor="text1" w:themeTint="D9"/>
                 <w:position w:val="4"/>
+                <w:sz w:val="20"/>
                 <w:szCs w:val="20"/>
                 <w:lang w:eastAsia="zh-CN"/>
                 <w14:textFill>
@@ -28817,6 +28843,7 @@
                 <w:rFonts w:hint="eastAsia" w:cs="微软雅黑"/>
                 <w:color w:val="262626" w:themeColor="text1" w:themeTint="D9"/>
                 <w:position w:val="4"/>
+                <w:sz w:val="20"/>
                 <w:szCs w:val="20"/>
                 <w:lang w:val="en-US" w:eastAsia="zh-CN"/>
                 <w14:textFill>
@@ -28835,6 +28862,7 @@
                 <w:rFonts w:hint="eastAsia" w:cs="微软雅黑"/>
                 <w:color w:val="262626" w:themeColor="text1" w:themeTint="D9"/>
                 <w:position w:val="4"/>
+                <w:sz w:val="20"/>
                 <w:szCs w:val="20"/>
                 <w:lang w:eastAsia="zh-CN"/>
                 <w14:textFill>
@@ -28852,12 +28880,16 @@
           <w:p>
             <w:pPr>
               <w:keepNext/>
-              <w:spacing w:before="26"/>
+              <w:keepLines w:val="0"/>
+              <w:suppressLineNumbers w:val="0"/>
+              <w:spacing w:before="26" w:beforeAutospacing="0" w:after="0" w:afterAutospacing="0"/>
+              <w:ind w:left="0" w:right="0"/>
               <w:jc w:val="center"/>
               <w:rPr>
                 <w:rFonts w:hint="eastAsia" w:cs="微软雅黑"/>
                 <w:color w:val="262626" w:themeColor="text1" w:themeTint="D9"/>
                 <w:position w:val="4"/>
+                <w:sz w:val="20"/>
                 <w:szCs w:val="20"/>
                 <w:lang w:eastAsia="zh-CN"/>
                 <w14:textFill>
@@ -28875,6 +28907,7 @@
                 <w:rFonts w:hint="eastAsia" w:cs="微软雅黑"/>
                 <w:color w:val="262626" w:themeColor="text1" w:themeTint="D9"/>
                 <w:position w:val="4"/>
+                <w:sz w:val="20"/>
                 <w:szCs w:val="20"/>
                 <w:lang w:eastAsia="zh-CN"/>
                 <w14:textFill>
@@ -28893,6 +28926,7 @@
                 <w:rFonts w:hint="eastAsia" w:cs="微软雅黑"/>
                 <w:color w:val="262626" w:themeColor="text1" w:themeTint="D9"/>
                 <w:position w:val="4"/>
+                <w:sz w:val="20"/>
                 <w:szCs w:val="20"/>
                 <w:lang w:val="en-US" w:eastAsia="zh-CN"/>
                 <w14:textFill>
@@ -28911,6 +28945,7 @@
                 <w:rFonts w:hint="eastAsia" w:cs="微软雅黑"/>
                 <w:color w:val="262626" w:themeColor="text1" w:themeTint="D9"/>
                 <w:position w:val="4"/>
+                <w:sz w:val="20"/>
                 <w:szCs w:val="20"/>
                 <w:lang w:eastAsia="zh-CN"/>
                 <w14:textFill>
@@ -28929,6 +28964,7 @@
                 <w:rFonts w:hint="eastAsia" w:cs="微软雅黑"/>
                 <w:color w:val="262626" w:themeColor="text1" w:themeTint="D9"/>
                 <w:position w:val="4"/>
+                <w:sz w:val="20"/>
                 <w:szCs w:val="20"/>
                 <w:lang w:val="en-US" w:eastAsia="zh-CN"/>
                 <w14:textFill>
@@ -28947,6 +28983,7 @@
                 <w:rFonts w:hint="eastAsia" w:cs="微软雅黑"/>
                 <w:color w:val="262626" w:themeColor="text1" w:themeTint="D9"/>
                 <w:position w:val="4"/>
+                <w:sz w:val="20"/>
                 <w:szCs w:val="20"/>
                 <w:lang w:eastAsia="zh-CN"/>
                 <w14:textFill>
@@ -28965,6 +29002,7 @@
                 <w:rFonts w:hint="eastAsia" w:cs="微软雅黑"/>
                 <w:color w:val="262626" w:themeColor="text1" w:themeTint="D9"/>
                 <w:position w:val="4"/>
+                <w:sz w:val="20"/>
                 <w:szCs w:val="20"/>
                 <w:lang w:val="en-US" w:eastAsia="zh-CN"/>
                 <w14:textFill>
@@ -28983,6 +29021,7 @@
                 <w:rFonts w:hint="eastAsia" w:cs="微软雅黑"/>
                 <w:color w:val="262626" w:themeColor="text1" w:themeTint="D9"/>
                 <w:position w:val="4"/>
+                <w:sz w:val="20"/>
                 <w:szCs w:val="20"/>
                 <w:lang w:eastAsia="zh-CN"/>
                 <w14:textFill>
@@ -29000,12 +29039,16 @@
           <w:p>
             <w:pPr>
               <w:keepNext/>
-              <w:spacing w:before="26"/>
+              <w:keepLines w:val="0"/>
+              <w:suppressLineNumbers w:val="0"/>
+              <w:spacing w:before="26" w:beforeAutospacing="0" w:after="0" w:afterAutospacing="0"/>
+              <w:ind w:left="0" w:right="0"/>
               <w:jc w:val="center"/>
               <w:rPr>
                 <w:rFonts w:hint="eastAsia" w:cs="微软雅黑"/>
                 <w:color w:val="262626" w:themeColor="text1" w:themeTint="D9"/>
                 <w:position w:val="4"/>
+                <w:sz w:val="20"/>
                 <w:szCs w:val="20"/>
                 <w:lang w:eastAsia="zh-CN"/>
                 <w14:textFill>
@@ -29023,6 +29066,7 @@
                 <w:rFonts w:hint="eastAsia" w:cs="微软雅黑"/>
                 <w:color w:val="262626" w:themeColor="text1" w:themeTint="D9"/>
                 <w:position w:val="4"/>
+                <w:sz w:val="20"/>
                 <w:szCs w:val="20"/>
                 <w:lang w:eastAsia="zh-CN"/>
                 <w14:textFill>
@@ -29183,12 +29227,16 @@
           <w:p>
             <w:pPr>
               <w:keepNext/>
-              <w:spacing w:before="26"/>
+              <w:keepLines w:val="0"/>
+              <w:suppressLineNumbers w:val="0"/>
+              <w:spacing w:before="26" w:beforeAutospacing="0" w:after="0" w:afterAutospacing="0"/>
+              <w:ind w:left="0" w:right="0"/>
               <w:jc w:val="center"/>
               <w:rPr>
-                <w:rFonts w:cs="微软雅黑"/>
+                <w:rFonts w:hint="default" w:cs="微软雅黑"/>
                 <w:b/>
                 <w:color w:val="FFFFFF" w:themeColor="background1"/>
+                <w:sz w:val="20"/>
                 <w:szCs w:val="20"/>
                 <w14:textFill>
                   <w14:solidFill>
@@ -29202,6 +29250,7 @@
                 <w:rFonts w:hint="eastAsia" w:cs="微软雅黑"/>
                 <w:b/>
                 <w:color w:val="FFFFFF" w:themeColor="background1"/>
+                <w:sz w:val="20"/>
                 <w:szCs w:val="20"/>
                 <w14:textFill>
                   <w14:solidFill>
@@ -29227,11 +29276,15 @@
           <w:p>
             <w:pPr>
               <w:keepNext/>
-              <w:spacing w:before="26"/>
+              <w:keepLines w:val="0"/>
+              <w:suppressLineNumbers w:val="0"/>
+              <w:spacing w:before="26" w:beforeAutospacing="0" w:after="0" w:afterAutospacing="0"/>
+              <w:ind w:left="0" w:right="0"/>
               <w:jc w:val="center"/>
               <w:rPr>
-                <w:rFonts w:cs="微软雅黑"/>
+                <w:rFonts w:hint="default" w:cs="微软雅黑"/>
                 <w:bCs/>
+                <w:sz w:val="20"/>
                 <w:szCs w:val="20"/>
               </w:rPr>
             </w:pPr>
@@ -29241,6 +29294,7 @@
                 <w:color w:val="262626" w:themeColor="text1" w:themeTint="D9"/>
                 <w:spacing w:val="5"/>
                 <w:position w:val="2"/>
+                <w:sz w:val="20"/>
                 <w:szCs w:val="20"/>
                 <w:lang w:eastAsia="zh-CN"/>
                 <w14:textFill>
@@ -29293,12 +29347,16 @@
           <w:p>
             <w:pPr>
               <w:keepNext/>
-              <w:spacing w:before="26"/>
+              <w:keepLines w:val="0"/>
+              <w:suppressLineNumbers w:val="0"/>
+              <w:spacing w:before="26" w:beforeAutospacing="0" w:after="0" w:afterAutospacing="0"/>
+              <w:ind w:left="0" w:right="0"/>
               <w:jc w:val="center"/>
               <w:rPr>
-                <w:rFonts w:cs="微软雅黑"/>
+                <w:rFonts w:hint="default" w:cs="微软雅黑"/>
                 <w:b/>
                 <w:color w:val="FFFFFF" w:themeColor="background1"/>
+                <w:sz w:val="20"/>
                 <w:szCs w:val="20"/>
                 <w14:textFill>
                   <w14:solidFill>
@@ -29312,6 +29370,7 @@
                 <w:rFonts w:hint="eastAsia" w:cs="微软雅黑"/>
                 <w:b/>
                 <w:color w:val="FFFFFF" w:themeColor="background1"/>
+                <w:sz w:val="20"/>
                 <w:szCs w:val="20"/>
                 <w:lang w:eastAsia="zh-CN"/>
                 <w14:textFill>
@@ -29327,6 +29386,7 @@
                 <w:rFonts w:hint="eastAsia" w:cs="微软雅黑"/>
                 <w:b/>
                 <w:color w:val="FFFFFF" w:themeColor="background1"/>
+                <w:sz w:val="20"/>
                 <w:szCs w:val="20"/>
                 <w:lang w:val="en-US" w:eastAsia="zh-CN"/>
                 <w14:textFill>
@@ -29342,6 +29402,7 @@
                 <w:rFonts w:hint="eastAsia" w:cs="微软雅黑"/>
                 <w:b/>
                 <w:color w:val="FFFFFF" w:themeColor="background1"/>
+                <w:sz w:val="20"/>
                 <w:szCs w:val="20"/>
                 <w:lang w:eastAsia="zh-CN"/>
                 <w14:textFill>
@@ -29368,11 +29429,15 @@
           <w:p>
             <w:pPr>
               <w:keepNext/>
-              <w:spacing w:before="26"/>
+              <w:keepLines w:val="0"/>
+              <w:suppressLineNumbers w:val="0"/>
+              <w:spacing w:before="26" w:beforeAutospacing="0" w:after="0" w:afterAutospacing="0"/>
+              <w:ind w:left="0" w:right="0"/>
               <w:jc w:val="center"/>
               <w:rPr>
-                <w:rFonts w:cs="微软雅黑"/>
+                <w:rFonts w:hint="default" w:cs="微软雅黑"/>
                 <w:bCs/>
+                <w:sz w:val="20"/>
                 <w:szCs w:val="20"/>
               </w:rPr>
             </w:pPr>
@@ -29382,6 +29447,7 @@
                 <w:color w:val="262626" w:themeColor="text1" w:themeTint="D9"/>
                 <w:spacing w:val="5"/>
                 <w:position w:val="2"/>
+                <w:sz w:val="20"/>
                 <w:szCs w:val="20"/>
                 <w:lang w:eastAsia="zh-CN"/>
                 <w14:textFill>
@@ -29434,12 +29500,16 @@
           <w:p>
             <w:pPr>
               <w:keepNext/>
-              <w:spacing w:before="26"/>
+              <w:keepLines w:val="0"/>
+              <w:suppressLineNumbers w:val="0"/>
+              <w:spacing w:before="26" w:beforeAutospacing="0" w:after="0" w:afterAutospacing="0"/>
+              <w:ind w:left="0" w:right="0"/>
               <w:jc w:val="center"/>
               <w:rPr>
-                <w:rFonts w:cs="微软雅黑"/>
+                <w:rFonts w:hint="default" w:cs="微软雅黑"/>
                 <w:b/>
                 <w:color w:val="FFFFFF" w:themeColor="background1"/>
+                <w:sz w:val="20"/>
                 <w:szCs w:val="20"/>
                 <w14:textFill>
                   <w14:solidFill>
@@ -29453,6 +29523,7 @@
                 <w:rFonts w:hint="eastAsia" w:cs="微软雅黑"/>
                 <w:b/>
                 <w:color w:val="FFFFFF" w:themeColor="background1"/>
+                <w:sz w:val="20"/>
                 <w:szCs w:val="20"/>
                 <w14:textFill>
                   <w14:solidFill>
@@ -29477,10 +29548,16 @@
           </w:tcPr>
           <w:p>
             <w:pPr>
+              <w:keepNext w:val="0"/>
+              <w:keepLines w:val="0"/>
+              <w:suppressLineNumbers w:val="0"/>
+              <w:spacing w:before="0" w:beforeAutospacing="0" w:after="0" w:afterAutospacing="0"/>
+              <w:ind w:left="0" w:right="0"/>
               <w:jc w:val="center"/>
               <w:rPr>
-                <w:rFonts w:ascii="Times New Roman" w:hAnsi="Times New Roman"/>
+                <w:rFonts w:hint="default" w:ascii="Times New Roman" w:hAnsi="Times New Roman"/>
                 <w:bCs/>
+                <w:sz w:val="20"/>
                 <w:szCs w:val="20"/>
               </w:rPr>
             </w:pPr>
@@ -29488,6 +29565,7 @@
               <w:rPr>
                 <w:rFonts w:hint="eastAsia" w:ascii="Times New Roman" w:hAnsi="Times New Roman"/>
                 <w:bCs/>
+                <w:sz w:val="20"/>
                 <w:szCs w:val="20"/>
               </w:rPr>
               <w:t>无</w:t>
@@ -29531,12 +29609,16 @@
           <w:p>
             <w:pPr>
               <w:keepNext/>
-              <w:spacing w:before="26"/>
+              <w:keepLines w:val="0"/>
+              <w:suppressLineNumbers w:val="0"/>
+              <w:spacing w:before="26" w:beforeAutospacing="0" w:after="0" w:afterAutospacing="0"/>
+              <w:ind w:left="0" w:right="0"/>
               <w:jc w:val="center"/>
               <w:rPr>
-                <w:rFonts w:cs="微软雅黑"/>
+                <w:rFonts w:hint="default" w:cs="微软雅黑"/>
                 <w:b/>
                 <w:color w:val="FFFFFF" w:themeColor="background1"/>
+                <w:sz w:val="20"/>
                 <w:szCs w:val="20"/>
                 <w14:textFill>
                   <w14:solidFill>
@@ -29550,6 +29632,7 @@
                 <w:rFonts w:hint="eastAsia" w:cs="微软雅黑"/>
                 <w:b/>
                 <w:color w:val="FFFFFF" w:themeColor="background1"/>
+                <w:sz w:val="20"/>
                 <w:szCs w:val="20"/>
                 <w14:textFill>
                   <w14:solidFill>
@@ -29575,16 +29658,21 @@
           <w:p>
             <w:pPr>
               <w:keepNext/>
-              <w:spacing w:before="26"/>
+              <w:keepLines w:val="0"/>
+              <w:suppressLineNumbers w:val="0"/>
+              <w:spacing w:before="26" w:beforeAutospacing="0" w:after="0" w:afterAutospacing="0"/>
+              <w:ind w:left="0" w:right="0"/>
               <w:jc w:val="center"/>
               <w:rPr>
-                <w:rFonts w:ascii="Times New Roman" w:hAnsi="Times New Roman"/>
+                <w:rFonts w:hint="default" w:ascii="Times New Roman" w:hAnsi="Times New Roman"/>
+                <w:sz w:val="20"/>
                 <w:szCs w:val="20"/>
               </w:rPr>
             </w:pPr>
             <w:r>
               <w:rPr>
                 <w:rFonts w:hint="eastAsia" w:ascii="Times New Roman" w:hAnsi="Times New Roman"/>
+                <w:sz w:val="20"/>
                 <w:szCs w:val="20"/>
               </w:rPr>
               <w:t>无</w:t>

--- a/WebContent/docx/非小细胞肺癌-报告模板-广附一（简化版）.docx
+++ b/WebContent/docx/非小细胞肺癌-报告模板-广附一（简化版）.docx
@@ -15732,29 +15732,7 @@
                         </w14:solidFill>
                       </w14:textFill>
                     </w:rPr>
-                    <w:t>1</w:t>
-                  </w:r>
-                  <w:bookmarkStart w:id="0" w:name="_GoBack"/>
-                  <w:bookmarkEnd w:id="0"/>
-                  <w:r>
-                    <w:rPr>
-                      <w:rFonts w:hint="eastAsia" w:cs="微软雅黑"/>
-                      <w:bCs/>
-                      <w:color w:val="262626" w:themeColor="text1" w:themeTint="D9"/>
-                      <w:kern w:val="0"/>
-                      <w:sz w:val="21"/>
-                      <w:szCs w:val="21"/>
-                      <w:lang w:val="en-US" w:eastAsia="zh-CN"/>
-                      <w14:textFill>
-                        <w14:solidFill>
-                          <w14:schemeClr w14:val="tx1">
-                            <w14:lumMod w14:val="85000"/>
-                            <w14:lumOff w14:val="15000"/>
-                          </w14:schemeClr>
-                        </w14:solidFill>
-                      </w14:textFill>
-                    </w:rPr>
-                    <w:t xml:space="preserve"> %}</w:t>
+                    <w:t>1 %}</w:t>
                   </w:r>
                   <w:r>
                     <w:rPr>
@@ -27269,12 +27247,13 @@
         </w:numPr>
         <w:spacing w:beforeLines="0" w:afterLines="0"/>
         <w:rPr>
-          <w:rFonts w:cs="微软雅黑"/>
+          <w:rFonts w:hint="default" w:eastAsia="微软雅黑" w:cs="微软雅黑"/>
           <w:b w:val="0"/>
           <w:bCs w:val="0"/>
           <w:kern w:val="0"/>
           <w:szCs w:val="21"/>
           <w:shd w:val="clear" w:color="auto" w:fill="FFFFFF" w:themeFill="background1"/>
+          <w:lang w:val="en-US" w:eastAsia="zh-CN"/>
         </w:rPr>
         <w:sectPr>
           <w:headerReference r:id="rId3" w:type="default"/>
@@ -27301,7 +27280,42 @@
           <w:szCs w:val="21"/>
           <w:shd w:val="clear" w:color="auto" w:fill="FFFFFF" w:themeFill="background1"/>
         </w:rPr>
-        <w:t>地址：广州医科大学附属第一医院医技楼 5 楼     邮编：510120       联系电话：020-83062347</w:t>
+        <w:t>地址：广州市荔湾区桥中中路28号实验楼13楼     邮编：5101</w:t>
+      </w:r>
+      <w:r>
+        <w:rPr>
+          <w:rFonts w:hint="eastAsia" w:cs="微软雅黑"/>
+          <w:b w:val="0"/>
+          <w:bCs w:val="0"/>
+          <w:kern w:val="0"/>
+          <w:szCs w:val="21"/>
+          <w:shd w:val="clear" w:color="auto" w:fill="FFFFFF" w:themeFill="background1"/>
+          <w:lang w:val="en-US" w:eastAsia="zh-CN"/>
+        </w:rPr>
+        <w:t>45</w:t>
+      </w:r>
+      <w:r>
+        <w:rPr>
+          <w:rFonts w:hint="eastAsia" w:cs="微软雅黑"/>
+          <w:b w:val="0"/>
+          <w:bCs w:val="0"/>
+          <w:kern w:val="0"/>
+          <w:szCs w:val="21"/>
+          <w:shd w:val="clear" w:color="auto" w:fill="FFFFFF" w:themeFill="background1"/>
+        </w:rPr>
+        <w:t xml:space="preserve">       联系电话：020-8</w:t>
+      </w:r>
+      <w:r>
+        <w:rPr>
+          <w:rFonts w:hint="eastAsia" w:cs="微软雅黑"/>
+          <w:b w:val="0"/>
+          <w:bCs w:val="0"/>
+          <w:kern w:val="0"/>
+          <w:szCs w:val="21"/>
+          <w:shd w:val="clear" w:color="auto" w:fill="FFFFFF" w:themeFill="background1"/>
+          <w:lang w:val="en-US" w:eastAsia="zh-CN"/>
+        </w:rPr>
+        <w:t>1568746</w:t>
       </w:r>
     </w:p>
     <w:p>
@@ -27325,6 +27339,8 @@
           </w14:textFill>
         </w:rPr>
       </w:pPr>
+      <w:bookmarkStart w:id="0" w:name="_GoBack"/>
+      <w:bookmarkEnd w:id="0"/>
       <w:r>
         <w:rPr>
           <w:rFonts w:hint="eastAsia" w:cs="微软雅黑"/>
@@ -29699,6 +29715,8 @@
       </w:r>
     </w:p>
     <w:sectPr>
+      <w:headerReference r:id="rId5" w:type="default"/>
+      <w:footerReference r:id="rId6" w:type="default"/>
       <w:pgSz w:w="11906" w:h="16838"/>
       <w:pgMar w:top="1440" w:right="1080" w:bottom="1440" w:left="1080" w:header="850" w:footer="185" w:gutter="0"/>
       <w:pgBorders>
@@ -29716,6 +29734,234 @@
 </file>
 
 <file path=word/footer1.xml><?xml version="1.0" encoding="utf-8"?>
+<w:ftr xmlns:wpc="http://schemas.microsoft.com/office/word/2010/wordprocessingCanvas" xmlns:mc="http://schemas.openxmlformats.org/markup-compatibility/2006" xmlns:o="urn:schemas-microsoft-com:office:office" xmlns:r="http://schemas.openxmlformats.org/officeDocument/2006/relationships" xmlns:m="http://schemas.openxmlformats.org/officeDocument/2006/math" xmlns:v="urn:schemas-microsoft-com:vml" xmlns:wp14="http://schemas.microsoft.com/office/word/2010/wordprocessingDrawing" xmlns:wp="http://schemas.openxmlformats.org/drawingml/2006/wordprocessingDrawing" xmlns:w10="urn:schemas-microsoft-com:office:word" xmlns:w="http://schemas.openxmlformats.org/wordprocessingml/2006/main" xmlns:w14="http://schemas.microsoft.com/office/word/2010/wordml" xmlns:w15="http://schemas.microsoft.com/office/word/2012/wordml" xmlns:wpg="http://schemas.microsoft.com/office/word/2010/wordprocessingGroup" xmlns:wpi="http://schemas.microsoft.com/office/word/2010/wordprocessingInk" xmlns:wne="http://schemas.microsoft.com/office/word/2006/wordml" xmlns:wps="http://schemas.microsoft.com/office/word/2010/wordprocessingShape" xmlns:wpsCustomData="http://www.wps.cn/officeDocument/2013/wpsCustomData" mc:Ignorable="w14 w15 wp14">
+  <w:p>
+    <w:pPr>
+      <w:pStyle w:val="10"/>
+      <w:tabs>
+        <w:tab w:val="left" w:pos="5069"/>
+        <w:tab w:val="clear" w:pos="8306"/>
+      </w:tabs>
+      <w:spacing w:line="300" w:lineRule="exact"/>
+      <w:rPr>
+        <w:rFonts w:cs="微软雅黑"/>
+        <w:color w:val="808080" w:themeColor="text1" w:themeTint="80"/>
+        <w:sz w:val="16"/>
+        <w:szCs w:val="16"/>
+        <w:lang w:val="zh-CN"/>
+        <w14:textFill>
+          <w14:solidFill>
+            <w14:schemeClr w14:val="tx1">
+              <w14:lumMod w14:val="50000"/>
+              <w14:lumOff w14:val="50000"/>
+            </w14:schemeClr>
+          </w14:solidFill>
+        </w14:textFill>
+      </w:rPr>
+    </w:pPr>
+    <w:r>
+      <w:rPr>
+        <w:rFonts w:hint="eastAsia" w:cs="微软雅黑"/>
+        <w:color w:val="808080" w:themeColor="text1" w:themeTint="80"/>
+        <w:sz w:val="16"/>
+        <w:szCs w:val="16"/>
+        <w:lang w:val="zh-CN"/>
+        <w14:textFill>
+          <w14:solidFill>
+            <w14:schemeClr w14:val="tx1">
+              <w14:lumMod w14:val="50000"/>
+              <w14:lumOff w14:val="50000"/>
+            </w14:schemeClr>
+          </w14:solidFill>
+        </w14:textFill>
+      </w:rPr>
+      <w:t>报告的内容仅适用于专业的科学和医学研究人员进行使用和解读，不包含任何临床建议。</w:t>
+    </w:r>
+  </w:p>
+  <w:p>
+    <w:pPr>
+      <w:pStyle w:val="10"/>
+      <w:jc w:val="center"/>
+      <w:rPr>
+        <w:rFonts w:cs="微软雅黑"/>
+        <w:color w:val="808080" w:themeColor="text1" w:themeTint="80"/>
+        <w:sz w:val="15"/>
+        <w:szCs w:val="15"/>
+        <w14:textFill>
+          <w14:solidFill>
+            <w14:schemeClr w14:val="tx1">
+              <w14:lumMod w14:val="50000"/>
+              <w14:lumOff w14:val="50000"/>
+            </w14:schemeClr>
+          </w14:solidFill>
+        </w14:textFill>
+      </w:rPr>
+    </w:pPr>
+  </w:p>
+  <w:p>
+    <w:pPr>
+      <w:pStyle w:val="10"/>
+      <w:spacing w:line="300" w:lineRule="exact"/>
+      <w:jc w:val="center"/>
+      <w:rPr>
+        <w:rFonts w:ascii="宋体" w:hAnsi="宋体" w:eastAsia="宋体"/>
+        <w:color w:val="808080" w:themeColor="text1" w:themeTint="80"/>
+        <w:sz w:val="21"/>
+        <w:szCs w:val="22"/>
+        <w14:textFill>
+          <w14:solidFill>
+            <w14:schemeClr w14:val="tx1">
+              <w14:lumMod w14:val="50000"/>
+              <w14:lumOff w14:val="50000"/>
+            </w14:schemeClr>
+          </w14:solidFill>
+        </w14:textFill>
+      </w:rPr>
+    </w:pPr>
+    <w:r>
+      <w:rPr>
+        <w:color w:val="808080" w:themeColor="text1" w:themeTint="80"/>
+        <w:sz w:val="21"/>
+        <w14:textFill>
+          <w14:solidFill>
+            <w14:schemeClr w14:val="tx1">
+              <w14:lumMod w14:val="50000"/>
+              <w14:lumOff w14:val="50000"/>
+            </w14:schemeClr>
+          </w14:solidFill>
+        </w14:textFill>
+      </w:rPr>
+      <mc:AlternateContent>
+        <mc:Choice Requires="wps">
+          <w:drawing>
+            <wp:anchor distT="0" distB="0" distL="114300" distR="114300" simplePos="0" relativeHeight="251659264" behindDoc="0" locked="0" layoutInCell="1" allowOverlap="1">
+              <wp:simplePos x="0" y="0"/>
+              <wp:positionH relativeFrom="margin">
+                <wp:posOffset>2954655</wp:posOffset>
+              </wp:positionH>
+              <wp:positionV relativeFrom="paragraph">
+                <wp:posOffset>51435</wp:posOffset>
+              </wp:positionV>
+              <wp:extent cx="1828800" cy="1828800"/>
+              <wp:effectExtent l="0" t="0" r="0" b="0"/>
+              <wp:wrapNone/>
+              <wp:docPr id="4" name="文本框 4"/>
+              <wp:cNvGraphicFramePr/>
+              <a:graphic xmlns:a="http://schemas.openxmlformats.org/drawingml/2006/main">
+                <a:graphicData uri="http://schemas.microsoft.com/office/word/2010/wordprocessingShape">
+                  <wps:wsp>
+                    <wps:cNvSpPr txBox="1"/>
+                    <wps:spPr>
+                      <a:xfrm>
+                        <a:off x="0" y="0"/>
+                        <a:ext cx="1828800" cy="1828800"/>
+                      </a:xfrm>
+                      <a:prstGeom prst="rect">
+                        <a:avLst/>
+                      </a:prstGeom>
+                      <a:noFill/>
+                      <a:ln w="6350">
+                        <a:noFill/>
+                      </a:ln>
+                      <a:effectLst/>
+                    </wps:spPr>
+                    <wps:txbx>
+                      <w:txbxContent>
+                        <w:p>
+                          <w:pPr>
+                            <w:pStyle w:val="10"/>
+                            <w:spacing w:line="300" w:lineRule="exact"/>
+                            <w:jc w:val="center"/>
+                          </w:pPr>
+                          <w:r>
+                            <w:fldChar w:fldCharType="begin"/>
+                          </w:r>
+                          <w:r>
+                            <w:instrText xml:space="preserve"> PAGE  \* MERGEFORMAT </w:instrText>
+                          </w:r>
+                          <w:r>
+                            <w:fldChar w:fldCharType="separate"/>
+                          </w:r>
+                          <w:r>
+                            <w:t>- 2 -</w:t>
+                          </w:r>
+                          <w:r>
+                            <w:fldChar w:fldCharType="end"/>
+                          </w:r>
+                        </w:p>
+                      </w:txbxContent>
+                    </wps:txbx>
+                    <wps:bodyPr rot="0" spcFirstLastPara="0" vertOverflow="overflow" horzOverflow="overflow" vert="horz" wrap="none" lIns="0" tIns="0" rIns="0" bIns="0" numCol="1" spcCol="0" rtlCol="0" fromWordArt="0" anchor="t" anchorCtr="0" forceAA="0" compatLnSpc="1">
+                      <a:spAutoFit/>
+                    </wps:bodyPr>
+                  </wps:wsp>
+                </a:graphicData>
+              </a:graphic>
+            </wp:anchor>
+          </w:drawing>
+        </mc:Choice>
+        <mc:Fallback>
+          <w:pict>
+            <v:shape id="_x0000_s1026" o:spid="_x0000_s1026" o:spt="202" type="#_x0000_t202" style="position:absolute;left:0pt;margin-left:232.65pt;margin-top:4.05pt;height:144pt;width:144pt;mso-position-horizontal-relative:margin;mso-wrap-style:none;z-index:251659264;mso-width-relative:page;mso-height-relative:page;" filled="f" stroked="f" coordsize="21600,21600" o:gfxdata="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">
+              <v:fill on="f" focussize="0,0"/>
+              <v:stroke on="f" weight="0.5pt"/>
+              <v:imagedata o:title=""/>
+              <o:lock v:ext="edit" aspectratio="f"/>
+              <v:textbox inset="0mm,0mm,0mm,0mm" style="mso-fit-shape-to-text:t;">
+                <w:txbxContent>
+                  <w:p>
+                    <w:pPr>
+                      <w:pStyle w:val="10"/>
+                      <w:spacing w:line="300" w:lineRule="exact"/>
+                      <w:jc w:val="center"/>
+                    </w:pPr>
+                    <w:r>
+                      <w:fldChar w:fldCharType="begin"/>
+                    </w:r>
+                    <w:r>
+                      <w:instrText xml:space="preserve"> PAGE  \* MERGEFORMAT </w:instrText>
+                    </w:r>
+                    <w:r>
+                      <w:fldChar w:fldCharType="separate"/>
+                    </w:r>
+                    <w:r>
+                      <w:t>- 2 -</w:t>
+                    </w:r>
+                    <w:r>
+                      <w:fldChar w:fldCharType="end"/>
+                    </w:r>
+                  </w:p>
+                </w:txbxContent>
+              </v:textbox>
+            </v:shape>
+          </w:pict>
+        </mc:Fallback>
+      </mc:AlternateContent>
+    </w:r>
+  </w:p>
+  <w:p>
+    <w:pPr>
+      <w:pStyle w:val="10"/>
+      <w:jc w:val="both"/>
+      <w:rPr>
+        <w:color w:val="808080" w:themeColor="text1" w:themeTint="80"/>
+        <w:sz w:val="16"/>
+        <w:szCs w:val="16"/>
+        <w14:textFill>
+          <w14:solidFill>
+            <w14:schemeClr w14:val="tx1">
+              <w14:lumMod w14:val="50000"/>
+              <w14:lumOff w14:val="50000"/>
+            </w14:schemeClr>
+          </w14:solidFill>
+        </w14:textFill>
+      </w:rPr>
+    </w:pPr>
+  </w:p>
+</w:ftr>
+</file>
+
+<file path=word/footer2.xml><?xml version="1.0" encoding="utf-8"?>
 <w:ftr xmlns:wpc="http://schemas.microsoft.com/office/word/2010/wordprocessingCanvas" xmlns:mc="http://schemas.openxmlformats.org/markup-compatibility/2006" xmlns:o="urn:schemas-microsoft-com:office:office" xmlns:r="http://schemas.openxmlformats.org/officeDocument/2006/relationships" xmlns:m="http://schemas.openxmlformats.org/officeDocument/2006/math" xmlns:v="urn:schemas-microsoft-com:vml" xmlns:wp14="http://schemas.microsoft.com/office/word/2010/wordprocessingDrawing" xmlns:wp="http://schemas.openxmlformats.org/drawingml/2006/wordprocessingDrawing" xmlns:w10="urn:schemas-microsoft-com:office:word" xmlns:w="http://schemas.openxmlformats.org/wordprocessingml/2006/main" xmlns:w14="http://schemas.microsoft.com/office/word/2010/wordml" xmlns:w15="http://schemas.microsoft.com/office/word/2012/wordml" xmlns:wpg="http://schemas.microsoft.com/office/word/2010/wordprocessingGroup" xmlns:wpi="http://schemas.microsoft.com/office/word/2010/wordprocessingInk" xmlns:wne="http://schemas.microsoft.com/office/word/2006/wordml" xmlns:wps="http://schemas.microsoft.com/office/word/2010/wordprocessingShape" xmlns:wpsCustomData="http://www.wps.cn/officeDocument/2013/wpsCustomData" mc:Ignorable="w14 w15 wp14">
   <w:p>
     <w:pPr>
@@ -29944,6 +30190,139 @@
 </file>
 
 <file path=word/header1.xml><?xml version="1.0" encoding="utf-8"?>
+<w:hdr xmlns:wpc="http://schemas.microsoft.com/office/word/2010/wordprocessingCanvas" xmlns:mc="http://schemas.openxmlformats.org/markup-compatibility/2006" xmlns:o="urn:schemas-microsoft-com:office:office" xmlns:r="http://schemas.openxmlformats.org/officeDocument/2006/relationships" xmlns:m="http://schemas.openxmlformats.org/officeDocument/2006/math" xmlns:v="urn:schemas-microsoft-com:vml" xmlns:wp14="http://schemas.microsoft.com/office/word/2010/wordprocessingDrawing" xmlns:wp="http://schemas.openxmlformats.org/drawingml/2006/wordprocessingDrawing" xmlns:w10="urn:schemas-microsoft-com:office:word" xmlns:w="http://schemas.openxmlformats.org/wordprocessingml/2006/main" xmlns:w14="http://schemas.microsoft.com/office/word/2010/wordml" xmlns:w15="http://schemas.microsoft.com/office/word/2012/wordml" xmlns:wpg="http://schemas.microsoft.com/office/word/2010/wordprocessingGroup" xmlns:wpi="http://schemas.microsoft.com/office/word/2010/wordprocessingInk" xmlns:wne="http://schemas.microsoft.com/office/word/2006/wordml" xmlns:wps="http://schemas.microsoft.com/office/word/2010/wordprocessingShape" xmlns:wpsCustomData="http://www.wps.cn/officeDocument/2013/wpsCustomData" mc:Ignorable="w14 w15 wp14">
+  <w:p>
+    <w:pPr>
+      <w:pStyle w:val="11"/>
+      <w:pBdr>
+        <w:bottom w:val="none" w:color="auto" w:sz="0" w:space="0"/>
+      </w:pBdr>
+      <w:jc w:val="left"/>
+      <w:rPr>
+        <w:sz w:val="2"/>
+        <w:szCs w:val="2"/>
+      </w:rPr>
+    </w:pPr>
+    <w:r>
+      <w:drawing>
+        <wp:anchor distT="0" distB="0" distL="114300" distR="114300" simplePos="0" relativeHeight="251660288" behindDoc="0" locked="0" layoutInCell="1" allowOverlap="1">
+          <wp:simplePos x="0" y="0"/>
+          <wp:positionH relativeFrom="column">
+            <wp:posOffset>3596640</wp:posOffset>
+          </wp:positionH>
+          <wp:positionV relativeFrom="paragraph">
+            <wp:posOffset>-10795</wp:posOffset>
+          </wp:positionV>
+          <wp:extent cx="2529205" cy="360045"/>
+          <wp:effectExtent l="0" t="0" r="10795" b="8255"/>
+          <wp:wrapSquare wrapText="bothSides"/>
+          <wp:docPr id="1" name="图片 2"/>
+          <wp:cNvGraphicFramePr>
+            <a:graphicFrameLocks xmlns:a="http://schemas.openxmlformats.org/drawingml/2006/main" noChangeAspect="1"/>
+          </wp:cNvGraphicFramePr>
+          <a:graphic xmlns:a="http://schemas.openxmlformats.org/drawingml/2006/main">
+            <a:graphicData uri="http://schemas.openxmlformats.org/drawingml/2006/picture">
+              <pic:pic xmlns:pic="http://schemas.openxmlformats.org/drawingml/2006/picture">
+                <pic:nvPicPr>
+                  <pic:cNvPr id="1" name="图片 2"/>
+                  <pic:cNvPicPr>
+                    <a:picLocks noChangeAspect="1"/>
+                  </pic:cNvPicPr>
+                </pic:nvPicPr>
+                <pic:blipFill>
+                  <a:blip r:embed="rId1"/>
+                  <a:stretch>
+                    <a:fillRect/>
+                  </a:stretch>
+                </pic:blipFill>
+                <pic:spPr>
+                  <a:xfrm>
+                    <a:off x="0" y="0"/>
+                    <a:ext cx="2529205" cy="360045"/>
+                  </a:xfrm>
+                  <a:prstGeom prst="rect">
+                    <a:avLst/>
+                  </a:prstGeom>
+                  <a:noFill/>
+                  <a:ln>
+                    <a:noFill/>
+                  </a:ln>
+                </pic:spPr>
+              </pic:pic>
+            </a:graphicData>
+          </a:graphic>
+        </wp:anchor>
+      </w:drawing>
+    </w:r>
+    <w:r>
+      <w:drawing>
+        <wp:anchor distT="0" distB="0" distL="114300" distR="114300" simplePos="0" relativeHeight="251661312" behindDoc="0" locked="0" layoutInCell="1" allowOverlap="1">
+          <wp:simplePos x="0" y="0"/>
+          <wp:positionH relativeFrom="column">
+            <wp:posOffset>-3810</wp:posOffset>
+          </wp:positionH>
+          <wp:positionV relativeFrom="paragraph">
+            <wp:posOffset>-6985</wp:posOffset>
+          </wp:positionV>
+          <wp:extent cx="2558415" cy="360045"/>
+          <wp:effectExtent l="0" t="0" r="6985" b="8255"/>
+          <wp:wrapSquare wrapText="bothSides"/>
+          <wp:docPr id="2" name="图片 1"/>
+          <wp:cNvGraphicFramePr>
+            <a:graphicFrameLocks xmlns:a="http://schemas.openxmlformats.org/drawingml/2006/main" noChangeAspect="1"/>
+          </wp:cNvGraphicFramePr>
+          <a:graphic xmlns:a="http://schemas.openxmlformats.org/drawingml/2006/main">
+            <a:graphicData uri="http://schemas.openxmlformats.org/drawingml/2006/picture">
+              <pic:pic xmlns:pic="http://schemas.openxmlformats.org/drawingml/2006/picture">
+                <pic:nvPicPr>
+                  <pic:cNvPr id="2" name="图片 1"/>
+                  <pic:cNvPicPr>
+                    <a:picLocks noChangeAspect="1"/>
+                  </pic:cNvPicPr>
+                </pic:nvPicPr>
+                <pic:blipFill>
+                  <a:blip r:embed="rId2"/>
+                  <a:stretch>
+                    <a:fillRect/>
+                  </a:stretch>
+                </pic:blipFill>
+                <pic:spPr>
+                  <a:xfrm>
+                    <a:off x="0" y="0"/>
+                    <a:ext cx="2558415" cy="360045"/>
+                  </a:xfrm>
+                  <a:prstGeom prst="rect">
+                    <a:avLst/>
+                  </a:prstGeom>
+                  <a:noFill/>
+                  <a:ln>
+                    <a:noFill/>
+                  </a:ln>
+                </pic:spPr>
+              </pic:pic>
+            </a:graphicData>
+          </a:graphic>
+        </wp:anchor>
+      </w:drawing>
+    </w:r>
+  </w:p>
+  <w:p>
+    <w:pPr>
+      <w:pStyle w:val="11"/>
+      <w:pBdr>
+        <w:bottom w:val="none" w:color="auto" w:sz="0" w:space="0"/>
+      </w:pBdr>
+      <w:jc w:val="left"/>
+      <w:rPr>
+        <w:sz w:val="2"/>
+        <w:szCs w:val="2"/>
+      </w:rPr>
+    </w:pPr>
+  </w:p>
+</w:hdr>
+</file>
+
+<file path=word/header2.xml><?xml version="1.0" encoding="utf-8"?>
 <w:hdr xmlns:wpc="http://schemas.microsoft.com/office/word/2010/wordprocessingCanvas" xmlns:mc="http://schemas.openxmlformats.org/markup-compatibility/2006" xmlns:o="urn:schemas-microsoft-com:office:office" xmlns:r="http://schemas.openxmlformats.org/officeDocument/2006/relationships" xmlns:m="http://schemas.openxmlformats.org/officeDocument/2006/math" xmlns:v="urn:schemas-microsoft-com:vml" xmlns:wp14="http://schemas.microsoft.com/office/word/2010/wordprocessingDrawing" xmlns:wp="http://schemas.openxmlformats.org/drawingml/2006/wordprocessingDrawing" xmlns:w10="urn:schemas-microsoft-com:office:word" xmlns:w="http://schemas.openxmlformats.org/wordprocessingml/2006/main" xmlns:w14="http://schemas.microsoft.com/office/word/2010/wordml" xmlns:w15="http://schemas.microsoft.com/office/word/2012/wordml" xmlns:wpg="http://schemas.microsoft.com/office/word/2010/wordprocessingGroup" xmlns:wpi="http://schemas.microsoft.com/office/word/2010/wordprocessingInk" xmlns:wne="http://schemas.microsoft.com/office/word/2006/wordml" xmlns:wps="http://schemas.microsoft.com/office/word/2010/wordprocessingShape" xmlns:wpsCustomData="http://www.wps.cn/officeDocument/2013/wpsCustomData" mc:Ignorable="w14 w15 wp14">
   <w:p>
     <w:pPr>

--- a/WebContent/docx/非小细胞肺癌-报告模板-广附一（简化版）.docx
+++ b/WebContent/docx/非小细胞肺癌-报告模板-广附一（简化版）.docx
@@ -25,6 +25,8 @@
           </w14:textFill>
         </w:rPr>
       </w:pPr>
+      <w:bookmarkStart w:id="0" w:name="_GoBack"/>
+      <w:bookmarkEnd w:id="0"/>
       <w:r>
         <w:rPr>
           <w:rFonts w:hint="eastAsia" w:cs="微软雅黑"/>
@@ -136,7 +138,7 @@
     <w:tbl>
       <w:tblPr>
         <w:tblStyle w:val="15"/>
-        <w:tblW w:w="5000" w:type="pct"/>
+        <w:tblW w:w="5060" w:type="pct"/>
         <w:tblInd w:w="0" w:type="dxa"/>
         <w:tblBorders>
           <w:top w:val="none" w:color="auto" w:sz="0" w:space="0"/>
@@ -163,8 +165,8 @@
         <w:gridCol w:w="1680"/>
         <w:gridCol w:w="958"/>
         <w:gridCol w:w="717"/>
-        <w:gridCol w:w="1676"/>
-        <w:gridCol w:w="34"/>
+        <w:gridCol w:w="1710"/>
+        <w:gridCol w:w="120"/>
       </w:tblGrid>
       <w:tr>
         <w:tblPrEx>
@@ -184,12 +186,14 @@
           </w:tblCellMar>
         </w:tblPrEx>
         <w:trPr>
+          <w:gridAfter w:val="1"/>
+          <w:wAfter w:w="59" w:type="pct"/>
           <w:trHeight w:val="298" w:hRule="atLeast"/>
         </w:trPr>
         <w:tc>
           <w:tcPr>
-            <w:tcW w:w="5000" w:type="pct"/>
-            <w:gridSpan w:val="10"/>
+            <w:tcW w:w="4940" w:type="pct"/>
+            <w:gridSpan w:val="9"/>
             <w:tcBorders>
               <w:top w:val="nil"/>
               <w:bottom w:val="single" w:color="FFFFFF" w:sz="4" w:space="0"/>
@@ -263,14 +267,13 @@
           </w:tblCellMar>
         </w:tblPrEx>
         <w:trPr>
-          <w:gridAfter w:val="1"/>
-          <w:wAfter w:w="14" w:type="pct"/>
+          <w:wAfter w:w="0" w:type="auto"/>
           <w:trHeight w:val="431" w:hRule="atLeast"/>
           <w:jc w:val="center"/>
         </w:trPr>
         <w:tc>
           <w:tcPr>
-            <w:tcW w:w="776" w:type="pct"/>
+            <w:tcW w:w="766" w:type="pct"/>
             <w:gridSpan w:val="2"/>
             <w:tcBorders>
               <w:top w:val="single" w:color="6CA7C4" w:sz="12" w:space="0"/>
@@ -321,7 +324,7 @@
         </w:tc>
         <w:tc>
           <w:tcPr>
-            <w:tcW w:w="1676" w:type="dxa"/>
+            <w:tcW w:w="831" w:type="pct"/>
             <w:tcBorders>
               <w:top w:val="single" w:color="6CA7C4" w:sz="12" w:space="0"/>
               <w:left w:val="single" w:color="FFFFFF" w:sz="4" w:space="0"/>
@@ -374,7 +377,7 @@
         </w:tc>
         <w:tc>
           <w:tcPr>
-            <w:tcW w:w="841" w:type="pct"/>
+            <w:tcW w:w="830" w:type="pct"/>
             <w:gridSpan w:val="2"/>
             <w:tcBorders>
               <w:top w:val="single" w:color="6CA7C4" w:sz="12" w:space="0"/>
@@ -425,7 +428,7 @@
         </w:tc>
         <w:tc>
           <w:tcPr>
-            <w:tcW w:w="1680" w:type="dxa"/>
+            <w:tcW w:w="833" w:type="pct"/>
             <w:tcBorders>
               <w:top w:val="single" w:color="6CA7C4" w:sz="12" w:space="0"/>
               <w:left w:val="single" w:color="FFFFFF" w:sz="4" w:space="0"/>
@@ -478,7 +481,7 @@
         </w:tc>
         <w:tc>
           <w:tcPr>
-            <w:tcW w:w="841" w:type="pct"/>
+            <w:tcW w:w="830" w:type="pct"/>
             <w:gridSpan w:val="2"/>
             <w:tcBorders>
               <w:top w:val="single" w:color="6CA7C4" w:sz="12" w:space="0"/>
@@ -529,7 +532,8 @@
         </w:tc>
         <w:tc>
           <w:tcPr>
-            <w:tcW w:w="1676" w:type="dxa"/>
+            <w:tcW w:w="907" w:type="pct"/>
+            <w:gridSpan w:val="2"/>
             <w:tcBorders>
               <w:top w:val="single" w:color="6CA7C4" w:sz="12" w:space="0"/>
               <w:left w:val="single" w:color="FFFFFF" w:sz="4" w:space="0"/>
@@ -599,14 +603,13 @@
           </w:tblCellMar>
         </w:tblPrEx>
         <w:trPr>
-          <w:gridAfter w:val="1"/>
-          <w:wAfter w:w="14" w:type="pct"/>
+          <w:wAfter w:w="0" w:type="auto"/>
           <w:trHeight w:val="431" w:hRule="atLeast"/>
           <w:jc w:val="center"/>
         </w:trPr>
         <w:tc>
           <w:tcPr>
-            <w:tcW w:w="776" w:type="pct"/>
+            <w:tcW w:w="766" w:type="pct"/>
             <w:gridSpan w:val="2"/>
             <w:tcBorders>
               <w:top w:val="single" w:color="FFFFFF" w:sz="4" w:space="0"/>
@@ -657,7 +660,7 @@
         </w:tc>
         <w:tc>
           <w:tcPr>
-            <w:tcW w:w="1676" w:type="dxa"/>
+            <w:tcW w:w="831" w:type="pct"/>
             <w:tcBorders>
               <w:top w:val="single" w:color="6CA7C4" w:sz="4" w:space="0"/>
               <w:left w:val="single" w:color="FFFFFF" w:sz="4" w:space="0"/>
@@ -710,7 +713,7 @@
         </w:tc>
         <w:tc>
           <w:tcPr>
-            <w:tcW w:w="841" w:type="pct"/>
+            <w:tcW w:w="830" w:type="pct"/>
             <w:gridSpan w:val="2"/>
             <w:tcBorders>
               <w:top w:val="single" w:color="FFFFFF" w:sz="4" w:space="0"/>
@@ -763,7 +766,7 @@
         </w:tc>
         <w:tc>
           <w:tcPr>
-            <w:tcW w:w="1680" w:type="dxa"/>
+            <w:tcW w:w="833" w:type="pct"/>
             <w:tcBorders>
               <w:top w:val="single" w:color="6CA7C4" w:sz="4" w:space="0"/>
               <w:left w:val="single" w:color="FFFFFF" w:sz="4" w:space="0"/>
@@ -817,7 +820,7 @@
         </w:tc>
         <w:tc>
           <w:tcPr>
-            <w:tcW w:w="841" w:type="pct"/>
+            <w:tcW w:w="830" w:type="pct"/>
             <w:gridSpan w:val="2"/>
             <w:tcBorders>
               <w:top w:val="single" w:color="FFFFFF" w:sz="4" w:space="0"/>
@@ -870,7 +873,8 @@
         </w:tc>
         <w:tc>
           <w:tcPr>
-            <w:tcW w:w="1676" w:type="dxa"/>
+            <w:tcW w:w="907" w:type="pct"/>
+            <w:gridSpan w:val="2"/>
             <w:tcBorders>
               <w:top w:val="single" w:color="6CA7C4" w:sz="4" w:space="0"/>
               <w:left w:val="single" w:color="FFFFFF" w:sz="4" w:space="0"/>
@@ -940,14 +944,13 @@
           </w:tblCellMar>
         </w:tblPrEx>
         <w:trPr>
-          <w:gridAfter w:val="1"/>
-          <w:wAfter w:w="14" w:type="pct"/>
+          <w:wAfter w:w="0" w:type="auto"/>
           <w:trHeight w:val="431" w:hRule="atLeast"/>
           <w:jc w:val="center"/>
         </w:trPr>
         <w:tc>
           <w:tcPr>
-            <w:tcW w:w="776" w:type="pct"/>
+            <w:tcW w:w="766" w:type="pct"/>
             <w:gridSpan w:val="2"/>
             <w:tcBorders>
               <w:top w:val="single" w:color="FFFFFF" w:sz="4" w:space="0"/>
@@ -998,7 +1001,7 @@
         </w:tc>
         <w:tc>
           <w:tcPr>
-            <w:tcW w:w="1676" w:type="dxa"/>
+            <w:tcW w:w="831" w:type="pct"/>
             <w:tcBorders>
               <w:top w:val="single" w:color="6CA7C4" w:sz="4" w:space="0"/>
               <w:left w:val="single" w:color="FFFFFF" w:sz="4" w:space="0"/>
@@ -1051,7 +1054,7 @@
         </w:tc>
         <w:tc>
           <w:tcPr>
-            <w:tcW w:w="841" w:type="pct"/>
+            <w:tcW w:w="830" w:type="pct"/>
             <w:gridSpan w:val="2"/>
             <w:tcBorders>
               <w:top w:val="single" w:color="FFFFFF" w:sz="4" w:space="0"/>
@@ -1102,7 +1105,7 @@
         </w:tc>
         <w:tc>
           <w:tcPr>
-            <w:tcW w:w="1680" w:type="dxa"/>
+            <w:tcW w:w="833" w:type="pct"/>
             <w:tcBorders>
               <w:top w:val="single" w:color="6CA7C4" w:sz="4" w:space="0"/>
               <w:left w:val="single" w:color="FFFFFF" w:sz="4" w:space="0"/>
@@ -1191,7 +1194,7 @@
         </w:tc>
         <w:tc>
           <w:tcPr>
-            <w:tcW w:w="841" w:type="pct"/>
+            <w:tcW w:w="830" w:type="pct"/>
             <w:gridSpan w:val="2"/>
             <w:tcBorders>
               <w:top w:val="single" w:color="FFFFFF" w:sz="4" w:space="0"/>
@@ -1244,7 +1247,8 @@
         </w:tc>
         <w:tc>
           <w:tcPr>
-            <w:tcW w:w="1676" w:type="dxa"/>
+            <w:tcW w:w="907" w:type="pct"/>
+            <w:gridSpan w:val="2"/>
             <w:tcBorders>
               <w:top w:val="single" w:color="6CA7C4" w:sz="4" w:space="0"/>
               <w:left w:val="single" w:color="FFFFFF" w:sz="4" w:space="0"/>
@@ -1314,12 +1318,14 @@
           </w:tblCellMar>
         </w:tblPrEx>
         <w:trPr>
+          <w:gridAfter w:val="1"/>
+          <w:wAfter w:w="59" w:type="pct"/>
           <w:trHeight w:val="431" w:hRule="atLeast"/>
           <w:jc w:val="center"/>
         </w:trPr>
         <w:tc>
           <w:tcPr>
-            <w:tcW w:w="776" w:type="pct"/>
+            <w:tcW w:w="766" w:type="pct"/>
             <w:gridSpan w:val="2"/>
             <w:tcBorders>
               <w:top w:val="single" w:color="FFFFFF" w:sz="4" w:space="0"/>
@@ -1370,7 +1376,7 @@
         </w:tc>
         <w:tc>
           <w:tcPr>
-            <w:tcW w:w="2525" w:type="pct"/>
+            <w:tcW w:w="2495" w:type="pct"/>
             <w:gridSpan w:val="4"/>
             <w:tcBorders>
               <w:top w:val="single" w:color="6CA7C4" w:sz="4" w:space="0"/>
@@ -1424,7 +1430,7 @@
         </w:tc>
         <w:tc>
           <w:tcPr>
-            <w:tcW w:w="841" w:type="pct"/>
+            <w:tcW w:w="830" w:type="pct"/>
             <w:gridSpan w:val="2"/>
             <w:tcBorders>
               <w:top w:val="single" w:color="FFFFFF" w:sz="4" w:space="0"/>
@@ -1475,8 +1481,7 @@
         </w:tc>
         <w:tc>
           <w:tcPr>
-            <w:tcW w:w="1710" w:type="dxa"/>
-            <w:gridSpan w:val="2"/>
+            <w:tcW w:w="848" w:type="pct"/>
             <w:tcBorders>
               <w:top w:val="single" w:color="6CA7C4" w:sz="4" w:space="0"/>
               <w:left w:val="single" w:color="FFFFFF" w:sz="4" w:space="0"/>
@@ -1546,12 +1551,14 @@
           </w:tblCellMar>
         </w:tblPrEx>
         <w:trPr>
+          <w:gridAfter w:val="1"/>
+          <w:wAfter w:w="59" w:type="pct"/>
           <w:trHeight w:val="431" w:hRule="atLeast"/>
           <w:jc w:val="center"/>
         </w:trPr>
         <w:tc>
           <w:tcPr>
-            <w:tcW w:w="776" w:type="pct"/>
+            <w:tcW w:w="766" w:type="pct"/>
             <w:gridSpan w:val="2"/>
             <w:tcBorders>
               <w:top w:val="single" w:color="FFFFFF" w:sz="4" w:space="0"/>
@@ -1604,8 +1611,8 @@
         </w:tc>
         <w:tc>
           <w:tcPr>
-            <w:tcW w:w="4223" w:type="pct"/>
-            <w:gridSpan w:val="8"/>
+            <w:tcW w:w="4173" w:type="pct"/>
+            <w:gridSpan w:val="7"/>
             <w:tcBorders>
               <w:top w:val="single" w:color="6CA7C4" w:sz="4" w:space="0"/>
               <w:left w:val="single" w:color="FFFFFF" w:sz="4" w:space="0"/>
@@ -1675,13 +1682,15 @@
         </w:tblPrEx>
         <w:trPr>
           <w:gridBefore w:val="1"/>
-          <w:wBefore w:w="22" w:type="pct"/>
+          <w:gridAfter w:val="1"/>
+          <w:wBefore w:w="21" w:type="pct"/>
+          <w:wAfter w:w="59" w:type="pct"/>
           <w:trHeight w:val="90" w:hRule="atLeast"/>
         </w:trPr>
         <w:tc>
           <w:tcPr>
-            <w:tcW w:w="4977" w:type="pct"/>
-            <w:gridSpan w:val="9"/>
+            <w:tcW w:w="4918" w:type="pct"/>
+            <w:gridSpan w:val="8"/>
             <w:shd w:val="clear" w:color="auto" w:fill="auto"/>
             <w:vAlign w:val="center"/>
           </w:tcPr>
@@ -2082,12 +2091,12 @@
         </w:tblPrEx>
         <w:trPr>
           <w:gridBefore w:val="1"/>
-          <w:wBefore w:w="22" w:type="pct"/>
+          <w:wBefore w:w="21" w:type="pct"/>
           <w:trHeight w:val="4486" w:hRule="atLeast"/>
         </w:trPr>
         <w:tc>
           <w:tcPr>
-            <w:tcW w:w="4977" w:type="pct"/>
+            <w:tcW w:w="4978" w:type="pct"/>
             <w:gridSpan w:val="9"/>
             <w:tcBorders>
               <w:bottom w:val="nil"/>
@@ -2234,12 +2243,12 @@
               </w:tblCellMar>
             </w:tblPr>
             <w:tblGrid>
-              <w:gridCol w:w="1078"/>
-              <w:gridCol w:w="2597"/>
-              <w:gridCol w:w="1142"/>
-              <w:gridCol w:w="1165"/>
-              <w:gridCol w:w="2001"/>
-              <w:gridCol w:w="1759"/>
+              <w:gridCol w:w="1091"/>
+              <w:gridCol w:w="2629"/>
+              <w:gridCol w:w="1156"/>
+              <w:gridCol w:w="1179"/>
+              <w:gridCol w:w="2025"/>
+              <w:gridCol w:w="1780"/>
             </w:tblGrid>
             <w:tr>
               <w:tblPrEx>
@@ -27198,12 +27207,12 @@
         </w:tblPrEx>
         <w:trPr>
           <w:gridBefore w:val="1"/>
-          <w:wBefore w:w="22" w:type="pct"/>
+          <w:wBefore w:w="21" w:type="pct"/>
           <w:trHeight w:val="369" w:hRule="atLeast"/>
         </w:trPr>
         <w:tc>
           <w:tcPr>
-            <w:tcW w:w="4977" w:type="pct"/>
+            <w:tcW w:w="4978" w:type="pct"/>
             <w:gridSpan w:val="9"/>
             <w:tcBorders>
               <w:top w:val="nil"/>
@@ -33375,12 +33384,12 @@
         </w:tblPrEx>
         <w:trPr>
           <w:gridBefore w:val="1"/>
-          <w:wBefore w:w="22" w:type="pct"/>
+          <w:wBefore w:w="21" w:type="pct"/>
           <w:trHeight w:val="369" w:hRule="atLeast"/>
         </w:trPr>
         <w:tc>
           <w:tcPr>
-            <w:tcW w:w="4977" w:type="pct"/>
+            <w:tcW w:w="4978" w:type="pct"/>
             <w:gridSpan w:val="9"/>
             <w:tcBorders>
               <w:left w:val="nil"/>
@@ -33478,12 +33487,12 @@
         </w:tblPrEx>
         <w:trPr>
           <w:gridBefore w:val="1"/>
-          <w:wBefore w:w="22" w:type="pct"/>
+          <w:wBefore w:w="21" w:type="pct"/>
           <w:trHeight w:val="319" w:hRule="atLeast"/>
         </w:trPr>
         <w:tc>
           <w:tcPr>
-            <w:tcW w:w="4977" w:type="pct"/>
+            <w:tcW w:w="4978" w:type="pct"/>
             <w:gridSpan w:val="9"/>
             <w:tcBorders>
               <w:top w:val="dashSmallGap" w:color="FFFFFF" w:sz="4" w:space="0"/>
@@ -34272,12 +34281,12 @@
         </w:tblPrEx>
         <w:trPr>
           <w:gridBefore w:val="1"/>
-          <w:wBefore w:w="22" w:type="pct"/>
+          <w:wBefore w:w="21" w:type="pct"/>
           <w:trHeight w:val="369" w:hRule="atLeast"/>
         </w:trPr>
         <w:tc>
           <w:tcPr>
-            <w:tcW w:w="1821" w:type="pct"/>
+            <w:tcW w:w="1799" w:type="pct"/>
             <w:gridSpan w:val="3"/>
             <w:tcBorders>
               <w:top w:val="single" w:color="6CA7C4" w:sz="4" w:space="0"/>
@@ -34331,7 +34340,7 @@
         </w:tc>
         <w:tc>
           <w:tcPr>
-            <w:tcW w:w="1939" w:type="pct"/>
+            <w:tcW w:w="1915" w:type="pct"/>
             <w:gridSpan w:val="3"/>
             <w:tcBorders>
               <w:top w:val="single" w:color="6CA7C4" w:sz="4" w:space="0"/>
@@ -34385,7 +34394,7 @@
         </w:tc>
         <w:tc>
           <w:tcPr>
-            <w:tcW w:w="1215" w:type="pct"/>
+            <w:tcW w:w="1263" w:type="pct"/>
             <w:gridSpan w:val="3"/>
             <w:tcBorders>
               <w:top w:val="single" w:color="6CA7C4" w:sz="4" w:space="0"/>
@@ -42676,12 +42685,6 @@
             <w:insideH w:val="single" w:color="auto" w:sz="4" w:space="0"/>
             <w:insideV w:val="none" w:color="auto" w:sz="0" w:space="0"/>
           </w:tblBorders>
-          <w:tblCellMar>
-            <w:top w:w="0" w:type="dxa"/>
-            <w:left w:w="108" w:type="dxa"/>
-            <w:bottom w:w="0" w:type="dxa"/>
-            <w:right w:w="108" w:type="dxa"/>
-          </w:tblCellMar>
         </w:tblPrEx>
         <w:trPr>
           <w:trHeight w:val="431" w:hRule="atLeast"/>
@@ -43691,8 +43694,6 @@
           </w14:textFill>
         </w:rPr>
       </w:pPr>
-      <w:bookmarkStart w:id="0" w:name="_GoBack"/>
-      <w:bookmarkEnd w:id="0"/>
     </w:p>
     <w:sectPr>
       <w:pgSz w:w="11906" w:h="16838"/>

--- a/WebContent/docx/非小细胞肺癌-报告模板-广附一（简化版）.docx
+++ b/WebContent/docx/非小细胞肺癌-报告模板-广附一（简化版）.docx
@@ -138,7 +138,7 @@
     <w:tbl>
       <w:tblPr>
         <w:tblStyle w:val="15"/>
-        <w:tblW w:w="5060" w:type="pct"/>
+        <w:tblW w:w="5000" w:type="pct"/>
         <w:tblInd w:w="0" w:type="dxa"/>
         <w:tblBorders>
           <w:top w:val="none" w:color="auto" w:sz="0" w:space="0"/>
@@ -166,7 +166,6 @@
         <w:gridCol w:w="958"/>
         <w:gridCol w:w="717"/>
         <w:gridCol w:w="1710"/>
-        <w:gridCol w:w="120"/>
       </w:tblGrid>
       <w:tr>
         <w:tblPrEx>
@@ -186,13 +185,12 @@
           </w:tblCellMar>
         </w:tblPrEx>
         <w:trPr>
-          <w:gridAfter w:val="1"/>
-          <w:wAfter w:w="59" w:type="pct"/>
+          <w:wAfter w:w="0" w:type="auto"/>
           <w:trHeight w:val="298" w:hRule="atLeast"/>
         </w:trPr>
         <w:tc>
           <w:tcPr>
-            <w:tcW w:w="4940" w:type="pct"/>
+            <w:tcW w:w="5000" w:type="pct"/>
             <w:gridSpan w:val="9"/>
             <w:tcBorders>
               <w:top w:val="nil"/>
@@ -273,7 +271,7 @@
         </w:trPr>
         <w:tc>
           <w:tcPr>
-            <w:tcW w:w="766" w:type="pct"/>
+            <w:tcW w:w="775" w:type="pct"/>
             <w:gridSpan w:val="2"/>
             <w:tcBorders>
               <w:top w:val="single" w:color="6CA7C4" w:sz="12" w:space="0"/>
@@ -324,7 +322,7 @@
         </w:tc>
         <w:tc>
           <w:tcPr>
-            <w:tcW w:w="831" w:type="pct"/>
+            <w:tcW w:w="841" w:type="pct"/>
             <w:tcBorders>
               <w:top w:val="single" w:color="6CA7C4" w:sz="12" w:space="0"/>
               <w:left w:val="single" w:color="FFFFFF" w:sz="4" w:space="0"/>
@@ -377,7 +375,7 @@
         </w:tc>
         <w:tc>
           <w:tcPr>
-            <w:tcW w:w="830" w:type="pct"/>
+            <w:tcW w:w="840" w:type="pct"/>
             <w:gridSpan w:val="2"/>
             <w:tcBorders>
               <w:top w:val="single" w:color="6CA7C4" w:sz="12" w:space="0"/>
@@ -428,7 +426,7 @@
         </w:tc>
         <w:tc>
           <w:tcPr>
-            <w:tcW w:w="833" w:type="pct"/>
+            <w:tcW w:w="843" w:type="pct"/>
             <w:tcBorders>
               <w:top w:val="single" w:color="6CA7C4" w:sz="12" w:space="0"/>
               <w:left w:val="single" w:color="FFFFFF" w:sz="4" w:space="0"/>
@@ -481,7 +479,7 @@
         </w:tc>
         <w:tc>
           <w:tcPr>
-            <w:tcW w:w="830" w:type="pct"/>
+            <w:tcW w:w="840" w:type="pct"/>
             <w:gridSpan w:val="2"/>
             <w:tcBorders>
               <w:top w:val="single" w:color="6CA7C4" w:sz="12" w:space="0"/>
@@ -532,8 +530,7 @@
         </w:tc>
         <w:tc>
           <w:tcPr>
-            <w:tcW w:w="907" w:type="pct"/>
-            <w:gridSpan w:val="2"/>
+            <w:tcW w:w="858" w:type="pct"/>
             <w:tcBorders>
               <w:top w:val="single" w:color="6CA7C4" w:sz="12" w:space="0"/>
               <w:left w:val="single" w:color="FFFFFF" w:sz="4" w:space="0"/>
@@ -609,7 +606,7 @@
         </w:trPr>
         <w:tc>
           <w:tcPr>
-            <w:tcW w:w="766" w:type="pct"/>
+            <w:tcW w:w="775" w:type="pct"/>
             <w:gridSpan w:val="2"/>
             <w:tcBorders>
               <w:top w:val="single" w:color="FFFFFF" w:sz="4" w:space="0"/>
@@ -660,7 +657,7 @@
         </w:tc>
         <w:tc>
           <w:tcPr>
-            <w:tcW w:w="831" w:type="pct"/>
+            <w:tcW w:w="841" w:type="pct"/>
             <w:tcBorders>
               <w:top w:val="single" w:color="6CA7C4" w:sz="4" w:space="0"/>
               <w:left w:val="single" w:color="FFFFFF" w:sz="4" w:space="0"/>
@@ -713,7 +710,7 @@
         </w:tc>
         <w:tc>
           <w:tcPr>
-            <w:tcW w:w="830" w:type="pct"/>
+            <w:tcW w:w="840" w:type="pct"/>
             <w:gridSpan w:val="2"/>
             <w:tcBorders>
               <w:top w:val="single" w:color="FFFFFF" w:sz="4" w:space="0"/>
@@ -766,7 +763,7 @@
         </w:tc>
         <w:tc>
           <w:tcPr>
-            <w:tcW w:w="833" w:type="pct"/>
+            <w:tcW w:w="843" w:type="pct"/>
             <w:tcBorders>
               <w:top w:val="single" w:color="6CA7C4" w:sz="4" w:space="0"/>
               <w:left w:val="single" w:color="FFFFFF" w:sz="4" w:space="0"/>
@@ -820,7 +817,7 @@
         </w:tc>
         <w:tc>
           <w:tcPr>
-            <w:tcW w:w="830" w:type="pct"/>
+            <w:tcW w:w="840" w:type="pct"/>
             <w:gridSpan w:val="2"/>
             <w:tcBorders>
               <w:top w:val="single" w:color="FFFFFF" w:sz="4" w:space="0"/>
@@ -873,8 +870,7 @@
         </w:tc>
         <w:tc>
           <w:tcPr>
-            <w:tcW w:w="907" w:type="pct"/>
-            <w:gridSpan w:val="2"/>
+            <w:tcW w:w="858" w:type="pct"/>
             <w:tcBorders>
               <w:top w:val="single" w:color="6CA7C4" w:sz="4" w:space="0"/>
               <w:left w:val="single" w:color="FFFFFF" w:sz="4" w:space="0"/>
@@ -950,7 +946,7 @@
         </w:trPr>
         <w:tc>
           <w:tcPr>
-            <w:tcW w:w="766" w:type="pct"/>
+            <w:tcW w:w="775" w:type="pct"/>
             <w:gridSpan w:val="2"/>
             <w:tcBorders>
               <w:top w:val="single" w:color="FFFFFF" w:sz="4" w:space="0"/>
@@ -1001,7 +997,7 @@
         </w:tc>
         <w:tc>
           <w:tcPr>
-            <w:tcW w:w="831" w:type="pct"/>
+            <w:tcW w:w="841" w:type="pct"/>
             <w:tcBorders>
               <w:top w:val="single" w:color="6CA7C4" w:sz="4" w:space="0"/>
               <w:left w:val="single" w:color="FFFFFF" w:sz="4" w:space="0"/>
@@ -1054,7 +1050,7 @@
         </w:tc>
         <w:tc>
           <w:tcPr>
-            <w:tcW w:w="830" w:type="pct"/>
+            <w:tcW w:w="840" w:type="pct"/>
             <w:gridSpan w:val="2"/>
             <w:tcBorders>
               <w:top w:val="single" w:color="FFFFFF" w:sz="4" w:space="0"/>
@@ -1105,7 +1101,7 @@
         </w:tc>
         <w:tc>
           <w:tcPr>
-            <w:tcW w:w="833" w:type="pct"/>
+            <w:tcW w:w="843" w:type="pct"/>
             <w:tcBorders>
               <w:top w:val="single" w:color="6CA7C4" w:sz="4" w:space="0"/>
               <w:left w:val="single" w:color="FFFFFF" w:sz="4" w:space="0"/>
@@ -1194,7 +1190,7 @@
         </w:tc>
         <w:tc>
           <w:tcPr>
-            <w:tcW w:w="830" w:type="pct"/>
+            <w:tcW w:w="840" w:type="pct"/>
             <w:gridSpan w:val="2"/>
             <w:tcBorders>
               <w:top w:val="single" w:color="FFFFFF" w:sz="4" w:space="0"/>
@@ -1247,8 +1243,7 @@
         </w:tc>
         <w:tc>
           <w:tcPr>
-            <w:tcW w:w="907" w:type="pct"/>
-            <w:gridSpan w:val="2"/>
+            <w:tcW w:w="858" w:type="pct"/>
             <w:tcBorders>
               <w:top w:val="single" w:color="6CA7C4" w:sz="4" w:space="0"/>
               <w:left w:val="single" w:color="FFFFFF" w:sz="4" w:space="0"/>
@@ -1318,14 +1313,13 @@
           </w:tblCellMar>
         </w:tblPrEx>
         <w:trPr>
-          <w:gridAfter w:val="1"/>
-          <w:wAfter w:w="59" w:type="pct"/>
+          <w:wAfter w:w="0" w:type="auto"/>
           <w:trHeight w:val="431" w:hRule="atLeast"/>
           <w:jc w:val="center"/>
         </w:trPr>
         <w:tc>
           <w:tcPr>
-            <w:tcW w:w="766" w:type="pct"/>
+            <w:tcW w:w="775" w:type="pct"/>
             <w:gridSpan w:val="2"/>
             <w:tcBorders>
               <w:top w:val="single" w:color="FFFFFF" w:sz="4" w:space="0"/>
@@ -1376,7 +1370,7 @@
         </w:tc>
         <w:tc>
           <w:tcPr>
-            <w:tcW w:w="2495" w:type="pct"/>
+            <w:tcW w:w="2525" w:type="pct"/>
             <w:gridSpan w:val="4"/>
             <w:tcBorders>
               <w:top w:val="single" w:color="6CA7C4" w:sz="4" w:space="0"/>
@@ -1430,7 +1424,7 @@
         </w:tc>
         <w:tc>
           <w:tcPr>
-            <w:tcW w:w="830" w:type="pct"/>
+            <w:tcW w:w="840" w:type="pct"/>
             <w:gridSpan w:val="2"/>
             <w:tcBorders>
               <w:top w:val="single" w:color="FFFFFF" w:sz="4" w:space="0"/>
@@ -1481,7 +1475,7 @@
         </w:tc>
         <w:tc>
           <w:tcPr>
-            <w:tcW w:w="848" w:type="pct"/>
+            <w:tcW w:w="858" w:type="pct"/>
             <w:tcBorders>
               <w:top w:val="single" w:color="6CA7C4" w:sz="4" w:space="0"/>
               <w:left w:val="single" w:color="FFFFFF" w:sz="4" w:space="0"/>
@@ -1551,14 +1545,13 @@
           </w:tblCellMar>
         </w:tblPrEx>
         <w:trPr>
-          <w:gridAfter w:val="1"/>
-          <w:wAfter w:w="59" w:type="pct"/>
+          <w:wAfter w:w="0" w:type="auto"/>
           <w:trHeight w:val="431" w:hRule="atLeast"/>
           <w:jc w:val="center"/>
         </w:trPr>
         <w:tc>
           <w:tcPr>
-            <w:tcW w:w="766" w:type="pct"/>
+            <w:tcW w:w="775" w:type="pct"/>
             <w:gridSpan w:val="2"/>
             <w:tcBorders>
               <w:top w:val="single" w:color="FFFFFF" w:sz="4" w:space="0"/>
@@ -1611,7 +1604,7 @@
         </w:tc>
         <w:tc>
           <w:tcPr>
-            <w:tcW w:w="4173" w:type="pct"/>
+            <w:tcW w:w="4224" w:type="pct"/>
             <w:gridSpan w:val="7"/>
             <w:tcBorders>
               <w:top w:val="single" w:color="6CA7C4" w:sz="4" w:space="0"/>
@@ -1682,14 +1675,13 @@
         </w:tblPrEx>
         <w:trPr>
           <w:gridBefore w:val="1"/>
-          <w:gridAfter w:val="1"/>
-          <w:wBefore w:w="21" w:type="pct"/>
-          <w:wAfter w:w="59" w:type="pct"/>
+          <w:wBefore w:w="22" w:type="pct"/>
+          <w:wAfter w:w="0" w:type="auto"/>
           <w:trHeight w:val="90" w:hRule="atLeast"/>
         </w:trPr>
         <w:tc>
           <w:tcPr>
-            <w:tcW w:w="4918" w:type="pct"/>
+            <w:tcW w:w="4977" w:type="pct"/>
             <w:gridSpan w:val="8"/>
             <w:shd w:val="clear" w:color="auto" w:fill="auto"/>
             <w:vAlign w:val="center"/>
@@ -2091,13 +2083,14 @@
         </w:tblPrEx>
         <w:trPr>
           <w:gridBefore w:val="1"/>
-          <w:wBefore w:w="21" w:type="pct"/>
+          <w:wBefore w:w="22" w:type="pct"/>
+          <w:wAfter w:w="0" w:type="auto"/>
           <w:trHeight w:val="4486" w:hRule="atLeast"/>
         </w:trPr>
         <w:tc>
           <w:tcPr>
-            <w:tcW w:w="4978" w:type="pct"/>
-            <w:gridSpan w:val="9"/>
+            <w:tcW w:w="4977" w:type="pct"/>
+            <w:gridSpan w:val="8"/>
             <w:tcBorders>
               <w:bottom w:val="nil"/>
             </w:tcBorders>
@@ -2243,12 +2236,12 @@
               </w:tblCellMar>
             </w:tblPr>
             <w:tblGrid>
-              <w:gridCol w:w="1091"/>
-              <w:gridCol w:w="2629"/>
-              <w:gridCol w:w="1156"/>
-              <w:gridCol w:w="1179"/>
-              <w:gridCol w:w="2025"/>
-              <w:gridCol w:w="1780"/>
+              <w:gridCol w:w="1078"/>
+              <w:gridCol w:w="2597"/>
+              <w:gridCol w:w="1142"/>
+              <w:gridCol w:w="1165"/>
+              <w:gridCol w:w="2001"/>
+              <w:gridCol w:w="1759"/>
             </w:tblGrid>
             <w:tr>
               <w:tblPrEx>
@@ -27207,13 +27200,14 @@
         </w:tblPrEx>
         <w:trPr>
           <w:gridBefore w:val="1"/>
-          <w:wBefore w:w="21" w:type="pct"/>
+          <w:wBefore w:w="22" w:type="pct"/>
+          <w:wAfter w:w="0" w:type="auto"/>
           <w:trHeight w:val="369" w:hRule="atLeast"/>
         </w:trPr>
         <w:tc>
           <w:tcPr>
-            <w:tcW w:w="4978" w:type="pct"/>
-            <w:gridSpan w:val="9"/>
+            <w:tcW w:w="4977" w:type="pct"/>
+            <w:gridSpan w:val="8"/>
             <w:tcBorders>
               <w:top w:val="nil"/>
               <w:left w:val="nil"/>
@@ -27367,12 +27361,6 @@
                   <w:insideH w:val="single" w:color="6CA7C4" w:sz="12" w:space="0"/>
                   <w:insideV w:val="none" w:color="auto" w:sz="0" w:space="0"/>
                 </w:tblBorders>
-                <w:tblCellMar>
-                  <w:top w:w="0" w:type="dxa"/>
-                  <w:left w:w="108" w:type="dxa"/>
-                  <w:bottom w:w="0" w:type="dxa"/>
-                  <w:right w:w="108" w:type="dxa"/>
-                </w:tblCellMar>
               </w:tblPrEx>
               <w:tc>
                 <w:tcPr>
@@ -33384,13 +33372,14 @@
         </w:tblPrEx>
         <w:trPr>
           <w:gridBefore w:val="1"/>
-          <w:wBefore w:w="21" w:type="pct"/>
+          <w:wBefore w:w="22" w:type="pct"/>
+          <w:wAfter w:w="0" w:type="auto"/>
           <w:trHeight w:val="369" w:hRule="atLeast"/>
         </w:trPr>
         <w:tc>
           <w:tcPr>
-            <w:tcW w:w="4978" w:type="pct"/>
-            <w:gridSpan w:val="9"/>
+            <w:tcW w:w="4977" w:type="pct"/>
+            <w:gridSpan w:val="8"/>
             <w:tcBorders>
               <w:left w:val="nil"/>
               <w:bottom w:val="dashSmallGap" w:color="FFFFFF" w:sz="4" w:space="0"/>
@@ -33487,13 +33476,14 @@
         </w:tblPrEx>
         <w:trPr>
           <w:gridBefore w:val="1"/>
-          <w:wBefore w:w="21" w:type="pct"/>
+          <w:wBefore w:w="22" w:type="pct"/>
+          <w:wAfter w:w="0" w:type="auto"/>
           <w:trHeight w:val="319" w:hRule="atLeast"/>
         </w:trPr>
         <w:tc>
           <w:tcPr>
-            <w:tcW w:w="4978" w:type="pct"/>
-            <w:gridSpan w:val="9"/>
+            <w:tcW w:w="4977" w:type="pct"/>
+            <w:gridSpan w:val="8"/>
             <w:tcBorders>
               <w:top w:val="dashSmallGap" w:color="FFFFFF" w:sz="4" w:space="0"/>
               <w:left w:val="nil"/>
@@ -34281,12 +34271,12 @@
         </w:tblPrEx>
         <w:trPr>
           <w:gridBefore w:val="1"/>
-          <w:wBefore w:w="21" w:type="pct"/>
+          <w:wBefore w:w="22" w:type="pct"/>
           <w:trHeight w:val="369" w:hRule="atLeast"/>
         </w:trPr>
         <w:tc>
           <w:tcPr>
-            <w:tcW w:w="1799" w:type="pct"/>
+            <w:tcW w:w="1820" w:type="pct"/>
             <w:gridSpan w:val="3"/>
             <w:tcBorders>
               <w:top w:val="single" w:color="6CA7C4" w:sz="4" w:space="0"/>
@@ -34340,7 +34330,7 @@
         </w:tc>
         <w:tc>
           <w:tcPr>
-            <w:tcW w:w="1915" w:type="pct"/>
+            <w:tcW w:w="1938" w:type="pct"/>
             <w:gridSpan w:val="3"/>
             <w:tcBorders>
               <w:top w:val="single" w:color="6CA7C4" w:sz="4" w:space="0"/>
@@ -34394,8 +34384,8 @@
         </w:tc>
         <w:tc>
           <w:tcPr>
-            <w:tcW w:w="1263" w:type="pct"/>
-            <w:gridSpan w:val="3"/>
+            <w:tcW w:w="1218" w:type="pct"/>
+            <w:gridSpan w:val="2"/>
             <w:tcBorders>
               <w:top w:val="single" w:color="6CA7C4" w:sz="4" w:space="0"/>
               <w:left w:val="nil"/>
@@ -42685,6 +42675,12 @@
             <w:insideH w:val="single" w:color="auto" w:sz="4" w:space="0"/>
             <w:insideV w:val="none" w:color="auto" w:sz="0" w:space="0"/>
           </w:tblBorders>
+          <w:tblCellMar>
+            <w:top w:w="0" w:type="dxa"/>
+            <w:left w:w="108" w:type="dxa"/>
+            <w:bottom w:w="0" w:type="dxa"/>
+            <w:right w:w="108" w:type="dxa"/>
+          </w:tblCellMar>
         </w:tblPrEx>
         <w:trPr>
           <w:trHeight w:val="431" w:hRule="atLeast"/>

--- a/WebContent/docx/非小细胞肺癌-报告模板-广附一（简化版）.docx
+++ b/WebContent/docx/非小细胞肺癌-报告模板-广附一（简化版）.docx
@@ -25,8 +25,6 @@
           </w14:textFill>
         </w:rPr>
       </w:pPr>
-      <w:bookmarkStart w:id="0" w:name="_GoBack"/>
-      <w:bookmarkEnd w:id="0"/>
       <w:r>
         <w:rPr>
           <w:rFonts w:hint="eastAsia" w:cs="微软雅黑"/>
@@ -138,7 +136,7 @@
     <w:tbl>
       <w:tblPr>
         <w:tblStyle w:val="15"/>
-        <w:tblW w:w="5060" w:type="pct"/>
+        <w:tblW w:w="5000" w:type="pct"/>
         <w:tblInd w:w="0" w:type="dxa"/>
         <w:tblBorders>
           <w:top w:val="none" w:color="auto" w:sz="0" w:space="0"/>
@@ -166,7 +164,6 @@
         <w:gridCol w:w="958"/>
         <w:gridCol w:w="717"/>
         <w:gridCol w:w="1710"/>
-        <w:gridCol w:w="120"/>
       </w:tblGrid>
       <w:tr>
         <w:tblPrEx>
@@ -186,13 +183,11 @@
           </w:tblCellMar>
         </w:tblPrEx>
         <w:trPr>
-          <w:gridAfter w:val="1"/>
-          <w:wAfter w:w="59" w:type="pct"/>
           <w:trHeight w:val="298" w:hRule="atLeast"/>
         </w:trPr>
         <w:tc>
           <w:tcPr>
-            <w:tcW w:w="4940" w:type="pct"/>
+            <w:tcW w:w="5000" w:type="pct"/>
             <w:gridSpan w:val="9"/>
             <w:tcBorders>
               <w:top w:val="nil"/>
@@ -267,13 +262,12 @@
           </w:tblCellMar>
         </w:tblPrEx>
         <w:trPr>
-          <w:wAfter w:w="0" w:type="auto"/>
           <w:trHeight w:val="431" w:hRule="atLeast"/>
           <w:jc w:val="center"/>
         </w:trPr>
         <w:tc>
           <w:tcPr>
-            <w:tcW w:w="766" w:type="pct"/>
+            <w:tcW w:w="775" w:type="pct"/>
             <w:gridSpan w:val="2"/>
             <w:tcBorders>
               <w:top w:val="single" w:color="6CA7C4" w:sz="12" w:space="0"/>
@@ -324,7 +318,7 @@
         </w:tc>
         <w:tc>
           <w:tcPr>
-            <w:tcW w:w="831" w:type="pct"/>
+            <w:tcW w:w="841" w:type="pct"/>
             <w:tcBorders>
               <w:top w:val="single" w:color="6CA7C4" w:sz="12" w:space="0"/>
               <w:left w:val="single" w:color="FFFFFF" w:sz="4" w:space="0"/>
@@ -377,7 +371,7 @@
         </w:tc>
         <w:tc>
           <w:tcPr>
-            <w:tcW w:w="830" w:type="pct"/>
+            <w:tcW w:w="840" w:type="pct"/>
             <w:gridSpan w:val="2"/>
             <w:tcBorders>
               <w:top w:val="single" w:color="6CA7C4" w:sz="12" w:space="0"/>
@@ -428,7 +422,7 @@
         </w:tc>
         <w:tc>
           <w:tcPr>
-            <w:tcW w:w="833" w:type="pct"/>
+            <w:tcW w:w="843" w:type="pct"/>
             <w:tcBorders>
               <w:top w:val="single" w:color="6CA7C4" w:sz="12" w:space="0"/>
               <w:left w:val="single" w:color="FFFFFF" w:sz="4" w:space="0"/>
@@ -481,7 +475,7 @@
         </w:tc>
         <w:tc>
           <w:tcPr>
-            <w:tcW w:w="830" w:type="pct"/>
+            <w:tcW w:w="840" w:type="pct"/>
             <w:gridSpan w:val="2"/>
             <w:tcBorders>
               <w:top w:val="single" w:color="6CA7C4" w:sz="12" w:space="0"/>
@@ -532,8 +526,7 @@
         </w:tc>
         <w:tc>
           <w:tcPr>
-            <w:tcW w:w="907" w:type="pct"/>
-            <w:gridSpan w:val="2"/>
+            <w:tcW w:w="858" w:type="pct"/>
             <w:tcBorders>
               <w:top w:val="single" w:color="6CA7C4" w:sz="12" w:space="0"/>
               <w:left w:val="single" w:color="FFFFFF" w:sz="4" w:space="0"/>
@@ -603,13 +596,12 @@
           </w:tblCellMar>
         </w:tblPrEx>
         <w:trPr>
-          <w:wAfter w:w="0" w:type="auto"/>
           <w:trHeight w:val="431" w:hRule="atLeast"/>
           <w:jc w:val="center"/>
         </w:trPr>
         <w:tc>
           <w:tcPr>
-            <w:tcW w:w="766" w:type="pct"/>
+            <w:tcW w:w="775" w:type="pct"/>
             <w:gridSpan w:val="2"/>
             <w:tcBorders>
               <w:top w:val="single" w:color="FFFFFF" w:sz="4" w:space="0"/>
@@ -660,7 +652,7 @@
         </w:tc>
         <w:tc>
           <w:tcPr>
-            <w:tcW w:w="831" w:type="pct"/>
+            <w:tcW w:w="841" w:type="pct"/>
             <w:tcBorders>
               <w:top w:val="single" w:color="6CA7C4" w:sz="4" w:space="0"/>
               <w:left w:val="single" w:color="FFFFFF" w:sz="4" w:space="0"/>
@@ -713,7 +705,7 @@
         </w:tc>
         <w:tc>
           <w:tcPr>
-            <w:tcW w:w="830" w:type="pct"/>
+            <w:tcW w:w="840" w:type="pct"/>
             <w:gridSpan w:val="2"/>
             <w:tcBorders>
               <w:top w:val="single" w:color="FFFFFF" w:sz="4" w:space="0"/>
@@ -766,7 +758,7 @@
         </w:tc>
         <w:tc>
           <w:tcPr>
-            <w:tcW w:w="833" w:type="pct"/>
+            <w:tcW w:w="843" w:type="pct"/>
             <w:tcBorders>
               <w:top w:val="single" w:color="6CA7C4" w:sz="4" w:space="0"/>
               <w:left w:val="single" w:color="FFFFFF" w:sz="4" w:space="0"/>
@@ -820,7 +812,7 @@
         </w:tc>
         <w:tc>
           <w:tcPr>
-            <w:tcW w:w="830" w:type="pct"/>
+            <w:tcW w:w="840" w:type="pct"/>
             <w:gridSpan w:val="2"/>
             <w:tcBorders>
               <w:top w:val="single" w:color="FFFFFF" w:sz="4" w:space="0"/>
@@ -873,8 +865,7 @@
         </w:tc>
         <w:tc>
           <w:tcPr>
-            <w:tcW w:w="907" w:type="pct"/>
-            <w:gridSpan w:val="2"/>
+            <w:tcW w:w="858" w:type="pct"/>
             <w:tcBorders>
               <w:top w:val="single" w:color="6CA7C4" w:sz="4" w:space="0"/>
               <w:left w:val="single" w:color="FFFFFF" w:sz="4" w:space="0"/>
@@ -944,13 +935,12 @@
           </w:tblCellMar>
         </w:tblPrEx>
         <w:trPr>
-          <w:wAfter w:w="0" w:type="auto"/>
           <w:trHeight w:val="431" w:hRule="atLeast"/>
           <w:jc w:val="center"/>
         </w:trPr>
         <w:tc>
           <w:tcPr>
-            <w:tcW w:w="766" w:type="pct"/>
+            <w:tcW w:w="775" w:type="pct"/>
             <w:gridSpan w:val="2"/>
             <w:tcBorders>
               <w:top w:val="single" w:color="FFFFFF" w:sz="4" w:space="0"/>
@@ -1001,7 +991,7 @@
         </w:tc>
         <w:tc>
           <w:tcPr>
-            <w:tcW w:w="831" w:type="pct"/>
+            <w:tcW w:w="841" w:type="pct"/>
             <w:tcBorders>
               <w:top w:val="single" w:color="6CA7C4" w:sz="4" w:space="0"/>
               <w:left w:val="single" w:color="FFFFFF" w:sz="4" w:space="0"/>
@@ -1054,7 +1044,7 @@
         </w:tc>
         <w:tc>
           <w:tcPr>
-            <w:tcW w:w="830" w:type="pct"/>
+            <w:tcW w:w="840" w:type="pct"/>
             <w:gridSpan w:val="2"/>
             <w:tcBorders>
               <w:top w:val="single" w:color="FFFFFF" w:sz="4" w:space="0"/>
@@ -1105,7 +1095,7 @@
         </w:tc>
         <w:tc>
           <w:tcPr>
-            <w:tcW w:w="833" w:type="pct"/>
+            <w:tcW w:w="843" w:type="pct"/>
             <w:tcBorders>
               <w:top w:val="single" w:color="6CA7C4" w:sz="4" w:space="0"/>
               <w:left w:val="single" w:color="FFFFFF" w:sz="4" w:space="0"/>
@@ -1194,7 +1184,7 @@
         </w:tc>
         <w:tc>
           <w:tcPr>
-            <w:tcW w:w="830" w:type="pct"/>
+            <w:tcW w:w="840" w:type="pct"/>
             <w:gridSpan w:val="2"/>
             <w:tcBorders>
               <w:top w:val="single" w:color="FFFFFF" w:sz="4" w:space="0"/>
@@ -1247,8 +1237,7 @@
         </w:tc>
         <w:tc>
           <w:tcPr>
-            <w:tcW w:w="907" w:type="pct"/>
-            <w:gridSpan w:val="2"/>
+            <w:tcW w:w="858" w:type="pct"/>
             <w:tcBorders>
               <w:top w:val="single" w:color="6CA7C4" w:sz="4" w:space="0"/>
               <w:left w:val="single" w:color="FFFFFF" w:sz="4" w:space="0"/>
@@ -1318,14 +1307,12 @@
           </w:tblCellMar>
         </w:tblPrEx>
         <w:trPr>
-          <w:gridAfter w:val="1"/>
-          <w:wAfter w:w="59" w:type="pct"/>
           <w:trHeight w:val="431" w:hRule="atLeast"/>
           <w:jc w:val="center"/>
         </w:trPr>
         <w:tc>
           <w:tcPr>
-            <w:tcW w:w="766" w:type="pct"/>
+            <w:tcW w:w="775" w:type="pct"/>
             <w:gridSpan w:val="2"/>
             <w:tcBorders>
               <w:top w:val="single" w:color="FFFFFF" w:sz="4" w:space="0"/>
@@ -1376,7 +1363,7 @@
         </w:tc>
         <w:tc>
           <w:tcPr>
-            <w:tcW w:w="2495" w:type="pct"/>
+            <w:tcW w:w="2525" w:type="pct"/>
             <w:gridSpan w:val="4"/>
             <w:tcBorders>
               <w:top w:val="single" w:color="6CA7C4" w:sz="4" w:space="0"/>
@@ -1430,7 +1417,7 @@
         </w:tc>
         <w:tc>
           <w:tcPr>
-            <w:tcW w:w="830" w:type="pct"/>
+            <w:tcW w:w="840" w:type="pct"/>
             <w:gridSpan w:val="2"/>
             <w:tcBorders>
               <w:top w:val="single" w:color="FFFFFF" w:sz="4" w:space="0"/>
@@ -1481,7 +1468,7 @@
         </w:tc>
         <w:tc>
           <w:tcPr>
-            <w:tcW w:w="848" w:type="pct"/>
+            <w:tcW w:w="858" w:type="pct"/>
             <w:tcBorders>
               <w:top w:val="single" w:color="6CA7C4" w:sz="4" w:space="0"/>
               <w:left w:val="single" w:color="FFFFFF" w:sz="4" w:space="0"/>
@@ -1551,14 +1538,12 @@
           </w:tblCellMar>
         </w:tblPrEx>
         <w:trPr>
-          <w:gridAfter w:val="1"/>
-          <w:wAfter w:w="59" w:type="pct"/>
           <w:trHeight w:val="431" w:hRule="atLeast"/>
           <w:jc w:val="center"/>
         </w:trPr>
         <w:tc>
           <w:tcPr>
-            <w:tcW w:w="766" w:type="pct"/>
+            <w:tcW w:w="775" w:type="pct"/>
             <w:gridSpan w:val="2"/>
             <w:tcBorders>
               <w:top w:val="single" w:color="FFFFFF" w:sz="4" w:space="0"/>
@@ -1611,7 +1596,7 @@
         </w:tc>
         <w:tc>
           <w:tcPr>
-            <w:tcW w:w="4173" w:type="pct"/>
+            <w:tcW w:w="4224" w:type="pct"/>
             <w:gridSpan w:val="7"/>
             <w:tcBorders>
               <w:top w:val="single" w:color="6CA7C4" w:sz="4" w:space="0"/>
@@ -1682,14 +1667,12 @@
         </w:tblPrEx>
         <w:trPr>
           <w:gridBefore w:val="1"/>
-          <w:gridAfter w:val="1"/>
-          <w:wBefore w:w="21" w:type="pct"/>
-          <w:wAfter w:w="59" w:type="pct"/>
+          <w:wBefore w:w="22" w:type="pct"/>
           <w:trHeight w:val="90" w:hRule="atLeast"/>
         </w:trPr>
         <w:tc>
           <w:tcPr>
-            <w:tcW w:w="4918" w:type="pct"/>
+            <w:tcW w:w="4977" w:type="pct"/>
             <w:gridSpan w:val="8"/>
             <w:shd w:val="clear" w:color="auto" w:fill="auto"/>
             <w:vAlign w:val="center"/>
@@ -2091,13 +2074,13 @@
         </w:tblPrEx>
         <w:trPr>
           <w:gridBefore w:val="1"/>
-          <w:wBefore w:w="21" w:type="pct"/>
+          <w:wBefore w:w="22" w:type="pct"/>
           <w:trHeight w:val="4486" w:hRule="atLeast"/>
         </w:trPr>
         <w:tc>
           <w:tcPr>
-            <w:tcW w:w="4978" w:type="pct"/>
-            <w:gridSpan w:val="9"/>
+            <w:tcW w:w="4977" w:type="pct"/>
+            <w:gridSpan w:val="8"/>
             <w:tcBorders>
               <w:bottom w:val="nil"/>
             </w:tcBorders>
@@ -2243,12 +2226,12 @@
               </w:tblCellMar>
             </w:tblPr>
             <w:tblGrid>
-              <w:gridCol w:w="1091"/>
-              <w:gridCol w:w="2629"/>
-              <w:gridCol w:w="1156"/>
-              <w:gridCol w:w="1179"/>
-              <w:gridCol w:w="2025"/>
-              <w:gridCol w:w="1780"/>
+              <w:gridCol w:w="1078"/>
+              <w:gridCol w:w="2597"/>
+              <w:gridCol w:w="1142"/>
+              <w:gridCol w:w="1165"/>
+              <w:gridCol w:w="2001"/>
+              <w:gridCol w:w="1759"/>
             </w:tblGrid>
             <w:tr>
               <w:tblPrEx>
@@ -27207,13 +27190,13 @@
         </w:tblPrEx>
         <w:trPr>
           <w:gridBefore w:val="1"/>
-          <w:wBefore w:w="21" w:type="pct"/>
+          <w:wBefore w:w="22" w:type="pct"/>
           <w:trHeight w:val="369" w:hRule="atLeast"/>
         </w:trPr>
         <w:tc>
           <w:tcPr>
-            <w:tcW w:w="4978" w:type="pct"/>
-            <w:gridSpan w:val="9"/>
+            <w:tcW w:w="4977" w:type="pct"/>
+            <w:gridSpan w:val="8"/>
             <w:tcBorders>
               <w:top w:val="nil"/>
               <w:left w:val="nil"/>
@@ -27336,8 +27319,8 @@
           <w:tbl>
             <w:tblPr>
               <w:tblStyle w:val="15"/>
-              <w:tblW w:w="10074" w:type="dxa"/>
-              <w:tblInd w:w="-109" w:type="dxa"/>
+              <w:tblW w:w="9741" w:type="dxa"/>
+              <w:tblInd w:w="0" w:type="dxa"/>
               <w:tblBorders>
                 <w:top w:val="single" w:color="6CA7C4" w:sz="12" w:space="0"/>
                 <w:left w:val="none" w:color="auto" w:sz="0" w:space="0"/>
@@ -27355,7 +27338,7 @@
               </w:tblCellMar>
             </w:tblPr>
             <w:tblGrid>
-              <w:gridCol w:w="10074"/>
+              <w:gridCol w:w="9741"/>
             </w:tblGrid>
             <w:tr>
               <w:tblPrEx>
@@ -27376,7 +27359,7 @@
               </w:tblPrEx>
               <w:tc>
                 <w:tcPr>
-                  <w:tcW w:w="10074" w:type="dxa"/>
+                  <w:tcW w:w="9741" w:type="dxa"/>
                   <w:tcBorders>
                     <w:tl2br w:val="nil"/>
                     <w:tr2bl w:val="nil"/>
@@ -27387,9 +27370,21 @@
                   <w:pPr>
                     <w:keepNext w:val="0"/>
                     <w:keepLines w:val="0"/>
+                    <w:pageBreakBefore w:val="0"/>
+                    <w:widowControl w:val="0"/>
                     <w:suppressLineNumbers w:val="0"/>
+                    <w:kinsoku/>
+                    <w:wordWrap/>
+                    <w:overflowPunct/>
+                    <w:topLinePunct w:val="0"/>
+                    <w:autoSpaceDE/>
+                    <w:autoSpaceDN/>
+                    <w:bidi w:val="0"/>
+                    <w:adjustRightInd w:val="0"/>
+                    <w:snapToGrid w:val="0"/>
                     <w:spacing w:before="0" w:beforeAutospacing="0" w:after="0" w:afterAutospacing="0"/>
-                    <w:ind w:left="126" w:right="0"/>
+                    <w:ind w:left="0" w:right="0"/>
+                    <w:textAlignment w:val="auto"/>
                     <w:rPr>
                       <w:rFonts w:hint="default" w:cs="微软雅黑"/>
                       <w:b/>
@@ -27410,6 +27405,7 @@
                       </w14:textFill>
                     </w:rPr>
                   </w:pPr>
+                  <w:bookmarkStart w:id="0" w:name="_GoBack"/>
                   <w:r>
                     <w:rPr>
                       <w:rFonts w:hint="eastAsia" w:cs="微软雅黑"/>
@@ -28941,9 +28937,21 @@
                   <w:pPr>
                     <w:keepNext w:val="0"/>
                     <w:keepLines w:val="0"/>
+                    <w:pageBreakBefore w:val="0"/>
+                    <w:widowControl w:val="0"/>
                     <w:suppressLineNumbers w:val="0"/>
+                    <w:kinsoku/>
+                    <w:wordWrap/>
+                    <w:overflowPunct/>
+                    <w:topLinePunct w:val="0"/>
+                    <w:autoSpaceDE/>
+                    <w:autoSpaceDN/>
+                    <w:bidi w:val="0"/>
+                    <w:adjustRightInd w:val="0"/>
+                    <w:snapToGrid w:val="0"/>
                     <w:spacing w:before="0" w:beforeAutospacing="0" w:after="0" w:afterAutospacing="0"/>
-                    <w:ind w:left="126" w:right="0"/>
+                    <w:ind w:left="0" w:right="0"/>
+                    <w:textAlignment w:val="auto"/>
                     <w:rPr>
                       <w:rFonts w:hint="default" w:cs="微软雅黑"/>
                       <w:b/>
@@ -29009,9 +29017,21 @@
                   <w:pPr>
                     <w:keepNext w:val="0"/>
                     <w:keepLines w:val="0"/>
+                    <w:pageBreakBefore w:val="0"/>
+                    <w:widowControl w:val="0"/>
                     <w:suppressLineNumbers w:val="0"/>
+                    <w:kinsoku/>
+                    <w:wordWrap/>
+                    <w:overflowPunct/>
+                    <w:topLinePunct w:val="0"/>
+                    <w:autoSpaceDE/>
+                    <w:autoSpaceDN/>
+                    <w:bidi w:val="0"/>
+                    <w:adjustRightInd w:val="0"/>
+                    <w:snapToGrid w:val="0"/>
                     <w:spacing w:before="0" w:beforeAutospacing="0" w:after="0" w:afterAutospacing="0"/>
-                    <w:ind w:left="126" w:right="0"/>
+                    <w:ind w:left="0" w:right="0"/>
+                    <w:textAlignment w:val="auto"/>
                     <w:rPr>
                       <w:rFonts w:hint="eastAsia" w:cs="微软雅黑"/>
                       <w:color w:val="262626" w:themeColor="text1" w:themeTint="D9"/>
@@ -29055,9 +29075,21 @@
                   <w:pPr>
                     <w:keepNext w:val="0"/>
                     <w:keepLines w:val="0"/>
+                    <w:pageBreakBefore w:val="0"/>
+                    <w:widowControl w:val="0"/>
                     <w:suppressLineNumbers w:val="0"/>
+                    <w:kinsoku/>
+                    <w:wordWrap/>
+                    <w:overflowPunct/>
+                    <w:topLinePunct w:val="0"/>
+                    <w:autoSpaceDE/>
+                    <w:autoSpaceDN/>
+                    <w:bidi w:val="0"/>
+                    <w:adjustRightInd w:val="0"/>
+                    <w:snapToGrid w:val="0"/>
                     <w:spacing w:before="0" w:beforeAutospacing="0" w:after="0" w:afterAutospacing="0"/>
-                    <w:ind w:left="126" w:right="0"/>
+                    <w:ind w:left="0" w:right="0"/>
+                    <w:textAlignment w:val="auto"/>
                     <w:rPr>
                       <w:rFonts w:hint="default" w:cs="微软雅黑"/>
                       <w:color w:val="262626" w:themeColor="text1" w:themeTint="D9"/>
@@ -29121,9 +29153,21 @@
                   <w:pPr>
                     <w:keepNext w:val="0"/>
                     <w:keepLines w:val="0"/>
+                    <w:pageBreakBefore w:val="0"/>
+                    <w:widowControl w:val="0"/>
                     <w:suppressLineNumbers w:val="0"/>
+                    <w:kinsoku/>
+                    <w:wordWrap/>
+                    <w:overflowPunct/>
+                    <w:topLinePunct w:val="0"/>
+                    <w:autoSpaceDE/>
+                    <w:autoSpaceDN/>
+                    <w:bidi w:val="0"/>
+                    <w:adjustRightInd w:val="0"/>
+                    <w:snapToGrid w:val="0"/>
                     <w:spacing w:before="0" w:beforeAutospacing="0" w:after="0" w:afterAutospacing="0"/>
-                    <w:ind w:left="126" w:right="0"/>
+                    <w:ind w:left="0" w:right="0"/>
+                    <w:textAlignment w:val="auto"/>
                     <w:rPr>
                       <w:rFonts w:hint="default" w:cs="微软雅黑"/>
                       <w:color w:val="FF0000"/>
@@ -29220,9 +29264,21 @@
                   <w:pPr>
                     <w:keepNext w:val="0"/>
                     <w:keepLines w:val="0"/>
+                    <w:pageBreakBefore w:val="0"/>
+                    <w:widowControl w:val="0"/>
                     <w:suppressLineNumbers w:val="0"/>
+                    <w:kinsoku/>
+                    <w:wordWrap/>
+                    <w:overflowPunct/>
+                    <w:topLinePunct w:val="0"/>
+                    <w:autoSpaceDE/>
+                    <w:autoSpaceDN/>
+                    <w:bidi w:val="0"/>
+                    <w:adjustRightInd w:val="0"/>
+                    <w:snapToGrid w:val="0"/>
                     <w:spacing w:before="0" w:beforeAutospacing="0" w:after="0" w:afterAutospacing="0"/>
-                    <w:ind w:left="126" w:right="0"/>
+                    <w:ind w:left="0" w:right="0"/>
+                    <w:textAlignment w:val="auto"/>
                     <w:rPr>
                       <w:rFonts w:hint="eastAsia" w:cs="微软雅黑"/>
                       <w:color w:val="262626" w:themeColor="text1" w:themeTint="D9"/>
@@ -29286,9 +29342,21 @@
                   <w:pPr>
                     <w:keepNext w:val="0"/>
                     <w:keepLines w:val="0"/>
+                    <w:pageBreakBefore w:val="0"/>
+                    <w:widowControl w:val="0"/>
                     <w:suppressLineNumbers w:val="0"/>
+                    <w:kinsoku/>
+                    <w:wordWrap/>
+                    <w:overflowPunct/>
+                    <w:topLinePunct w:val="0"/>
+                    <w:autoSpaceDE/>
+                    <w:autoSpaceDN/>
+                    <w:bidi w:val="0"/>
+                    <w:adjustRightInd w:val="0"/>
+                    <w:snapToGrid w:val="0"/>
                     <w:spacing w:before="0" w:beforeAutospacing="0" w:after="0" w:afterAutospacing="0"/>
-                    <w:ind w:left="126" w:right="0"/>
+                    <w:ind w:left="0" w:right="0"/>
+                    <w:textAlignment w:val="auto"/>
                     <w:rPr>
                       <w:rFonts w:hint="default" w:cs="微软雅黑"/>
                       <w:color w:val="262626" w:themeColor="text1" w:themeTint="D9"/>
@@ -29351,9 +29419,21 @@
                   <w:pPr>
                     <w:keepNext w:val="0"/>
                     <w:keepLines w:val="0"/>
+                    <w:pageBreakBefore w:val="0"/>
+                    <w:widowControl w:val="0"/>
                     <w:suppressLineNumbers w:val="0"/>
+                    <w:kinsoku/>
+                    <w:wordWrap/>
+                    <w:overflowPunct/>
+                    <w:topLinePunct w:val="0"/>
+                    <w:autoSpaceDE/>
+                    <w:autoSpaceDN/>
+                    <w:bidi w:val="0"/>
+                    <w:adjustRightInd w:val="0"/>
+                    <w:snapToGrid w:val="0"/>
                     <w:spacing w:before="0" w:beforeAutospacing="0" w:after="0" w:afterAutospacing="0"/>
-                    <w:ind w:left="126" w:right="0"/>
+                    <w:ind w:left="0" w:right="0"/>
+                    <w:textAlignment w:val="auto"/>
                     <w:rPr>
                       <w:rFonts w:hint="default" w:cs="微软雅黑"/>
                       <w:b/>
@@ -29399,9 +29479,21 @@
                   <w:pPr>
                     <w:keepNext w:val="0"/>
                     <w:keepLines w:val="0"/>
+                    <w:pageBreakBefore w:val="0"/>
+                    <w:widowControl w:val="0"/>
                     <w:suppressLineNumbers w:val="0"/>
+                    <w:kinsoku/>
+                    <w:wordWrap/>
+                    <w:overflowPunct/>
+                    <w:topLinePunct w:val="0"/>
+                    <w:autoSpaceDE/>
+                    <w:autoSpaceDN/>
+                    <w:bidi w:val="0"/>
+                    <w:adjustRightInd w:val="0"/>
+                    <w:snapToGrid w:val="0"/>
                     <w:spacing w:before="0" w:beforeAutospacing="0" w:after="0" w:afterAutospacing="0"/>
-                    <w:ind w:left="126" w:right="0"/>
+                    <w:ind w:left="0" w:right="0"/>
+                    <w:textAlignment w:val="auto"/>
                     <w:rPr>
                       <w:rFonts w:hint="eastAsia" w:cs="微软雅黑"/>
                       <w:color w:val="262626" w:themeColor="text1" w:themeTint="D9"/>
@@ -29663,9 +29755,21 @@
                   <w:pPr>
                     <w:keepNext w:val="0"/>
                     <w:keepLines w:val="0"/>
+                    <w:pageBreakBefore w:val="0"/>
+                    <w:widowControl w:val="0"/>
                     <w:suppressLineNumbers w:val="0"/>
+                    <w:kinsoku/>
+                    <w:wordWrap/>
+                    <w:overflowPunct/>
+                    <w:topLinePunct w:val="0"/>
+                    <w:autoSpaceDE/>
+                    <w:autoSpaceDN/>
+                    <w:bidi w:val="0"/>
+                    <w:adjustRightInd w:val="0"/>
+                    <w:snapToGrid w:val="0"/>
                     <w:spacing w:before="0" w:beforeAutospacing="0" w:after="0" w:afterAutospacing="0"/>
-                    <w:ind w:left="126" w:right="0"/>
+                    <w:ind w:left="0" w:right="0"/>
+                    <w:textAlignment w:val="auto"/>
                     <w:rPr>
                       <w:rFonts w:hint="eastAsia" w:cs="微软雅黑"/>
                       <w:color w:val="262626" w:themeColor="text1" w:themeTint="D9"/>
@@ -29989,9 +30093,21 @@
                   <w:pPr>
                     <w:keepNext w:val="0"/>
                     <w:keepLines w:val="0"/>
+                    <w:pageBreakBefore w:val="0"/>
+                    <w:widowControl w:val="0"/>
                     <w:suppressLineNumbers w:val="0"/>
+                    <w:kinsoku/>
+                    <w:wordWrap/>
+                    <w:overflowPunct/>
+                    <w:topLinePunct w:val="0"/>
+                    <w:autoSpaceDE/>
+                    <w:autoSpaceDN/>
+                    <w:bidi w:val="0"/>
+                    <w:adjustRightInd w:val="0"/>
+                    <w:snapToGrid w:val="0"/>
                     <w:spacing w:before="0" w:beforeAutospacing="0" w:after="0" w:afterAutospacing="0"/>
-                    <w:ind w:left="126" w:right="0"/>
+                    <w:ind w:left="0" w:right="0"/>
+                    <w:textAlignment w:val="auto"/>
                     <w:rPr>
                       <w:rFonts w:hint="eastAsia" w:cs="微软雅黑"/>
                       <w:color w:val="262626" w:themeColor="text1" w:themeTint="D9"/>
@@ -30299,9 +30415,21 @@
                   <w:pPr>
                     <w:keepNext w:val="0"/>
                     <w:keepLines w:val="0"/>
+                    <w:pageBreakBefore w:val="0"/>
+                    <w:widowControl w:val="0"/>
                     <w:suppressLineNumbers w:val="0"/>
+                    <w:kinsoku/>
+                    <w:wordWrap/>
+                    <w:overflowPunct/>
+                    <w:topLinePunct w:val="0"/>
+                    <w:autoSpaceDE/>
+                    <w:autoSpaceDN/>
+                    <w:bidi w:val="0"/>
+                    <w:adjustRightInd w:val="0"/>
+                    <w:snapToGrid w:val="0"/>
                     <w:spacing w:before="0" w:beforeAutospacing="0" w:after="0" w:afterAutospacing="0"/>
-                    <w:ind w:left="126" w:right="0"/>
+                    <w:ind w:left="0" w:right="0"/>
+                    <w:textAlignment w:val="auto"/>
                     <w:rPr>
                       <w:rFonts w:hint="default" w:cs="微软雅黑"/>
                       <w:color w:val="262626" w:themeColor="text1" w:themeTint="D9"/>
@@ -30546,9 +30674,21 @@
                   <w:pPr>
                     <w:keepNext w:val="0"/>
                     <w:keepLines w:val="0"/>
+                    <w:pageBreakBefore w:val="0"/>
+                    <w:widowControl w:val="0"/>
                     <w:suppressLineNumbers w:val="0"/>
+                    <w:kinsoku/>
+                    <w:wordWrap/>
+                    <w:overflowPunct/>
+                    <w:topLinePunct w:val="0"/>
+                    <w:autoSpaceDE/>
+                    <w:autoSpaceDN/>
+                    <w:bidi w:val="0"/>
+                    <w:adjustRightInd w:val="0"/>
+                    <w:snapToGrid w:val="0"/>
                     <w:spacing w:before="0" w:beforeAutospacing="0" w:after="0" w:afterAutospacing="0"/>
-                    <w:ind w:left="126" w:right="0"/>
+                    <w:ind w:left="0" w:right="0"/>
+                    <w:textAlignment w:val="auto"/>
                     <w:rPr>
                       <w:rFonts w:hint="eastAsia" w:cs="微软雅黑"/>
                       <w:b/>
@@ -30594,9 +30734,21 @@
                   <w:pPr>
                     <w:keepNext w:val="0"/>
                     <w:keepLines w:val="0"/>
+                    <w:pageBreakBefore w:val="0"/>
+                    <w:widowControl w:val="0"/>
                     <w:suppressLineNumbers w:val="0"/>
+                    <w:kinsoku/>
+                    <w:wordWrap/>
+                    <w:overflowPunct/>
+                    <w:topLinePunct w:val="0"/>
+                    <w:autoSpaceDE/>
+                    <w:autoSpaceDN/>
+                    <w:bidi w:val="0"/>
+                    <w:adjustRightInd w:val="0"/>
+                    <w:snapToGrid w:val="0"/>
                     <w:spacing w:before="0" w:beforeAutospacing="0" w:after="0" w:afterAutospacing="0"/>
-                    <w:ind w:left="126" w:right="0"/>
+                    <w:ind w:left="0" w:right="0"/>
+                    <w:textAlignment w:val="auto"/>
                     <w:rPr>
                       <w:rFonts w:hint="eastAsia" w:cs="微软雅黑"/>
                       <w:color w:val="262626" w:themeColor="text1" w:themeTint="D9"/>
@@ -30640,9 +30792,21 @@
                   <w:pPr>
                     <w:keepNext w:val="0"/>
                     <w:keepLines w:val="0"/>
+                    <w:pageBreakBefore w:val="0"/>
+                    <w:widowControl w:val="0"/>
                     <w:suppressLineNumbers w:val="0"/>
+                    <w:kinsoku/>
+                    <w:wordWrap/>
+                    <w:overflowPunct/>
+                    <w:topLinePunct w:val="0"/>
+                    <w:autoSpaceDE/>
+                    <w:autoSpaceDN/>
+                    <w:bidi w:val="0"/>
+                    <w:adjustRightInd w:val="0"/>
+                    <w:snapToGrid w:val="0"/>
                     <w:spacing w:before="0" w:beforeAutospacing="0" w:after="0" w:afterAutospacing="0"/>
-                    <w:ind w:left="116" w:right="0"/>
+                    <w:ind w:left="0" w:right="0"/>
+                    <w:textAlignment w:val="auto"/>
                     <w:rPr>
                       <w:rFonts w:hint="default" w:cs="微软雅黑"/>
                       <w:color w:val="262626" w:themeColor="text1" w:themeTint="D9"/>
@@ -30684,9 +30848,21 @@
                   <w:pPr>
                     <w:keepNext w:val="0"/>
                     <w:keepLines w:val="0"/>
+                    <w:pageBreakBefore w:val="0"/>
+                    <w:widowControl w:val="0"/>
                     <w:suppressLineNumbers w:val="0"/>
+                    <w:kinsoku/>
+                    <w:wordWrap/>
+                    <w:overflowPunct/>
+                    <w:topLinePunct w:val="0"/>
+                    <w:autoSpaceDE/>
+                    <w:autoSpaceDN/>
+                    <w:bidi w:val="0"/>
+                    <w:adjustRightInd w:val="0"/>
+                    <w:snapToGrid w:val="0"/>
                     <w:spacing w:before="0" w:beforeAutospacing="0" w:after="0" w:afterAutospacing="0"/>
-                    <w:ind w:left="126" w:right="0"/>
+                    <w:ind w:left="0" w:right="0"/>
+                    <w:textAlignment w:val="auto"/>
                     <w:rPr>
                       <w:rFonts w:hint="eastAsia" w:cs="微软雅黑"/>
                       <w:color w:val="262626" w:themeColor="text1" w:themeTint="D9"/>
@@ -30730,9 +30906,21 @@
                   <w:pPr>
                     <w:keepNext w:val="0"/>
                     <w:keepLines w:val="0"/>
+                    <w:pageBreakBefore w:val="0"/>
+                    <w:widowControl w:val="0"/>
                     <w:suppressLineNumbers w:val="0"/>
+                    <w:kinsoku/>
+                    <w:wordWrap/>
+                    <w:overflowPunct/>
+                    <w:topLinePunct w:val="0"/>
+                    <w:autoSpaceDE/>
+                    <w:autoSpaceDN/>
+                    <w:bidi w:val="0"/>
+                    <w:adjustRightInd w:val="0"/>
+                    <w:snapToGrid w:val="0"/>
                     <w:spacing w:before="0" w:beforeAutospacing="0" w:after="0" w:afterAutospacing="0"/>
-                    <w:ind w:left="126" w:right="0"/>
+                    <w:ind w:left="0" w:right="0"/>
+                    <w:textAlignment w:val="auto"/>
                     <w:rPr>
                       <w:rFonts w:hint="eastAsia" w:cs="微软雅黑"/>
                       <w:b/>
@@ -30778,9 +30966,21 @@
                   <w:pPr>
                     <w:keepNext w:val="0"/>
                     <w:keepLines w:val="0"/>
+                    <w:pageBreakBefore w:val="0"/>
+                    <w:widowControl w:val="0"/>
                     <w:suppressLineNumbers w:val="0"/>
+                    <w:kinsoku/>
+                    <w:wordWrap/>
+                    <w:overflowPunct/>
+                    <w:topLinePunct w:val="0"/>
+                    <w:autoSpaceDE/>
+                    <w:autoSpaceDN/>
+                    <w:bidi w:val="0"/>
+                    <w:adjustRightInd w:val="0"/>
+                    <w:snapToGrid w:val="0"/>
                     <w:spacing w:before="0" w:beforeAutospacing="0" w:after="0" w:afterAutospacing="0"/>
-                    <w:ind w:left="126" w:right="0"/>
+                    <w:ind w:left="0" w:right="0"/>
+                    <w:textAlignment w:val="auto"/>
                     <w:rPr>
                       <w:rFonts w:hint="eastAsia" w:cs="微软雅黑"/>
                       <w:color w:val="262626" w:themeColor="text1" w:themeTint="D9"/>
@@ -30861,9 +31061,21 @@
                   <w:pPr>
                     <w:keepNext w:val="0"/>
                     <w:keepLines w:val="0"/>
+                    <w:pageBreakBefore w:val="0"/>
+                    <w:widowControl w:val="0"/>
                     <w:suppressLineNumbers w:val="0"/>
+                    <w:kinsoku/>
+                    <w:wordWrap/>
+                    <w:overflowPunct/>
+                    <w:topLinePunct w:val="0"/>
+                    <w:autoSpaceDE/>
+                    <w:autoSpaceDN/>
+                    <w:bidi w:val="0"/>
+                    <w:adjustRightInd w:val="0"/>
+                    <w:snapToGrid w:val="0"/>
                     <w:spacing w:before="0" w:beforeAutospacing="0" w:after="0" w:afterAutospacing="0"/>
-                    <w:ind w:left="126" w:right="0"/>
+                    <w:ind w:left="0" w:right="0"/>
+                    <w:textAlignment w:val="auto"/>
                     <w:rPr>
                       <w:rFonts w:hint="default" w:cs="微软雅黑"/>
                       <w:b/>
@@ -30965,7 +31177,7 @@
               </w:trPr>
               <w:tc>
                 <w:tcPr>
-                  <w:tcW w:w="10074" w:type="dxa"/>
+                  <w:tcW w:w="9741" w:type="dxa"/>
                   <w:tcBorders>
                     <w:tl2br w:val="nil"/>
                     <w:tr2bl w:val="nil"/>
@@ -30976,10 +31188,22 @@
                   <w:pPr>
                     <w:keepNext w:val="0"/>
                     <w:keepLines w:val="0"/>
+                    <w:pageBreakBefore w:val="0"/>
+                    <w:widowControl w:val="0"/>
                     <w:suppressLineNumbers w:val="0"/>
+                    <w:kinsoku/>
+                    <w:wordWrap/>
+                    <w:overflowPunct/>
+                    <w:topLinePunct w:val="0"/>
+                    <w:autoSpaceDE/>
+                    <w:autoSpaceDN/>
+                    <w:bidi w:val="0"/>
+                    <w:adjustRightInd w:val="0"/>
+                    <w:snapToGrid w:val="0"/>
                     <w:spacing w:before="0" w:beforeAutospacing="0" w:after="0" w:afterAutospacing="0" w:line="240" w:lineRule="auto"/>
-                    <w:ind w:left="126" w:right="0"/>
+                    <w:ind w:left="0" w:right="0"/>
                     <w:jc w:val="center"/>
+                    <w:textAlignment w:val="auto"/>
                     <w:rPr>
                       <w:rFonts w:hint="eastAsia" w:cs="微软雅黑"/>
                       <w:b/>
@@ -31003,10 +31227,22 @@
                   <w:pPr>
                     <w:keepNext w:val="0"/>
                     <w:keepLines w:val="0"/>
+                    <w:pageBreakBefore w:val="0"/>
+                    <w:widowControl w:val="0"/>
                     <w:suppressLineNumbers w:val="0"/>
+                    <w:kinsoku/>
+                    <w:wordWrap/>
+                    <w:overflowPunct/>
+                    <w:topLinePunct w:val="0"/>
+                    <w:autoSpaceDE/>
+                    <w:autoSpaceDN/>
+                    <w:bidi w:val="0"/>
+                    <w:adjustRightInd w:val="0"/>
+                    <w:snapToGrid w:val="0"/>
                     <w:spacing w:before="0" w:beforeAutospacing="0" w:after="0" w:afterAutospacing="0" w:line="240" w:lineRule="auto"/>
-                    <w:ind w:left="126" w:right="0"/>
+                    <w:ind w:left="0" w:right="0"/>
                     <w:jc w:val="center"/>
+                    <w:textAlignment w:val="auto"/>
                     <w:rPr>
                       <w:rFonts w:hint="eastAsia" w:cs="微软雅黑"/>
                       <w:color w:val="262626" w:themeColor="text1" w:themeTint="D9"/>
@@ -31107,7 +31343,7 @@
               </w:tblPrEx>
               <w:tc>
                 <w:tcPr>
-                  <w:tcW w:w="10074" w:type="dxa"/>
+                  <w:tcW w:w="9741" w:type="dxa"/>
                   <w:tcBorders>
                     <w:tl2br w:val="nil"/>
                     <w:tr2bl w:val="nil"/>
@@ -31118,9 +31354,21 @@
                   <w:pPr>
                     <w:keepNext w:val="0"/>
                     <w:keepLines w:val="0"/>
+                    <w:pageBreakBefore w:val="0"/>
+                    <w:widowControl w:val="0"/>
                     <w:suppressLineNumbers w:val="0"/>
+                    <w:kinsoku/>
+                    <w:wordWrap/>
+                    <w:overflowPunct/>
+                    <w:topLinePunct w:val="0"/>
+                    <w:autoSpaceDE/>
+                    <w:autoSpaceDN/>
+                    <w:bidi w:val="0"/>
+                    <w:adjustRightInd w:val="0"/>
+                    <w:snapToGrid w:val="0"/>
                     <w:spacing w:before="0" w:beforeAutospacing="0" w:after="0" w:afterAutospacing="0"/>
-                    <w:ind w:left="126" w:right="0"/>
+                    <w:ind w:left="0" w:right="0"/>
+                    <w:textAlignment w:val="auto"/>
                     <w:rPr>
                       <w:rFonts w:hint="default" w:cs="微软雅黑"/>
                       <w:b/>
@@ -31521,9 +31769,21 @@
                   <w:pPr>
                     <w:keepNext w:val="0"/>
                     <w:keepLines w:val="0"/>
+                    <w:pageBreakBefore w:val="0"/>
+                    <w:widowControl w:val="0"/>
                     <w:suppressLineNumbers w:val="0"/>
+                    <w:kinsoku/>
+                    <w:wordWrap/>
+                    <w:overflowPunct/>
+                    <w:topLinePunct w:val="0"/>
+                    <w:autoSpaceDE/>
+                    <w:autoSpaceDN/>
+                    <w:bidi w:val="0"/>
+                    <w:adjustRightInd w:val="0"/>
+                    <w:snapToGrid w:val="0"/>
                     <w:spacing w:before="0" w:beforeAutospacing="0" w:after="0" w:afterAutospacing="0"/>
-                    <w:ind w:left="126" w:right="0"/>
+                    <w:ind w:left="0" w:right="0"/>
+                    <w:textAlignment w:val="auto"/>
                     <w:rPr>
                       <w:rFonts w:hint="default" w:cs="微软雅黑"/>
                       <w:b/>
@@ -31589,9 +31849,21 @@
                   <w:pPr>
                     <w:keepNext w:val="0"/>
                     <w:keepLines w:val="0"/>
+                    <w:pageBreakBefore w:val="0"/>
+                    <w:widowControl w:val="0"/>
                     <w:suppressLineNumbers w:val="0"/>
+                    <w:kinsoku/>
+                    <w:wordWrap/>
+                    <w:overflowPunct/>
+                    <w:topLinePunct w:val="0"/>
+                    <w:autoSpaceDE/>
+                    <w:autoSpaceDN/>
+                    <w:bidi w:val="0"/>
+                    <w:adjustRightInd w:val="0"/>
+                    <w:snapToGrid w:val="0"/>
                     <w:spacing w:before="0" w:beforeAutospacing="0" w:after="0" w:afterAutospacing="0"/>
-                    <w:ind w:left="126" w:right="0"/>
+                    <w:ind w:left="0" w:right="0"/>
+                    <w:textAlignment w:val="auto"/>
                     <w:rPr>
                       <w:rFonts w:hint="eastAsia" w:cs="微软雅黑"/>
                       <w:color w:val="262626" w:themeColor="text1" w:themeTint="D9"/>
@@ -31635,9 +31907,21 @@
                   <w:pPr>
                     <w:keepNext w:val="0"/>
                     <w:keepLines w:val="0"/>
+                    <w:pageBreakBefore w:val="0"/>
+                    <w:widowControl w:val="0"/>
                     <w:suppressLineNumbers w:val="0"/>
+                    <w:kinsoku/>
+                    <w:wordWrap/>
+                    <w:overflowPunct/>
+                    <w:topLinePunct w:val="0"/>
+                    <w:autoSpaceDE/>
+                    <w:autoSpaceDN/>
+                    <w:bidi w:val="0"/>
+                    <w:adjustRightInd w:val="0"/>
+                    <w:snapToGrid w:val="0"/>
                     <w:spacing w:before="0" w:beforeAutospacing="0" w:after="0" w:afterAutospacing="0"/>
-                    <w:ind w:left="126" w:right="0"/>
+                    <w:ind w:left="0" w:right="0"/>
+                    <w:textAlignment w:val="auto"/>
                     <w:rPr>
                       <w:rFonts w:hint="default" w:cs="微软雅黑"/>
                       <w:color w:val="262626" w:themeColor="text1" w:themeTint="D9"/>
@@ -31701,9 +31985,21 @@
                   <w:pPr>
                     <w:keepNext w:val="0"/>
                     <w:keepLines w:val="0"/>
+                    <w:pageBreakBefore w:val="0"/>
+                    <w:widowControl w:val="0"/>
                     <w:suppressLineNumbers w:val="0"/>
+                    <w:kinsoku/>
+                    <w:wordWrap/>
+                    <w:overflowPunct/>
+                    <w:topLinePunct w:val="0"/>
+                    <w:autoSpaceDE/>
+                    <w:autoSpaceDN/>
+                    <w:bidi w:val="0"/>
+                    <w:adjustRightInd w:val="0"/>
+                    <w:snapToGrid w:val="0"/>
                     <w:spacing w:before="0" w:beforeAutospacing="0" w:after="0" w:afterAutospacing="0"/>
-                    <w:ind w:left="126" w:right="0"/>
+                    <w:ind w:left="0" w:right="0"/>
+                    <w:textAlignment w:val="auto"/>
                     <w:rPr>
                       <w:rFonts w:hint="default" w:cs="微软雅黑"/>
                       <w:color w:val="262626" w:themeColor="text1" w:themeTint="D9"/>
@@ -31746,9 +32042,21 @@
                   <w:pPr>
                     <w:keepNext w:val="0"/>
                     <w:keepLines w:val="0"/>
+                    <w:pageBreakBefore w:val="0"/>
+                    <w:widowControl w:val="0"/>
                     <w:suppressLineNumbers w:val="0"/>
+                    <w:kinsoku/>
+                    <w:wordWrap/>
+                    <w:overflowPunct/>
+                    <w:topLinePunct w:val="0"/>
+                    <w:autoSpaceDE/>
+                    <w:autoSpaceDN/>
+                    <w:bidi w:val="0"/>
+                    <w:adjustRightInd w:val="0"/>
+                    <w:snapToGrid w:val="0"/>
                     <w:spacing w:before="0" w:beforeAutospacing="0" w:after="0" w:afterAutospacing="0"/>
-                    <w:ind w:left="126" w:right="0"/>
+                    <w:ind w:left="0" w:right="0"/>
+                    <w:textAlignment w:val="auto"/>
                     <w:rPr>
                       <w:rFonts w:hint="default" w:cs="微软雅黑"/>
                       <w:b/>
@@ -31794,9 +32102,21 @@
                   <w:pPr>
                     <w:keepNext w:val="0"/>
                     <w:keepLines w:val="0"/>
+                    <w:pageBreakBefore w:val="0"/>
+                    <w:widowControl w:val="0"/>
                     <w:suppressLineNumbers w:val="0"/>
+                    <w:kinsoku/>
+                    <w:wordWrap/>
+                    <w:overflowPunct/>
+                    <w:topLinePunct w:val="0"/>
+                    <w:autoSpaceDE/>
+                    <w:autoSpaceDN/>
+                    <w:bidi w:val="0"/>
+                    <w:adjustRightInd w:val="0"/>
+                    <w:snapToGrid w:val="0"/>
                     <w:spacing w:before="0" w:beforeAutospacing="0" w:after="0" w:afterAutospacing="0"/>
-                    <w:ind w:left="126" w:right="0"/>
+                    <w:ind w:left="0" w:right="0"/>
+                    <w:textAlignment w:val="auto"/>
                     <w:rPr>
                       <w:rFonts w:hint="eastAsia" w:cs="微软雅黑"/>
                       <w:color w:val="262626" w:themeColor="text1" w:themeTint="D9"/>
@@ -32058,9 +32378,21 @@
                   <w:pPr>
                     <w:keepNext w:val="0"/>
                     <w:keepLines w:val="0"/>
+                    <w:pageBreakBefore w:val="0"/>
+                    <w:widowControl w:val="0"/>
                     <w:suppressLineNumbers w:val="0"/>
+                    <w:kinsoku/>
+                    <w:wordWrap/>
+                    <w:overflowPunct/>
+                    <w:topLinePunct w:val="0"/>
+                    <w:autoSpaceDE/>
+                    <w:autoSpaceDN/>
+                    <w:bidi w:val="0"/>
+                    <w:adjustRightInd w:val="0"/>
+                    <w:snapToGrid w:val="0"/>
                     <w:spacing w:before="0" w:beforeAutospacing="0" w:after="0" w:afterAutospacing="0"/>
-                    <w:ind w:left="126" w:right="0"/>
+                    <w:ind w:left="0" w:right="0"/>
+                    <w:textAlignment w:val="auto"/>
                     <w:rPr>
                       <w:rFonts w:hint="eastAsia" w:cs="微软雅黑"/>
                       <w:color w:val="262626" w:themeColor="text1" w:themeTint="D9"/>
@@ -32384,9 +32716,21 @@
                   <w:pPr>
                     <w:keepNext w:val="0"/>
                     <w:keepLines w:val="0"/>
+                    <w:pageBreakBefore w:val="0"/>
+                    <w:widowControl w:val="0"/>
                     <w:suppressLineNumbers w:val="0"/>
+                    <w:kinsoku/>
+                    <w:wordWrap/>
+                    <w:overflowPunct/>
+                    <w:topLinePunct w:val="0"/>
+                    <w:autoSpaceDE/>
+                    <w:autoSpaceDN/>
+                    <w:bidi w:val="0"/>
+                    <w:adjustRightInd w:val="0"/>
+                    <w:snapToGrid w:val="0"/>
                     <w:spacing w:before="0" w:beforeAutospacing="0" w:after="0" w:afterAutospacing="0"/>
-                    <w:ind w:left="126" w:right="0"/>
+                    <w:ind w:left="0" w:right="0"/>
+                    <w:textAlignment w:val="auto"/>
                     <w:rPr>
                       <w:rFonts w:hint="eastAsia" w:cs="微软雅黑"/>
                       <w:color w:val="262626" w:themeColor="text1" w:themeTint="D9"/>
@@ -32694,9 +33038,21 @@
                   <w:pPr>
                     <w:keepNext w:val="0"/>
                     <w:keepLines w:val="0"/>
+                    <w:pageBreakBefore w:val="0"/>
+                    <w:widowControl w:val="0"/>
                     <w:suppressLineNumbers w:val="0"/>
+                    <w:kinsoku/>
+                    <w:wordWrap/>
+                    <w:overflowPunct/>
+                    <w:topLinePunct w:val="0"/>
+                    <w:autoSpaceDE/>
+                    <w:autoSpaceDN/>
+                    <w:bidi w:val="0"/>
+                    <w:adjustRightInd w:val="0"/>
+                    <w:snapToGrid w:val="0"/>
                     <w:spacing w:before="0" w:beforeAutospacing="0" w:after="0" w:afterAutospacing="0"/>
-                    <w:ind w:left="126" w:right="0"/>
+                    <w:ind w:left="0" w:right="0"/>
+                    <w:textAlignment w:val="auto"/>
                     <w:rPr>
                       <w:rFonts w:hint="default" w:cs="微软雅黑"/>
                       <w:color w:val="262626" w:themeColor="text1" w:themeTint="D9"/>
@@ -32941,9 +33297,21 @@
                   <w:pPr>
                     <w:keepNext w:val="0"/>
                     <w:keepLines w:val="0"/>
+                    <w:pageBreakBefore w:val="0"/>
+                    <w:widowControl w:val="0"/>
                     <w:suppressLineNumbers w:val="0"/>
+                    <w:kinsoku/>
+                    <w:wordWrap/>
+                    <w:overflowPunct/>
+                    <w:topLinePunct w:val="0"/>
+                    <w:autoSpaceDE/>
+                    <w:autoSpaceDN/>
+                    <w:bidi w:val="0"/>
+                    <w:adjustRightInd w:val="0"/>
+                    <w:snapToGrid w:val="0"/>
                     <w:spacing w:before="0" w:beforeAutospacing="0" w:after="0" w:afterAutospacing="0"/>
-                    <w:ind w:left="126" w:right="0"/>
+                    <w:ind w:left="0" w:right="0"/>
+                    <w:textAlignment w:val="auto"/>
                     <w:rPr>
                       <w:rFonts w:hint="eastAsia" w:cs="微软雅黑"/>
                       <w:b/>
@@ -32989,9 +33357,21 @@
                   <w:pPr>
                     <w:keepNext w:val="0"/>
                     <w:keepLines w:val="0"/>
+                    <w:pageBreakBefore w:val="0"/>
+                    <w:widowControl w:val="0"/>
                     <w:suppressLineNumbers w:val="0"/>
+                    <w:kinsoku/>
+                    <w:wordWrap/>
+                    <w:overflowPunct/>
+                    <w:topLinePunct w:val="0"/>
+                    <w:autoSpaceDE/>
+                    <w:autoSpaceDN/>
+                    <w:bidi w:val="0"/>
+                    <w:adjustRightInd w:val="0"/>
+                    <w:snapToGrid w:val="0"/>
                     <w:spacing w:before="0" w:beforeAutospacing="0" w:after="0" w:afterAutospacing="0"/>
-                    <w:ind w:left="126" w:right="0"/>
+                    <w:ind w:left="0" w:right="0"/>
+                    <w:textAlignment w:val="auto"/>
                     <w:rPr>
                       <w:rFonts w:hint="eastAsia" w:cs="微软雅黑"/>
                       <w:color w:val="262626" w:themeColor="text1" w:themeTint="D9"/>
@@ -33035,9 +33415,21 @@
                   <w:pPr>
                     <w:keepNext w:val="0"/>
                     <w:keepLines w:val="0"/>
+                    <w:pageBreakBefore w:val="0"/>
+                    <w:widowControl w:val="0"/>
                     <w:suppressLineNumbers w:val="0"/>
+                    <w:kinsoku/>
+                    <w:wordWrap/>
+                    <w:overflowPunct/>
+                    <w:topLinePunct w:val="0"/>
+                    <w:autoSpaceDE/>
+                    <w:autoSpaceDN/>
+                    <w:bidi w:val="0"/>
+                    <w:adjustRightInd w:val="0"/>
+                    <w:snapToGrid w:val="0"/>
                     <w:spacing w:before="0" w:beforeAutospacing="0" w:after="0" w:afterAutospacing="0"/>
-                    <w:ind w:left="116" w:right="0"/>
+                    <w:ind w:left="0" w:right="0"/>
+                    <w:textAlignment w:val="auto"/>
                     <w:rPr>
                       <w:rFonts w:hint="default" w:cs="微软雅黑"/>
                       <w:color w:val="262626" w:themeColor="text1" w:themeTint="D9"/>
@@ -33079,9 +33471,21 @@
                   <w:pPr>
                     <w:keepNext w:val="0"/>
                     <w:keepLines w:val="0"/>
+                    <w:pageBreakBefore w:val="0"/>
+                    <w:widowControl w:val="0"/>
                     <w:suppressLineNumbers w:val="0"/>
+                    <w:kinsoku/>
+                    <w:wordWrap/>
+                    <w:overflowPunct/>
+                    <w:topLinePunct w:val="0"/>
+                    <w:autoSpaceDE/>
+                    <w:autoSpaceDN/>
+                    <w:bidi w:val="0"/>
+                    <w:adjustRightInd w:val="0"/>
+                    <w:snapToGrid w:val="0"/>
                     <w:spacing w:before="0" w:beforeAutospacing="0" w:after="0" w:afterAutospacing="0"/>
-                    <w:ind w:left="126" w:right="0"/>
+                    <w:ind w:left="0" w:right="0"/>
+                    <w:textAlignment w:val="auto"/>
                     <w:rPr>
                       <w:rFonts w:hint="eastAsia" w:cs="微软雅黑"/>
                       <w:color w:val="262626" w:themeColor="text1" w:themeTint="D9"/>
@@ -33125,9 +33529,21 @@
                   <w:pPr>
                     <w:keepNext w:val="0"/>
                     <w:keepLines w:val="0"/>
+                    <w:pageBreakBefore w:val="0"/>
+                    <w:widowControl w:val="0"/>
                     <w:suppressLineNumbers w:val="0"/>
+                    <w:kinsoku/>
+                    <w:wordWrap/>
+                    <w:overflowPunct/>
+                    <w:topLinePunct w:val="0"/>
+                    <w:autoSpaceDE/>
+                    <w:autoSpaceDN/>
+                    <w:bidi w:val="0"/>
+                    <w:adjustRightInd w:val="0"/>
+                    <w:snapToGrid w:val="0"/>
                     <w:spacing w:before="0" w:beforeAutospacing="0" w:after="0" w:afterAutospacing="0"/>
-                    <w:ind w:left="126" w:right="0"/>
+                    <w:ind w:left="0" w:right="0"/>
+                    <w:textAlignment w:val="auto"/>
                     <w:rPr>
                       <w:rFonts w:hint="eastAsia" w:cs="微软雅黑"/>
                       <w:b/>
@@ -33173,9 +33589,21 @@
                   <w:pPr>
                     <w:keepNext w:val="0"/>
                     <w:keepLines w:val="0"/>
+                    <w:pageBreakBefore w:val="0"/>
+                    <w:widowControl w:val="0"/>
                     <w:suppressLineNumbers w:val="0"/>
+                    <w:kinsoku/>
+                    <w:wordWrap/>
+                    <w:overflowPunct/>
+                    <w:topLinePunct w:val="0"/>
+                    <w:autoSpaceDE/>
+                    <w:autoSpaceDN/>
+                    <w:bidi w:val="0"/>
+                    <w:adjustRightInd w:val="0"/>
+                    <w:snapToGrid w:val="0"/>
                     <w:spacing w:before="0" w:beforeAutospacing="0" w:after="0" w:afterAutospacing="0"/>
-                    <w:ind w:left="126" w:right="0"/>
+                    <w:ind w:left="0" w:right="0"/>
+                    <w:textAlignment w:val="auto"/>
                     <w:rPr>
                       <w:rFonts w:hint="eastAsia" w:cs="微软雅黑"/>
                       <w:color w:val="262626" w:themeColor="text1" w:themeTint="D9"/>
@@ -33256,9 +33684,21 @@
                   <w:pPr>
                     <w:keepNext w:val="0"/>
                     <w:keepLines w:val="0"/>
+                    <w:pageBreakBefore w:val="0"/>
+                    <w:widowControl w:val="0"/>
                     <w:suppressLineNumbers w:val="0"/>
+                    <w:kinsoku/>
+                    <w:wordWrap/>
+                    <w:overflowPunct/>
+                    <w:topLinePunct w:val="0"/>
+                    <w:autoSpaceDE/>
+                    <w:autoSpaceDN/>
+                    <w:bidi w:val="0"/>
+                    <w:adjustRightInd w:val="0"/>
+                    <w:snapToGrid w:val="0"/>
                     <w:spacing w:before="0" w:beforeAutospacing="0" w:after="0" w:afterAutospacing="0"/>
-                    <w:ind w:left="126" w:right="0"/>
+                    <w:ind w:left="0" w:right="0"/>
+                    <w:textAlignment w:val="auto"/>
                     <w:rPr>
                       <w:rFonts w:hint="eastAsia" w:cs="微软雅黑"/>
                       <w:color w:val="262626" w:themeColor="text1" w:themeTint="D9"/>
@@ -33339,6 +33779,7 @@
                 </w:p>
               </w:tc>
             </w:tr>
+            <w:bookmarkEnd w:id="0"/>
           </w:tbl>
           <w:p>
             <w:pPr>
@@ -33384,13 +33825,13 @@
         </w:tblPrEx>
         <w:trPr>
           <w:gridBefore w:val="1"/>
-          <w:wBefore w:w="21" w:type="pct"/>
+          <w:wBefore w:w="22" w:type="pct"/>
           <w:trHeight w:val="369" w:hRule="atLeast"/>
         </w:trPr>
         <w:tc>
           <w:tcPr>
-            <w:tcW w:w="4978" w:type="pct"/>
-            <w:gridSpan w:val="9"/>
+            <w:tcW w:w="4977" w:type="pct"/>
+            <w:gridSpan w:val="8"/>
             <w:tcBorders>
               <w:left w:val="nil"/>
               <w:bottom w:val="dashSmallGap" w:color="FFFFFF" w:sz="4" w:space="0"/>
@@ -33487,13 +33928,13 @@
         </w:tblPrEx>
         <w:trPr>
           <w:gridBefore w:val="1"/>
-          <w:wBefore w:w="21" w:type="pct"/>
+          <w:wBefore w:w="22" w:type="pct"/>
           <w:trHeight w:val="319" w:hRule="atLeast"/>
         </w:trPr>
         <w:tc>
           <w:tcPr>
-            <w:tcW w:w="4978" w:type="pct"/>
-            <w:gridSpan w:val="9"/>
+            <w:tcW w:w="4977" w:type="pct"/>
+            <w:gridSpan w:val="8"/>
             <w:tcBorders>
               <w:top w:val="dashSmallGap" w:color="FFFFFF" w:sz="4" w:space="0"/>
               <w:left w:val="nil"/>
@@ -34281,12 +34722,12 @@
         </w:tblPrEx>
         <w:trPr>
           <w:gridBefore w:val="1"/>
-          <w:wBefore w:w="21" w:type="pct"/>
+          <w:wBefore w:w="22" w:type="pct"/>
           <w:trHeight w:val="369" w:hRule="atLeast"/>
         </w:trPr>
         <w:tc>
           <w:tcPr>
-            <w:tcW w:w="1799" w:type="pct"/>
+            <w:tcW w:w="1820" w:type="pct"/>
             <w:gridSpan w:val="3"/>
             <w:tcBorders>
               <w:top w:val="single" w:color="6CA7C4" w:sz="4" w:space="0"/>
@@ -34340,7 +34781,7 @@
         </w:tc>
         <w:tc>
           <w:tcPr>
-            <w:tcW w:w="1915" w:type="pct"/>
+            <w:tcW w:w="1938" w:type="pct"/>
             <w:gridSpan w:val="3"/>
             <w:tcBorders>
               <w:top w:val="single" w:color="6CA7C4" w:sz="4" w:space="0"/>
@@ -34394,8 +34835,8 @@
         </w:tc>
         <w:tc>
           <w:tcPr>
-            <w:tcW w:w="1263" w:type="pct"/>
-            <w:gridSpan w:val="3"/>
+            <w:tcW w:w="1218" w:type="pct"/>
+            <w:gridSpan w:val="2"/>
             <w:tcBorders>
               <w:top w:val="single" w:color="6CA7C4" w:sz="4" w:space="0"/>
               <w:left w:val="nil"/>
@@ -42685,6 +43126,12 @@
             <w:insideH w:val="single" w:color="auto" w:sz="4" w:space="0"/>
             <w:insideV w:val="none" w:color="auto" w:sz="0" w:space="0"/>
           </w:tblBorders>
+          <w:tblCellMar>
+            <w:top w:w="0" w:type="dxa"/>
+            <w:left w:w="108" w:type="dxa"/>
+            <w:bottom w:w="0" w:type="dxa"/>
+            <w:right w:w="108" w:type="dxa"/>
+          </w:tblCellMar>
         </w:tblPrEx>
         <w:trPr>
           <w:trHeight w:val="431" w:hRule="atLeast"/>
